--- a/downloads/teacher/ai-4-week-04.docx
+++ b/downloads/teacher/ai-4-week-04.docx
@@ -3717,6 +3717,396 @@
     <w:p>
       <w:r>
         <w:t>For your Responsible Plant Classifier, save the input, procedure, observed result and limitation of this check. Label this worked example as practice; use a different, previously unreviewed case when checking independent understanding.</w:t>
+      </w:r>
+    </w:p>
+    <w:p>
+      <w:pPr>
+        <w:pStyle w:val="Heading1"/>
+      </w:pPr>
+      <w:r>
+        <w:t>07. Prepare, teach and assess</w:t>
+      </w:r>
+    </w:p>
+    <w:p>
+      <w:r>
+        <w:t>Teaching target: Specify a table schema</w:t>
+      </w:r>
+    </w:p>
+    <w:p>
+      <w:r>
+        <w:t>Prepare the labelled worked-case picture, the matching workbook, fictional input cards and a place for individual responses. Check a local Python 3 environment before class; have a paper-trace version ready.</w:t>
+      </w:r>
+    </w:p>
+    <w:tbl>
+      <w:tblPr>
+        <w:tblStyle w:val="LightShading-Accent1"/>
+        <w:tblW w:type="auto" w:w="0"/>
+        <w:tblLook w:firstColumn="1" w:firstRow="1" w:lastColumn="0" w:lastRow="0" w:noHBand="0" w:noVBand="1" w:val="04A0"/>
+      </w:tblPr>
+      <w:tblGrid>
+        <w:gridCol w:w="3408"/>
+        <w:gridCol w:w="3408"/>
+        <w:gridCol w:w="3408"/>
+      </w:tblGrid>
+      <w:tr>
+        <w:trPr>
+          <w:tblHeader/>
+        </w:trPr>
+        <w:tc>
+          <w:tcPr>
+            <w:tcW w:type="dxa" w:w="3408"/>
+          </w:tcPr>
+          <w:p>
+            <w:r>
+              <w:t>Session</w:t>
+            </w:r>
+          </w:p>
+        </w:tc>
+        <w:tc>
+          <w:tcPr>
+            <w:tcW w:type="dxa" w:w="3408"/>
+          </w:tcPr>
+          <w:p>
+            <w:r>
+              <w:t>Plan</w:t>
+            </w:r>
+          </w:p>
+        </w:tc>
+        <w:tc>
+          <w:tcPr>
+            <w:tcW w:type="dxa" w:w="3408"/>
+          </w:tcPr>
+          <w:p>
+            <w:r>
+              <w:t>Resources</w:t>
+            </w:r>
+          </w:p>
+        </w:tc>
+      </w:tr>
+      <w:tr>
+        <w:tc>
+          <w:tcPr>
+            <w:tcW w:type="dxa" w:w="3408"/>
+          </w:tcPr>
+          <w:p>
+            <w:r>
+              <w:t>Session 1 · Understand · 45 min</w:t>
+            </w:r>
+          </w:p>
+        </w:tc>
+        <w:tc>
+          <w:tcPr>
+            <w:tcW w:type="dxa" w:w="3408"/>
+          </w:tcPr>
+          <w:p>
+            <w:r>
+              <w:t>0–7: recall and prerequisite; 7–15: inspect the concrete case and predict; 15–30: teacher models the worked trace; 30–40: learners explain a step using the text and visual; 40–45: check the core idea.</w:t>
+            </w:r>
+          </w:p>
+        </w:tc>
+        <w:tc>
+          <w:tcPr>
+            <w:tcW w:type="dxa" w:w="3408"/>
+          </w:tcPr>
+          <w:p>
+            <w:r>
+              <w:t>Sections 1–6; record the brief recall in the workbook.</w:t>
+            </w:r>
+          </w:p>
+        </w:tc>
+      </w:tr>
+      <w:tr>
+        <w:tc>
+          <w:tcPr>
+            <w:tcW w:type="dxa" w:w="3408"/>
+          </w:tcPr>
+          <w:p>
+            <w:r>
+              <w:t>Session 2 · Practise · 45 min</w:t>
+            </w:r>
+          </w:p>
+        </w:tc>
+        <w:tc>
+          <w:tcPr>
+            <w:tcW w:type="dxa" w:w="3408"/>
+          </w:tcPr>
+          <w:p>
+            <w:r>
+              <w:t>0–5: retrieve the procedure; 5–15: W2 completion practice; 15–23: explain and check with a partner; 23–30: each learner answers the misconception check; 30–40: targeted reteaching or a harder variation; 40–45: prepare the investigation.</w:t>
+            </w:r>
+          </w:p>
+        </w:tc>
+        <w:tc>
+          <w:tcPr>
+            <w:tcW w:type="dxa" w:w="3408"/>
+          </w:tcPr>
+          <w:p>
+            <w:r>
+              <w:t>Sections 7–10; use the matching workbook W2 and misconception check.</w:t>
+            </w:r>
+          </w:p>
+        </w:tc>
+      </w:tr>
+      <w:tr>
+        <w:tc>
+          <w:tcPr>
+            <w:tcW w:type="dxa" w:w="3408"/>
+          </w:tcPr>
+          <w:p>
+            <w:r>
+              <w:t>Session 3 · Investigate and transfer · 45 min</w:t>
+            </w:r>
+          </w:p>
+        </w:tc>
+        <w:tc>
+          <w:tcPr>
+            <w:tcW w:type="dxa" w:w="3408"/>
+          </w:tcPr>
+          <w:p>
+            <w:r>
+              <w:t>0–5: retrieve the decision rule; 5–20: investigate or trace; 20–30: start the independent case; 30–38: connect the project; 38–43: act on feedback; 43–45: plan the return check.</w:t>
+            </w:r>
+          </w:p>
+        </w:tc>
+        <w:tc>
+          <w:tcPr>
+            <w:tcW w:type="dxa" w:w="3408"/>
+          </w:tcPr>
+          <w:p>
+            <w:r>
+              <w:t>Sections 9 and 11–14. Give extra time to finish the full task set; use Section 15 when the week includes a coding lab.</w:t>
+            </w:r>
+          </w:p>
+        </w:tc>
+      </w:tr>
+    </w:tbl>
+    <w:p>
+      <w:r>
+        <w:t>Before class, solve the supported practice: Classify minutes values 0, 60, -1 and 61 under this schema.</w:t>
+      </w:r>
+    </w:p>
+    <w:p>
+      <w:r>
+        <w:t>Reasoned practice answer: 0 and 60 pass; -1 and 61 fail.</w:t>
+      </w:r>
+    </w:p>
+    <w:p>
+      <w:r>
+        <w:t>Check every learner before discussion: Use the worked case for Rows columns and schemas. Proposed explanation: “A successful run proves the conclusion”. Decide whether this explanation is supported. Point to the step or supplied fact that decides; explain your repair if needed.</w:t>
+      </w:r>
+    </w:p>
+    <w:p>
+      <w:r>
+        <w:t>Misconception repair: A row can satisfy every schema rule and still be a wrong observation. Schema validation checks our stated structure and constraints, not whether someone measured honestly or selected a representative sample.</w:t>
+      </w:r>
+    </w:p>
+    <w:p>
+      <w:r>
+        <w:t>Support: read the exact case aloud, enlarge the labelled picture, supply input cards and model only the first deciding step. Accept a spoken explanation or drawing; retain the reasoning goal.</w:t>
+      </w:r>
+    </w:p>
+    <w:p>
+      <w:r>
+        <w:t>Extension: S changes from 0 to None. Require a prediction and a reason before comparing. Expected result: Mean becomes (2+6)/2=4 cm with 2/4 measured. Reason: Removing a measured zero changes both the denominator and the coverage.</w:t>
+      </w:r>
+    </w:p>
+    <w:p>
+      <w:r>
+        <w:t>Independent assessment: withhold the reserved answer until the learner has attempted the new case. Record support separately from correctness.</w:t>
+      </w:r>
+    </w:p>
+    <w:tbl>
+      <w:tblPr>
+        <w:tblStyle w:val="LightShading-Accent1"/>
+        <w:tblW w:type="auto" w:w="0"/>
+        <w:tblLook w:firstColumn="1" w:firstRow="1" w:lastColumn="0" w:lastRow="0" w:noHBand="0" w:noVBand="1" w:val="04A0"/>
+      </w:tblPr>
+      <w:tblGrid>
+        <w:gridCol w:w="2556"/>
+        <w:gridCol w:w="2556"/>
+        <w:gridCol w:w="2556"/>
+        <w:gridCol w:w="2556"/>
+      </w:tblGrid>
+      <w:tr>
+        <w:trPr>
+          <w:tblHeader/>
+        </w:trPr>
+        <w:tc>
+          <w:tcPr>
+            <w:tcW w:type="dxa" w:w="2556"/>
+          </w:tcPr>
+          <w:p>
+            <w:r>
+              <w:t>Criterion</w:t>
+            </w:r>
+          </w:p>
+        </w:tc>
+        <w:tc>
+          <w:tcPr>
+            <w:tcW w:type="dxa" w:w="2556"/>
+          </w:tcPr>
+          <w:p>
+            <w:r>
+              <w:t>Not yet</w:t>
+            </w:r>
+          </w:p>
+        </w:tc>
+        <w:tc>
+          <w:tcPr>
+            <w:tcW w:type="dxa" w:w="2556"/>
+          </w:tcPr>
+          <w:p>
+            <w:r>
+              <w:t>With support</w:t>
+            </w:r>
+          </w:p>
+        </w:tc>
+        <w:tc>
+          <w:tcPr>
+            <w:tcW w:type="dxa" w:w="2556"/>
+          </w:tcPr>
+          <w:p>
+            <w:r>
+              <w:t>Independent</w:t>
+            </w:r>
+          </w:p>
+        </w:tc>
+      </w:tr>
+      <w:tr>
+        <w:tc>
+          <w:tcPr>
+            <w:tcW w:type="dxa" w:w="2556"/>
+          </w:tcPr>
+          <w:p>
+            <w:r>
+              <w:t>Explanation</w:t>
+            </w:r>
+          </w:p>
+        </w:tc>
+        <w:tc>
+          <w:tcPr>
+            <w:tcW w:type="dxa" w:w="2556"/>
+          </w:tcPr>
+          <w:p>
+            <w:r>
+              <w:t>Names an answer without a deciding fact</w:t>
+            </w:r>
+          </w:p>
+        </w:tc>
+        <w:tc>
+          <w:tcPr>
+            <w:tcW w:type="dxa" w:w="2556"/>
+          </w:tcPr>
+          <w:p>
+            <w:r>
+              <w:t>Uses a hint to link fact and decision</w:t>
+            </w:r>
+          </w:p>
+        </w:tc>
+        <w:tc>
+          <w:tcPr>
+            <w:tcW w:type="dxa" w:w="2556"/>
+          </w:tcPr>
+          <w:p>
+            <w:r>
+              <w:t>Explains the deciding fact in own words</w:t>
+            </w:r>
+          </w:p>
+        </w:tc>
+      </w:tr>
+      <w:tr>
+        <w:tc>
+          <w:tcPr>
+            <w:tcW w:type="dxa" w:w="2556"/>
+          </w:tcPr>
+          <w:p>
+            <w:r>
+              <w:t>Trace or test</w:t>
+            </w:r>
+          </w:p>
+        </w:tc>
+        <w:tc>
+          <w:tcPr>
+            <w:tcW w:type="dxa" w:w="2556"/>
+          </w:tcPr>
+          <w:p>
+            <w:r>
+              <w:t>Cannot connect input and result</w:t>
+            </w:r>
+          </w:p>
+        </w:tc>
+        <w:tc>
+          <w:tcPr>
+            <w:tcW w:type="dxa" w:w="2556"/>
+          </w:tcPr>
+          <w:p>
+            <w:r>
+              <w:t>Completes steps with prompts</w:t>
+            </w:r>
+          </w:p>
+        </w:tc>
+        <w:tc>
+          <w:tcPr>
+            <w:tcW w:type="dxa" w:w="2556"/>
+          </w:tcPr>
+          <w:p>
+            <w:r>
+              <w:t>Traces or tests a changed case accurately</w:t>
+            </w:r>
+          </w:p>
+        </w:tc>
+      </w:tr>
+      <w:tr>
+        <w:tc>
+          <w:tcPr>
+            <w:tcW w:type="dxa" w:w="2556"/>
+          </w:tcPr>
+          <w:p>
+            <w:r>
+              <w:t>Limits and revision</w:t>
+            </w:r>
+          </w:p>
+        </w:tc>
+        <w:tc>
+          <w:tcPr>
+            <w:tcW w:type="dxa" w:w="2556"/>
+          </w:tcPr>
+          <w:p>
+            <w:r>
+              <w:t>Claims more than evidence supports</w:t>
+            </w:r>
+          </w:p>
+        </w:tc>
+        <w:tc>
+          <w:tcPr>
+            <w:tcW w:type="dxa" w:w="2556"/>
+          </w:tcPr>
+          <w:p>
+            <w:r>
+              <w:t>Names a limit after a prompt</w:t>
+            </w:r>
+          </w:p>
+        </w:tc>
+        <w:tc>
+          <w:tcPr>
+            <w:tcW w:type="dxa" w:w="2556"/>
+          </w:tcPr>
+          <w:p>
+            <w:r>
+              <w:t>States a defensible limit and useful next test</w:t>
+            </w:r>
+          </w:p>
+        </w:tc>
+      </w:tr>
+    </w:tbl>
+    <w:p>
+      <w:r>
+        <w:t>Project checkpoint: Frame the need. Name the user, the problem, allowed inputs and a safe simple starting method.</w:t>
+      </w:r>
+    </w:p>
+    <w:p>
+      <w:r>
+        <w:t>Use the weekly teacher answer for topic-specific reasoning. A saved progress tick is an activity record; judge mastery from the learner’s explanation and evidence.</w:t>
       </w:r>
     </w:p>
     <w:sectPr>

--- a/downloads/teacher/ai-4-week-04.docx
+++ b/downloads/teacher/ai-4-week-04.docx
@@ -4107,6 +4107,39 @@
     <w:p>
       <w:r>
         <w:t>Use the weekly teacher answer for topic-specific reasoning. A saved progress tick is an activity record; judge mastery from the learner’s explanation and evidence.</w:t>
+      </w:r>
+    </w:p>
+    <w:p>
+      <w:pPr>
+        <w:pStyle w:val="Heading1"/>
+      </w:pPr>
+      <w:r>
+        <w:t>08. Use feedback, labs and repair paths</w:t>
+      </w:r>
+    </w:p>
+    <w:p>
+      <w:r>
+        <w:t>Use the two formative questions as supported practice, not as independent mastery scores. Discuss the deciding evidence rather than accepting a guessed selection.</w:t>
+      </w:r>
+    </w:p>
+    <w:p>
+      <w:r>
+        <w:t>The feedback comes from the reviewed public worked case. Do not reveal the separately reserved independent teacher answer until the learner has attempted that case.</w:t>
+      </w:r>
+    </w:p>
+    <w:p>
+      <w:r>
+        <w:t>Ask students to predict before running code. Preserve errors and actual outputs; collect a changed test and an explanation. The branch-boundary and indexing lessons deliberately include failure cases.</w:t>
+      </w:r>
+    </w:p>
+    <w:p>
+      <w:r>
+        <w:t>Use the earlier worked-explanation links to address a specific missing building block, then return to the current question. Adapt this suggestion after observing the learner; it is not an automatic diagnosis.</w:t>
+      </w:r>
+    </w:p>
+    <w:p>
+      <w:r>
+        <w:t>Collect the completed-work portfolio as evidence. Record support separately from correctness, and assess explanation, trace/test and limitations. Progress ticks and quiz selections alone do not establish mastery.</w:t>
       </w:r>
     </w:p>
     <w:sectPr>

--- a/downloads/teacher/ai-4-week-04.docx
+++ b/downloads/teacher/ai-4-week-04.docx
@@ -29,6 +29,11 @@
       </w:r>
     </w:p>
     <w:p>
+      <w:r>
+        <w:t>Prepare Python and Table Readiness: check the target, prerequisites, resources and adaptable teaching schedule.</w:t>
+      </w:r>
+    </w:p>
+    <w:p>
       <w:pPr>
         <w:pStyle w:val="Heading3"/>
       </w:pPr>
@@ -37,8 +42,20 @@
       </w:r>
     </w:p>
     <w:p>
-      <w:r>
-        <w:t>Primary target: Specify a table schema</w:t>
+      <w:pPr>
+        <w:spacing w:line="336" w:lineRule="auto" w:after="180"/>
+      </w:pPr>
+      <w:r>
+        <w:rPr>
+          <w:b w:val="0"/>
+        </w:rPr>
+        <w:t xml:space="preserve">Primary target: Specify a table </w:t>
+      </w:r>
+      <w:r>
+        <w:rPr>
+          <w:b/>
+        </w:rPr>
+        <w:t>schema</w:t>
       </w:r>
     </w:p>
     <w:tbl>
@@ -185,12 +202,47 @@
       </w:tr>
     </w:tbl>
     <w:p>
-      <w:r>
-        <w:t>This is a starting allocation of 135 minutes, not a validated duration. Preserve all named topics. Schedule extra time for connected examples, the full investigation, independent cases and project building. Repeated copies of a case share one recorded attempt; they are not new evidence.</w:t>
-      </w:r>
-    </w:p>
-    <w:p>
-      <w:r>
+      <w:pPr>
+        <w:spacing w:line="336" w:lineRule="auto" w:after="180"/>
+      </w:pPr>
+      <w:r>
+        <w:rPr>
+          <w:b w:val="0"/>
+        </w:rPr>
+        <w:t>This is a starting allocation of 135 minutes, not a validated duration. Preserve all named topics. Schedule extra time for connected examples, the full investigation, independent cases and project building.</w:t>
+      </w:r>
+    </w:p>
+    <w:p>
+      <w:pPr>
+        <w:spacing w:line="336" w:lineRule="auto" w:after="180"/>
+      </w:pPr>
+      <w:r>
+        <w:rPr>
+          <w:b w:val="0"/>
+        </w:rPr>
+        <w:t xml:space="preserve">Repeated copies of a case share one recorded attempt; they are not new </w:t>
+      </w:r>
+      <w:r>
+        <w:rPr>
+          <w:b/>
+        </w:rPr>
+        <w:t>evidence</w:t>
+      </w:r>
+      <w:r>
+        <w:rPr>
+          <w:b w:val="0"/>
+        </w:rPr>
+        <w:t>.</w:t>
+      </w:r>
+    </w:p>
+    <w:p>
+      <w:pPr>
+        <w:spacing w:line="336" w:lineRule="auto" w:after="180"/>
+      </w:pPr>
+      <w:r>
+        <w:rPr>
+          <w:b w:val="0"/>
+        </w:rPr>
         <w:t>Case exposure check: this source example appears in ai-2/7, ai-4/4. Reuse a familiar case for recall or modelling; verify that the case used to assess transfer has not already received feedback.</w:t>
       </w:r>
     </w:p>
@@ -211,18 +263,59 @@
       </w:r>
     </w:p>
     <w:p>
-      <w:r>
+      <w:pPr>
+        <w:spacing w:line="336" w:lineRule="auto" w:after="180"/>
+      </w:pPr>
+      <w:r>
+        <w:rPr>
+          <w:b w:val="0"/>
+        </w:rPr>
         <w:t>Without opening the old lesson, explain one key idea from Classification or Regression?. Give an example and a mistake that the idea helps you avoid.</w:t>
       </w:r>
     </w:p>
     <w:p>
-      <w:r>
+      <w:pPr>
+        <w:spacing w:line="336" w:lineRule="auto" w:after="180"/>
+      </w:pPr>
+      <w:r>
+        <w:rPr>
+          <w:b w:val="0"/>
+        </w:rPr>
         <w:t>Look for: Identify a task from the meaning of its target</w:t>
       </w:r>
     </w:p>
     <w:p>
-      <w:r>
-        <w:t>Reference example, not the only acceptable wording: Route type is classification because 1 and 2 encode categories. Whole-minute duration is regression because numerical differences measure time. Exceeding 10 minutes is binary classification because the target is yes or no.</w:t>
+      <w:pPr>
+        <w:spacing w:line="336" w:lineRule="auto" w:after="180"/>
+      </w:pPr>
+      <w:r>
+        <w:rPr>
+          <w:b w:val="0"/>
+        </w:rPr>
+        <w:t xml:space="preserve">Reference example, not the only acceptable wording: Route </w:t>
+      </w:r>
+      <w:r>
+        <w:rPr>
+          <w:b/>
+        </w:rPr>
+        <w:t>type</w:t>
+      </w:r>
+      <w:r>
+        <w:rPr>
+          <w:b w:val="0"/>
+        </w:rPr>
+        <w:t xml:space="preserve"> is classification because 1 and 2 encode categories. Whole-minute duration is regression because numerical differences measure time.</w:t>
+      </w:r>
+    </w:p>
+    <w:p>
+      <w:pPr>
+        <w:spacing w:line="336" w:lineRule="auto" w:after="180"/>
+      </w:pPr>
+      <w:r>
+        <w:rPr>
+          <w:b w:val="0"/>
+        </w:rPr>
+        <w:t>Exceeding 10 minutes is binary classification because the target is yes or no.</w:t>
       </w:r>
     </w:p>
     <w:p>
@@ -234,22 +327,93 @@
       </w:r>
     </w:p>
     <w:p>
-      <w:r>
+      <w:pPr>
+        <w:spacing w:line="336" w:lineRule="auto" w:after="180"/>
+      </w:pPr>
+      <w:r>
+        <w:rPr>
+          <w:b w:val="0"/>
+        </w:rPr>
         <w:t>Without opening the old lesson, explain one key idea from The ML Lifecycle. Give an example and a mistake that the idea helps you avoid.</w:t>
       </w:r>
     </w:p>
     <w:p>
-      <w:r>
-        <w:t>Look for: Distinguish fitting a rule from applying a fixed rule</w:t>
-      </w:r>
-    </w:p>
-    <w:p>
-      <w:r>
-        <w:t>Reference example, not the only acceptable wording: The input is width x and the label is the observed category 0 or 1. Candidates are 2, 4 and 6. Selection uses mistakes on the four training cards only; held out labels must not guide it.</w:t>
-      </w:r>
-    </w:p>
-    <w:p>
-      <w:r>
+      <w:pPr>
+        <w:spacing w:line="336" w:lineRule="auto" w:after="180"/>
+      </w:pPr>
+      <w:r>
+        <w:rPr>
+          <w:b w:val="0"/>
+        </w:rPr>
+        <w:t xml:space="preserve">Look for: Distinguish </w:t>
+      </w:r>
+      <w:r>
+        <w:rPr>
+          <w:b/>
+        </w:rPr>
+        <w:t>fitting</w:t>
+      </w:r>
+      <w:r>
+        <w:rPr>
+          <w:b w:val="0"/>
+        </w:rPr>
+        <w:t xml:space="preserve"> a rule from applying a fixed rule</w:t>
+      </w:r>
+    </w:p>
+    <w:p>
+      <w:pPr>
+        <w:spacing w:line="336" w:lineRule="auto" w:after="180"/>
+      </w:pPr>
+      <w:r>
+        <w:rPr>
+          <w:b w:val="0"/>
+        </w:rPr>
+        <w:t xml:space="preserve">Reference example, not the only acceptable wording: The </w:t>
+      </w:r>
+      <w:r>
+        <w:rPr>
+          <w:b/>
+        </w:rPr>
+        <w:t>input</w:t>
+      </w:r>
+      <w:r>
+        <w:rPr>
+          <w:b w:val="0"/>
+        </w:rPr>
+        <w:t xml:space="preserve"> is width x and the label is the observed category 0 or 1. Candidates are 2, 4 and 6.</w:t>
+      </w:r>
+    </w:p>
+    <w:p>
+      <w:pPr>
+        <w:spacing w:line="336" w:lineRule="auto" w:after="180"/>
+      </w:pPr>
+      <w:r>
+        <w:rPr>
+          <w:b w:val="0"/>
+        </w:rPr>
+        <w:t xml:space="preserve">Selection uses mistakes on the four </w:t>
+      </w:r>
+      <w:r>
+        <w:rPr>
+          <w:b/>
+        </w:rPr>
+        <w:t>training</w:t>
+      </w:r>
+      <w:r>
+        <w:rPr>
+          <w:b w:val="0"/>
+        </w:rPr>
+        <w:t xml:space="preserve"> cards only; held out labels must not guide it.</w:t>
+      </w:r>
+    </w:p>
+    <w:p>
+      <w:pPr>
+        <w:spacing w:line="336" w:lineRule="auto" w:after="180"/>
+      </w:pPr>
+      <w:r>
+        <w:rPr>
+          <w:b w:val="0"/>
+        </w:rPr>
         <w:t>Use the student module and workbook section with this exact week title. The worked case, independent question and answers below form one aligned lesson sequence.</w:t>
       </w:r>
     </w:p>
@@ -262,7 +426,13 @@
       </w:r>
     </w:p>
     <w:p>
-      <w:r>
+      <w:pPr>
+        <w:spacing w:line="336" w:lineRule="auto" w:after="180"/>
+      </w:pPr>
+      <w:r>
+        <w:rPr>
+          <w:b w:val="0"/>
+        </w:rPr>
         <w:t>Trace mean for [4,8,12] using sum(values)/len(values). What should the program do for []? Explain why returning 0 silently is misleading.</w:t>
       </w:r>
     </w:p>
@@ -275,8 +445,50 @@
       </w:r>
     </w:p>
     <w:p>
-      <w:r>
-        <w:t>Python variables, types, expressions, rows, and columns give a reproducible representation of data and transformations.</w:t>
+      <w:pPr>
+        <w:spacing w:line="336" w:lineRule="auto" w:after="180"/>
+      </w:pPr>
+      <w:r>
+        <w:rPr>
+          <w:b w:val="0"/>
+        </w:rPr>
+        <w:t xml:space="preserve">Python </w:t>
+      </w:r>
+      <w:r>
+        <w:rPr>
+          <w:b/>
+        </w:rPr>
+        <w:t>variable</w:t>
+      </w:r>
+      <w:r>
+        <w:rPr>
+          <w:b w:val="0"/>
+        </w:rPr>
+        <w:t xml:space="preserve">s, </w:t>
+      </w:r>
+      <w:r>
+        <w:rPr>
+          <w:b/>
+        </w:rPr>
+        <w:t>type</w:t>
+      </w:r>
+      <w:r>
+        <w:rPr>
+          <w:b w:val="0"/>
+        </w:rPr>
+        <w:t xml:space="preserve">s, </w:t>
+      </w:r>
+      <w:r>
+        <w:rPr>
+          <w:b/>
+        </w:rPr>
+        <w:t>expression</w:t>
+      </w:r>
+      <w:r>
+        <w:rPr>
+          <w:b w:val="0"/>
+        </w:rPr>
+        <w:t>s, rows, and columns give a reproducible representation of data and transformations.</w:t>
       </w:r>
     </w:p>
     <w:tbl>
@@ -412,12 +624,38 @@
       </w:r>
     </w:p>
     <w:p>
-      <w:r>
+      <w:pPr>
+        <w:spacing w:line="336" w:lineRule="auto" w:after="180"/>
+      </w:pPr>
+      <w:r>
+        <w:rPr>
+          <w:b w:val="0"/>
+        </w:rPr>
         <w:t>Use the supplied scenario, student illustrations and blank paper. For numeric work, offer counters or a calculator after learners show the setup. Fictional records are supplied; personal data and paid accounts are unnecessary.</w:t>
       </w:r>
     </w:p>
     <w:p>
-      <w:r>
+      <w:pPr>
+        <w:pStyle w:val="Heading3"/>
+      </w:pPr>
+      <w:r>
+        <w:t>Alternative compact allocation</w:t>
+      </w:r>
+    </w:p>
+    <w:p>
+      <w:r>
+        <w:t>This compact option is not the full-week schedule. Use the main teaching cycle and allow extra sessions for the investigation, independent work and project.</w:t>
+      </w:r>
+    </w:p>
+    <w:p>
+      <w:pPr>
+        <w:spacing w:line="336" w:lineRule="auto" w:after="180"/>
+        <w:shd w:fill="F1F6F8"/>
+      </w:pPr>
+      <w:r>
+        <w:rPr>
+          <w:b w:val="0"/>
+        </w:rPr>
         <w:t>Allow 80 minutes: recall 8; explanation 12; worked demonstration 15; guided practice 20; independent assessment 15; project and reflection 10. Extend the lab into a second session when needed.</w:t>
       </w:r>
     </w:p>
@@ -430,8 +668,48 @@
       </w:r>
     </w:p>
     <w:p>
-      <w:r>
-        <w:t>Teach Week 13 as a two-session investigation using fictional data. A fictional classroom logs the duration of each activity. Before comparing durations, define a schema: activity is nonempty text, minutes is an integer from 0 through 60, and each row describes one activity session. These decisions make data interpretable. Assess the three stated outcomes through the independent task, not by copying the worked result.</w:t>
+      <w:pPr>
+        <w:spacing w:line="336" w:lineRule="auto" w:after="180"/>
+      </w:pPr>
+      <w:r>
+        <w:rPr>
+          <w:b w:val="0"/>
+        </w:rPr>
+        <w:t>Teach Week 13 as a two-session investigation using fictional data. A fictional classroom logs the duration of each activity.</w:t>
+      </w:r>
+    </w:p>
+    <w:p>
+      <w:pPr>
+        <w:spacing w:line="336" w:lineRule="auto" w:after="180"/>
+      </w:pPr>
+      <w:r>
+        <w:rPr>
+          <w:b w:val="0"/>
+        </w:rPr>
+        <w:t xml:space="preserve">Before comparing durations, define a </w:t>
+      </w:r>
+      <w:r>
+        <w:rPr>
+          <w:b/>
+        </w:rPr>
+        <w:t>schema</w:t>
+      </w:r>
+      <w:r>
+        <w:rPr>
+          <w:b w:val="0"/>
+        </w:rPr>
+        <w:t>: activity is nonempty text, minutes is an integer from 0 through 60, and each row describes one activity session. These decisions make data interpretable.</w:t>
+      </w:r>
+    </w:p>
+    <w:p>
+      <w:pPr>
+        <w:spacing w:line="336" w:lineRule="auto" w:after="180"/>
+      </w:pPr>
+      <w:r>
+        <w:rPr>
+          <w:b w:val="0"/>
+        </w:rPr>
+        <w:t>Assess the three stated outcomes through the independent task, not by copying the worked result.</w:t>
       </w:r>
     </w:p>
     <w:p>
@@ -443,23 +721,65 @@
       </w:r>
     </w:p>
     <w:p>
-      <w:r>
+      <w:pPr>
+        <w:spacing w:line="336" w:lineRule="auto" w:after="180"/>
+      </w:pPr>
+      <w:r>
+        <w:rPr>
+          <w:b w:val="0"/>
+        </w:rPr>
         <w:t>Look up the value associated with the key "used" in that record.</w:t>
       </w:r>
     </w:p>
     <w:p>
-      <w:r>
-        <w:t>Python 3 editor with a fresh local practice file</w:t>
-      </w:r>
-    </w:p>
-    <w:p>
-      <w:r>
+      <w:pPr>
+        <w:spacing w:line="336" w:lineRule="auto" w:after="180"/>
+      </w:pPr>
+      <w:r>
+        <w:rPr>
+          <w:b w:val="0"/>
+        </w:rPr>
+        <w:t xml:space="preserve">Python 3 editor with a fresh local practice </w:t>
+      </w:r>
+      <w:r>
+        <w:rPr>
+          <w:b/>
+        </w:rPr>
+        <w:t>file</w:t>
+      </w:r>
+    </w:p>
+    <w:p>
+      <w:pPr>
+        <w:spacing w:line="336" w:lineRule="auto" w:after="180"/>
+      </w:pPr>
+      <w:r>
+        <w:rPr>
+          <w:b w:val="0"/>
+        </w:rPr>
         <w:t>Paper trace table and the student workbook</w:t>
       </w:r>
     </w:p>
     <w:p>
-      <w:r>
-        <w:t>Fictional input records from this lesson; no real student identifiers</w:t>
+      <w:pPr>
+        <w:spacing w:line="336" w:lineRule="auto" w:after="180"/>
+      </w:pPr>
+      <w:r>
+        <w:rPr>
+          <w:b w:val="0"/>
+        </w:rPr>
+        <w:t xml:space="preserve">Fictional </w:t>
+      </w:r>
+      <w:r>
+        <w:rPr>
+          <w:b/>
+        </w:rPr>
+        <w:t>input</w:t>
+      </w:r>
+      <w:r>
+        <w:rPr>
+          <w:b w:val="0"/>
+        </w:rPr>
+        <w:t xml:space="preserve"> records from this lesson; no real student identifiers</w:t>
       </w:r>
     </w:p>
     <w:p>
@@ -471,8 +791,49 @@
       </w:r>
     </w:p>
     <w:p>
-      <w:r>
-        <w:t>Teach Week 25 as a two-session investigation using fictional data. Use a teacher-provided local sandbox folder, never a real personal file. Create durations.txt with two lines: 12 and 8. The goal is to read the text, convert it to integers and report the total. Keep the original file unchanged for this activity. Assess the three stated outcomes through the independent task, not by copying the worked result.</w:t>
+      <w:pPr>
+        <w:spacing w:line="336" w:lineRule="auto" w:after="180"/>
+      </w:pPr>
+      <w:r>
+        <w:rPr>
+          <w:b w:val="0"/>
+        </w:rPr>
+        <w:t xml:space="preserve">Teach Week 25 as a two-session investigation using fictional data. Use a teacher-provided local sandbox folder, never a real personal </w:t>
+      </w:r>
+      <w:r>
+        <w:rPr>
+          <w:b/>
+        </w:rPr>
+        <w:t>file</w:t>
+      </w:r>
+      <w:r>
+        <w:rPr>
+          <w:b w:val="0"/>
+        </w:rPr>
+        <w:t>. Create durations.txt with two lines: 12 and 8.</w:t>
+      </w:r>
+    </w:p>
+    <w:p>
+      <w:pPr>
+        <w:spacing w:line="336" w:lineRule="auto" w:after="180"/>
+      </w:pPr>
+      <w:r>
+        <w:rPr>
+          <w:b w:val="0"/>
+        </w:rPr>
+        <w:t xml:space="preserve">The goal is to read the text, convert it to integers and report the total. Keep the original </w:t>
+      </w:r>
+      <w:r>
+        <w:rPr>
+          <w:b/>
+        </w:rPr>
+        <w:t>file</w:t>
+      </w:r>
+      <w:r>
+        <w:rPr>
+          <w:b w:val="0"/>
+        </w:rPr>
+        <w:t xml:space="preserve"> unchanged for this activity. Assess the three stated outcomes through the independent task, not by copying the worked result.</w:t>
       </w:r>
     </w:p>
     <w:p>
@@ -484,23 +845,65 @@
       </w:r>
     </w:p>
     <w:p>
-      <w:r>
+      <w:pPr>
+        <w:spacing w:line="336" w:lineRule="auto" w:after="180"/>
+      </w:pPr>
+      <w:r>
+        <w:rPr>
+          <w:b w:val="0"/>
+        </w:rPr>
         <w:t>It is text; conversion and validation are needed.</w:t>
       </w:r>
     </w:p>
     <w:p>
-      <w:r>
-        <w:t>Python 3 editor with a fresh local practice file</w:t>
-      </w:r>
-    </w:p>
-    <w:p>
-      <w:r>
+      <w:pPr>
+        <w:spacing w:line="336" w:lineRule="auto" w:after="180"/>
+      </w:pPr>
+      <w:r>
+        <w:rPr>
+          <w:b w:val="0"/>
+        </w:rPr>
+        <w:t xml:space="preserve">Python 3 editor with a fresh local practice </w:t>
+      </w:r>
+      <w:r>
+        <w:rPr>
+          <w:b/>
+        </w:rPr>
+        <w:t>file</w:t>
+      </w:r>
+    </w:p>
+    <w:p>
+      <w:pPr>
+        <w:spacing w:line="336" w:lineRule="auto" w:after="180"/>
+      </w:pPr>
+      <w:r>
+        <w:rPr>
+          <w:b w:val="0"/>
+        </w:rPr>
         <w:t>Paper trace table and the student workbook</w:t>
       </w:r>
     </w:p>
     <w:p>
-      <w:r>
-        <w:t>Fictional input records from this lesson; no real student identifiers</w:t>
+      <w:pPr>
+        <w:spacing w:line="336" w:lineRule="auto" w:after="180"/>
+      </w:pPr>
+      <w:r>
+        <w:rPr>
+          <w:b w:val="0"/>
+        </w:rPr>
+        <w:t xml:space="preserve">Fictional </w:t>
+      </w:r>
+      <w:r>
+        <w:rPr>
+          <w:b/>
+        </w:rPr>
+        <w:t>input</w:t>
+      </w:r>
+      <w:r>
+        <w:rPr>
+          <w:b w:val="0"/>
+        </w:rPr>
+        <w:t xml:space="preserve"> records from this lesson; no real student identifiers</w:t>
       </w:r>
     </w:p>
     <w:p>
@@ -512,8 +915,60 @@
       </w:r>
     </w:p>
     <w:p>
-      <w:r>
-        <w:t>Teach Week 27 as a two-session investigation using fictional data. A small parser receives duration text. Its contract permits a string representing a nonnegative integer up to 60. Invalid numeric text should return a clear status rather than crash or pretend that the duration was zero. Test both the successful and failing paths. Assess the three stated outcomes through the independent task, not by copying the worked result.</w:t>
+      <w:pPr>
+        <w:spacing w:line="336" w:lineRule="auto" w:after="180"/>
+      </w:pPr>
+      <w:r>
+        <w:rPr>
+          <w:b w:val="0"/>
+        </w:rPr>
+        <w:t>Teach Week 27 as a two-session investigation using fictional data. A small parser receives duration text. Its contract permits a string representing a nonnegative integer up to 60.</w:t>
+      </w:r>
+    </w:p>
+    <w:p>
+      <w:pPr>
+        <w:spacing w:line="336" w:lineRule="auto" w:after="180"/>
+      </w:pPr>
+      <w:r>
+        <w:rPr>
+          <w:b w:val="0"/>
+        </w:rPr>
+        <w:t xml:space="preserve">Invalid numeric text should return a clear </w:t>
+      </w:r>
+      <w:r>
+        <w:rPr>
+          <w:b/>
+        </w:rPr>
+        <w:t>status</w:t>
+      </w:r>
+      <w:r>
+        <w:rPr>
+          <w:b w:val="0"/>
+        </w:rPr>
+        <w:t xml:space="preserve"> rather than crash or pretend that the duration was zero. Test both the successful and failing </w:t>
+      </w:r>
+      <w:r>
+        <w:rPr>
+          <w:b/>
+        </w:rPr>
+        <w:t>path</w:t>
+      </w:r>
+      <w:r>
+        <w:rPr>
+          <w:b w:val="0"/>
+        </w:rPr>
+        <w:t>s.</w:t>
+      </w:r>
+    </w:p>
+    <w:p>
+      <w:pPr>
+        <w:spacing w:line="336" w:lineRule="auto" w:after="180"/>
+      </w:pPr>
+      <w:r>
+        <w:rPr>
+          <w:b w:val="0"/>
+        </w:rPr>
+        <w:t>Assess the three stated outcomes through the independent task, not by copying the worked result.</w:t>
       </w:r>
     </w:p>
     <w:p>
@@ -525,23 +980,65 @@
       </w:r>
     </w:p>
     <w:p>
-      <w:r>
+      <w:pPr>
+        <w:spacing w:line="336" w:lineRule="auto" w:after="180"/>
+      </w:pPr>
+      <w:r>
+        <w:rPr>
+          <w:b w:val="0"/>
+        </w:rPr>
         <w:t>ValueError.</w:t>
       </w:r>
     </w:p>
     <w:p>
-      <w:r>
-        <w:t>Python 3 editor with a fresh local practice file</w:t>
-      </w:r>
-    </w:p>
-    <w:p>
-      <w:r>
+      <w:pPr>
+        <w:spacing w:line="336" w:lineRule="auto" w:after="180"/>
+      </w:pPr>
+      <w:r>
+        <w:rPr>
+          <w:b w:val="0"/>
+        </w:rPr>
+        <w:t xml:space="preserve">Python 3 editor with a fresh local practice </w:t>
+      </w:r>
+      <w:r>
+        <w:rPr>
+          <w:b/>
+        </w:rPr>
+        <w:t>file</w:t>
+      </w:r>
+    </w:p>
+    <w:p>
+      <w:pPr>
+        <w:spacing w:line="336" w:lineRule="auto" w:after="180"/>
+      </w:pPr>
+      <w:r>
+        <w:rPr>
+          <w:b w:val="0"/>
+        </w:rPr>
         <w:t>Paper trace table and the student workbook</w:t>
       </w:r>
     </w:p>
     <w:p>
-      <w:r>
-        <w:t>Fictional input records from this lesson; no real student identifiers</w:t>
+      <w:pPr>
+        <w:spacing w:line="336" w:lineRule="auto" w:after="180"/>
+      </w:pPr>
+      <w:r>
+        <w:rPr>
+          <w:b w:val="0"/>
+        </w:rPr>
+        <w:t xml:space="preserve">Fictional </w:t>
+      </w:r>
+      <w:r>
+        <w:rPr>
+          <w:b/>
+        </w:rPr>
+        <w:t>input</w:t>
+      </w:r>
+      <w:r>
+        <w:rPr>
+          <w:b w:val="0"/>
+        </w:rPr>
+        <w:t xml:space="preserve"> records from this lesson; no real student identifiers</w:t>
       </w:r>
     </w:p>
     <w:p>
@@ -553,12 +1050,24 @@
       </w:r>
     </w:p>
     <w:p>
-      <w:r>
+      <w:pPr>
+        <w:spacing w:line="336" w:lineRule="auto" w:after="180"/>
+      </w:pPr>
+      <w:r>
+        <w:rPr>
+          <w:b w:val="0"/>
+        </w:rPr>
         <w:t>By the end, I can explain python and table readiness using a traced example and a stated limitation.</w:t>
       </w:r>
     </w:p>
     <w:p>
-      <w:r>
+      <w:pPr>
+        <w:spacing w:line="336" w:lineRule="auto" w:after="180"/>
+      </w:pPr>
+      <w:r>
+        <w:rPr>
+          <w:b w:val="0"/>
+        </w:rPr>
         <w:t>This added worked case illustrates the week’s main idea. Retain all original and connected topics; schedule its practice within the teaching cycle.</w:t>
       </w:r>
     </w:p>
@@ -571,76 +1080,313 @@
       </w:r>
     </w:p>
     <w:p>
+      <w:r>
+        <w:t>Model Python and Table Readiness using the supplied case, labelled mechanism and reasoning. Make the scope of each conclusion explicit.</w:t>
+      </w:r>
+    </w:p>
+    <w:p>
+      <w:pPr>
+        <w:spacing w:line="336" w:lineRule="auto" w:after="180"/>
+      </w:pPr>
+      <w:r>
+        <w:rPr>
+          <w:b w:val="0"/>
+        </w:rPr>
+        <w:t>Trace the information, fitted behavior, and evaluation proof separately.</w:t>
+      </w:r>
+    </w:p>
+    <w:p>
       <w:pPr>
         <w:pStyle w:val="Heading3"/>
       </w:pPr>
       <w:r>
-        <w:t>Explain the mechanism</w:t>
-      </w:r>
-    </w:p>
-    <w:p>
-      <w:r>
-        <w:t>Trace the information, fitted behavior, and evaluation proof separately.</w:t>
-      </w:r>
-    </w:p>
-    <w:p>
-      <w:r>
-        <w:t>QUESTION Trace a short notebook state and repair two type or missing-field errors.</w:t>
-      </w:r>
-    </w:p>
-    <w:p>
-      <w:r>
-        <w:t>MODEL IDEA Python variables, types, expressions, rows, and columns give a reproducible representation of data and transformations.</w:t>
-      </w:r>
-    </w:p>
-    <w:p>
-      <w:r>
+        <w:t>Question to explain</w:t>
+      </w:r>
+    </w:p>
+    <w:p>
+      <w:pPr>
+        <w:spacing w:line="336" w:lineRule="auto" w:after="180"/>
+        <w:shd w:fill="F5F1FB"/>
+      </w:pPr>
+      <w:r>
+        <w:rPr>
+          <w:b w:val="0"/>
+        </w:rPr>
+        <w:t xml:space="preserve">QUESTION Trace a short notebook state and repair two </w:t>
+      </w:r>
+      <w:r>
+        <w:rPr>
+          <w:b/>
+        </w:rPr>
+        <w:t>type</w:t>
+      </w:r>
+      <w:r>
+        <w:rPr>
+          <w:b w:val="0"/>
+        </w:rPr>
+        <w:t xml:space="preserve"> or missing-field errors.</w:t>
+      </w:r>
+    </w:p>
+    <w:p>
+      <w:pPr>
+        <w:spacing w:line="336" w:lineRule="auto" w:after="180"/>
+      </w:pPr>
+      <w:r>
+        <w:rPr>
+          <w:b w:val="0"/>
+        </w:rPr>
+        <w:t xml:space="preserve">MODEL IDEA Python </w:t>
+      </w:r>
+      <w:r>
+        <w:rPr>
+          <w:b/>
+        </w:rPr>
+        <w:t>variable</w:t>
+      </w:r>
+      <w:r>
+        <w:rPr>
+          <w:b w:val="0"/>
+        </w:rPr>
+        <w:t xml:space="preserve">s, </w:t>
+      </w:r>
+      <w:r>
+        <w:rPr>
+          <w:b/>
+        </w:rPr>
+        <w:t>type</w:t>
+      </w:r>
+      <w:r>
+        <w:rPr>
+          <w:b w:val="0"/>
+        </w:rPr>
+        <w:t xml:space="preserve">s, </w:t>
+      </w:r>
+      <w:r>
+        <w:rPr>
+          <w:b/>
+        </w:rPr>
+        <w:t>expression</w:t>
+      </w:r>
+      <w:r>
+        <w:rPr>
+          <w:b w:val="0"/>
+        </w:rPr>
+        <w:t>s, rows, and columns give a reproducible representation of data and transformations.</w:t>
+      </w:r>
+    </w:p>
+    <w:p>
+      <w:pPr>
+        <w:spacing w:line="336" w:lineRule="auto" w:after="180"/>
+      </w:pPr>
+      <w:r>
+        <w:rPr>
+          <w:b w:val="0"/>
+        </w:rPr>
         <w:t>PROOF NEEDED Use an unseen case, visible calculation, error analysis, and a stated limitation.</w:t>
       </w:r>
     </w:p>
     <w:p>
-      <w:r>
+      <w:pPr>
+        <w:pStyle w:val="Heading3"/>
+      </w:pPr>
+      <w:r>
+        <w:t>How the mechanism works</w:t>
+      </w:r>
+    </w:p>
+    <w:p>
+      <w:pPr>
+        <w:spacing w:line="336" w:lineRule="auto" w:after="180"/>
+        <w:shd w:fill="F1F6F8"/>
+      </w:pPr>
+      <w:r>
+        <w:rPr>
+          <w:b w:val="0"/>
+        </w:rPr>
         <w:t>UNDER THE HOOD widths = [4.2, 5.0, 6.1] stores three decimal measurements. mean_width = sum(widths) / len(widths) evaluates to 5.1.</w:t>
       </w:r>
     </w:p>
     <w:p>
-      <w:r>
-        <w:t>Draw a fresh data → model → prediction → evaluation trace:</w:t>
-      </w:r>
-    </w:p>
-    <w:p>
-      <w:r>
-        <w:t>Predict first. Then check each step. A correct answer without visible evidence cannot be audited.</w:t>
-      </w:r>
-    </w:p>
-    <w:p>
-      <w:r>
+      <w:pPr>
+        <w:spacing w:line="336" w:lineRule="auto" w:after="180"/>
+      </w:pPr>
+      <w:r>
+        <w:rPr>
+          <w:b w:val="0"/>
+        </w:rPr>
+        <w:t xml:space="preserve">Draw a fresh data → model → </w:t>
+      </w:r>
+      <w:r>
+        <w:rPr>
+          <w:b/>
+        </w:rPr>
+        <w:t>prediction</w:t>
+      </w:r>
+      <w:r>
+        <w:rPr>
+          <w:b w:val="0"/>
+        </w:rPr>
+        <w:t xml:space="preserve"> → evaluation trace:</w:t>
+      </w:r>
+    </w:p>
+    <w:p>
+      <w:pPr>
+        <w:spacing w:line="336" w:lineRule="auto" w:after="180"/>
+      </w:pPr>
+      <w:r>
+        <w:rPr>
+          <w:b w:val="0"/>
+        </w:rPr>
+        <w:t xml:space="preserve">Predict first. Then check each step. A correct answer without visible </w:t>
+      </w:r>
+      <w:r>
+        <w:rPr>
+          <w:b/>
+        </w:rPr>
+        <w:t>evidence</w:t>
+      </w:r>
+      <w:r>
+        <w:rPr>
+          <w:b w:val="0"/>
+        </w:rPr>
+        <w:t xml:space="preserve"> cannot be audited.</w:t>
+      </w:r>
+    </w:p>
+    <w:p>
+      <w:pPr>
+        <w:pStyle w:val="Heading3"/>
+      </w:pPr>
+      <w:r>
+        <w:t>Step 1</w:t>
+      </w:r>
+    </w:p>
+    <w:p>
+      <w:pPr>
+        <w:spacing w:line="336" w:lineRule="auto" w:after="180"/>
+        <w:shd w:fill="F4F9FC"/>
+      </w:pPr>
+      <w:r>
+        <w:rPr>
+          <w:b w:val="0"/>
+        </w:rPr>
         <w:t>STEP 1 widths = [4.2, 5.0, 6.1] stores three decimal measurements.</w:t>
       </w:r>
     </w:p>
     <w:p>
-      <w:r>
+      <w:pPr>
+        <w:pStyle w:val="Heading3"/>
+      </w:pPr>
+      <w:r>
+        <w:t>Step 2</w:t>
+      </w:r>
+    </w:p>
+    <w:p>
+      <w:pPr>
+        <w:spacing w:line="336" w:lineRule="auto" w:after="180"/>
+        <w:shd w:fill="F4F9FC"/>
+      </w:pPr>
+      <w:r>
+        <w:rPr>
+          <w:b w:val="0"/>
+        </w:rPr>
         <w:t>STEP 2 mean_width = sum(widths) / len(widths) evaluates to 5.1.</w:t>
       </w:r>
     </w:p>
     <w:p>
-      <w:r>
-        <w:t>STEP 3 Adding 'unknown' to the numeric list causes a type problem.</w:t>
-      </w:r>
-    </w:p>
-    <w:p>
-      <w:r>
+      <w:pPr>
+        <w:pStyle w:val="Heading3"/>
+      </w:pPr>
+      <w:r>
+        <w:t>Step 3</w:t>
+      </w:r>
+    </w:p>
+    <w:p>
+      <w:pPr>
+        <w:spacing w:line="336" w:lineRule="auto" w:after="180"/>
+        <w:shd w:fill="F4F9FC"/>
+      </w:pPr>
+      <w:r>
+        <w:rPr>
+          <w:b w:val="0"/>
+        </w:rPr>
+        <w:t xml:space="preserve">STEP 3 Adding 'unknown' to the numeric list causes a </w:t>
+      </w:r>
+      <w:r>
+        <w:rPr>
+          <w:b/>
+        </w:rPr>
+        <w:t>type</w:t>
+      </w:r>
+      <w:r>
+        <w:rPr>
+          <w:b w:val="0"/>
+        </w:rPr>
+        <w:t xml:space="preserve"> problem.</w:t>
+      </w:r>
+    </w:p>
+    <w:p>
+      <w:pPr>
+        <w:pStyle w:val="Heading3"/>
+      </w:pPr>
+      <w:r>
+        <w:t>Step 4</w:t>
+      </w:r>
+    </w:p>
+    <w:p>
+      <w:pPr>
+        <w:spacing w:line="336" w:lineRule="auto" w:after="180"/>
+        <w:shd w:fill="F4F9FC"/>
+      </w:pPr>
+      <w:r>
+        <w:rPr>
+          <w:b w:val="0"/>
+        </w:rPr>
         <w:t>STEP 4 Clean or explicitly encode values, rerun top to bottom, and record the result.</w:t>
       </w:r>
     </w:p>
     <w:p>
-      <w:r>
-        <w:t>CHECK Verify the denominator, unit, split, class definition, and data version before interpreting a score.</w:t>
-      </w:r>
-    </w:p>
-    <w:p>
-      <w:r>
-        <w:t>Recalculate, retrace, or restate the evidence independently:</w:t>
+      <w:pPr>
+        <w:spacing w:line="336" w:lineRule="auto" w:after="180"/>
+      </w:pPr>
+      <w:r>
+        <w:rPr>
+          <w:b w:val="0"/>
+        </w:rPr>
+        <w:t xml:space="preserve">CHECK Verify the denominator, </w:t>
+      </w:r>
+      <w:r>
+        <w:rPr>
+          <w:b/>
+        </w:rPr>
+        <w:t>unit</w:t>
+      </w:r>
+      <w:r>
+        <w:rPr>
+          <w:b w:val="0"/>
+        </w:rPr>
+        <w:t>, split, class definition, and data version before interpreting a score.</w:t>
+      </w:r>
+    </w:p>
+    <w:p>
+      <w:pPr>
+        <w:spacing w:line="336" w:lineRule="auto" w:after="180"/>
+      </w:pPr>
+      <w:r>
+        <w:rPr>
+          <w:b w:val="0"/>
+        </w:rPr>
+        <w:t xml:space="preserve">Recalculate, retrace, or restate the </w:t>
+      </w:r>
+      <w:r>
+        <w:rPr>
+          <w:b/>
+        </w:rPr>
+        <w:t>evidence</w:t>
+      </w:r>
+      <w:r>
+        <w:rPr>
+          <w:b w:val="0"/>
+        </w:rPr>
+        <w:t xml:space="preserve"> independently:</w:t>
       </w:r>
     </w:p>
     <w:p>
@@ -652,12 +1398,42 @@
       </w:r>
     </w:p>
     <w:p>
-      <w:r>
+      <w:pPr>
+        <w:pStyle w:val="Heading3"/>
+      </w:pPr>
+      <w:r>
+        <w:t>The teaching case</w:t>
+      </w:r>
+    </w:p>
+    <w:p>
+      <w:pPr>
+        <w:spacing w:line="336" w:lineRule="auto" w:after="180"/>
+        <w:shd w:fill="F1F6FC"/>
+      </w:pPr>
+      <w:r>
+        <w:rPr>
+          <w:b w:val="0"/>
+        </w:rPr>
         <w:t>Python lengths=[4,6,8]; total=sum(lengths); mean=total/len(lengths).</w:t>
       </w:r>
     </w:p>
     <w:p>
-      <w:r>
+      <w:pPr>
+        <w:pStyle w:val="Heading3"/>
+      </w:pPr>
+      <w:r>
+        <w:t>The teaching case</w:t>
+      </w:r>
+    </w:p>
+    <w:p>
+      <w:pPr>
+        <w:spacing w:line="336" w:lineRule="auto" w:after="180"/>
+        <w:shd w:fill="F1F6FC"/>
+      </w:pPr>
+      <w:r>
+        <w:rPr>
+          <w:b w:val="0"/>
+        </w:rPr>
         <w:t>Trace and handle an empty list.</w:t>
       </w:r>
     </w:p>
@@ -670,26 +1446,143 @@
       </w:r>
     </w:p>
     <w:p>
-      <w:r>
-        <w:t>Total=18, count=3, mean=6.0. Guard the empty case against division by zero; no mean exists without observations.</w:t>
-      </w:r>
-    </w:p>
-    <w:p>
       <w:pPr>
         <w:pStyle w:val="Heading3"/>
       </w:pPr>
       <w:r>
+        <w:t>Why the result follows</w:t>
+      </w:r>
+    </w:p>
+    <w:p>
+      <w:pPr>
+        <w:spacing w:line="336" w:lineRule="auto" w:after="180"/>
+        <w:shd w:fill="F1F6FC"/>
+      </w:pPr>
+      <w:r>
+        <w:rPr>
+          <w:b w:val="0"/>
+        </w:rPr>
+        <w:t xml:space="preserve">Total=18, count=3, mean=6.0. Guard the empty case against division by zero; no mean exists without </w:t>
+      </w:r>
+      <w:r>
+        <w:rPr>
+          <w:b/>
+        </w:rPr>
+        <w:t>observation</w:t>
+      </w:r>
+      <w:r>
+        <w:rPr>
+          <w:b w:val="0"/>
+        </w:rPr>
+        <w:t>s.</w:t>
+      </w:r>
+    </w:p>
+    <w:p>
+      <w:pPr>
+        <w:pStyle w:val="Heading3"/>
+      </w:pPr>
+      <w:r>
         <w:t>Explain the added worked example</w:t>
       </w:r>
     </w:p>
     <w:p>
-      <w:r>
-        <w:t>A fictional classroom logs the duration of each activity. Before comparing durations, define a schema: activity is nonempty text, minutes is an integer from 0 through 60, and each row describes one activity session. These decisions make data interpretable.</w:t>
-      </w:r>
-    </w:p>
-    <w:p>
-      <w:r>
-        <w:t>The worked script prints True twice. type(value) is int checks the exact type here and avoids accepting a Boolean as a count. The chained comparison checks both boundaries. The example assumes both keys exist; next week handles missing fields. A zero duration is allowed by this written schema.</w:t>
+      <w:pPr>
+        <w:spacing w:line="336" w:lineRule="auto" w:after="180"/>
+      </w:pPr>
+      <w:r>
+        <w:rPr>
+          <w:b w:val="0"/>
+        </w:rPr>
+        <w:t xml:space="preserve">A fictional classroom logs the duration of each activity. Before comparing durations, define a </w:t>
+      </w:r>
+      <w:r>
+        <w:rPr>
+          <w:b/>
+        </w:rPr>
+        <w:t>schema</w:t>
+      </w:r>
+      <w:r>
+        <w:rPr>
+          <w:b w:val="0"/>
+        </w:rPr>
+        <w:t>: activity is nonempty text, minutes is an integer from 0 through 60, and each row describes one activity session.</w:t>
+      </w:r>
+    </w:p>
+    <w:p>
+      <w:pPr>
+        <w:spacing w:line="336" w:lineRule="auto" w:after="180"/>
+      </w:pPr>
+      <w:r>
+        <w:rPr>
+          <w:b w:val="0"/>
+        </w:rPr>
+        <w:t>These decisions make data interpretable.</w:t>
+      </w:r>
+    </w:p>
+    <w:p>
+      <w:pPr>
+        <w:pStyle w:val="Heading3"/>
+      </w:pPr>
+      <w:r>
+        <w:t>Explain the added worked example · 1</w:t>
+      </w:r>
+    </w:p>
+    <w:p>
+      <w:pPr>
+        <w:spacing w:line="336" w:lineRule="auto" w:after="180"/>
+      </w:pPr>
+      <w:r>
+        <w:rPr>
+          <w:b w:val="0"/>
+        </w:rPr>
+        <w:t xml:space="preserve">The worked script prints True twice. </w:t>
+      </w:r>
+      <w:r>
+        <w:rPr>
+          <w:b/>
+        </w:rPr>
+        <w:t>type</w:t>
+      </w:r>
+      <w:r>
+        <w:rPr>
+          <w:b w:val="0"/>
+        </w:rPr>
+        <w:t xml:space="preserve">(value) is int checks the exact </w:t>
+      </w:r>
+      <w:r>
+        <w:rPr>
+          <w:b/>
+        </w:rPr>
+        <w:t>type</w:t>
+      </w:r>
+      <w:r>
+        <w:rPr>
+          <w:b w:val="0"/>
+        </w:rPr>
+        <w:t xml:space="preserve"> here and avoids accepting a Boolean as a count. The chained comparison checks both boundaries.</w:t>
+      </w:r>
+    </w:p>
+    <w:p>
+      <w:pPr>
+        <w:spacing w:line="336" w:lineRule="auto" w:after="180"/>
+      </w:pPr>
+      <w:r>
+        <w:rPr>
+          <w:b w:val="0"/>
+        </w:rPr>
+        <w:t xml:space="preserve">The example assumes both keys exist; next week handles missing fields. A zero duration is allowed by this written </w:t>
+      </w:r>
+      <w:r>
+        <w:rPr>
+          <w:b/>
+        </w:rPr>
+        <w:t>schema</w:t>
+      </w:r>
+      <w:r>
+        <w:rPr>
+          <w:b w:val="0"/>
+        </w:rPr>
+        <w:t>.</w:t>
       </w:r>
     </w:p>
     <w:p>
@@ -833,18 +1726,49 @@
       </w:r>
     </w:p>
     <w:p>
-      <w:r>
-        <w:t>Use a teacher-provided local sandbox folder, never a real personal file. Create durations.txt with two lines: 12 and 8. The goal is to read the text, convert it to integers and report the total. Keep the original file unchanged for this activity.</w:t>
-      </w:r>
-    </w:p>
-    <w:p>
-      <w:r>
-        <w:t>The mode r means read. with closes the file when the block finishes, including when an error occurs. splitlines separates lines without retaining newline characters. This example assumes each line is a valid integer text; an empty line or twelve raises ValueError during int conversion.</w:t>
-      </w:r>
-    </w:p>
-    <w:p>
-      <w:r>
-        <w:t>Values [0, 3, 7], total 10. Exit: It is a parse failure, not a measured zero. Flag the line and report the problem; silently substituting changes the evidence.</w:t>
+      <w:pPr>
+        <w:spacing w:line="336" w:lineRule="auto" w:after="180"/>
+      </w:pPr>
+      <w:r>
+        <w:rPr>
+          <w:b w:val="0"/>
+        </w:rPr>
+        <w:t xml:space="preserve">Use a teacher-provided local sandbox folder, never a real personal </w:t>
+      </w:r>
+      <w:r>
+        <w:rPr>
+          <w:b/>
+        </w:rPr>
+        <w:t>file</w:t>
+      </w:r>
+      <w:r>
+        <w:rPr>
+          <w:b w:val="0"/>
+        </w:rPr>
+        <w:t>. Create durations.txt with two lines: 12 and 8. The goal is to read the text, convert it to integers and report the total.</w:t>
+      </w:r>
+    </w:p>
+    <w:p>
+      <w:pPr>
+        <w:spacing w:line="336" w:lineRule="auto" w:after="180"/>
+      </w:pPr>
+      <w:r>
+        <w:rPr>
+          <w:b w:val="0"/>
+        </w:rPr>
+        <w:t xml:space="preserve">Keep the original </w:t>
+      </w:r>
+      <w:r>
+        <w:rPr>
+          <w:b/>
+        </w:rPr>
+        <w:t>file</w:t>
+      </w:r>
+      <w:r>
+        <w:rPr>
+          <w:b w:val="0"/>
+        </w:rPr>
+        <w:t xml:space="preserve"> unchanged for this activity.</w:t>
       </w:r>
     </w:p>
     <w:p>
@@ -852,22 +1776,118 @@
         <w:pStyle w:val="Heading3"/>
       </w:pPr>
       <w:r>
+        <w:t>Apply the connected idea: File input and output · 2</w:t>
+      </w:r>
+    </w:p>
+    <w:p>
+      <w:pPr>
+        <w:spacing w:line="336" w:lineRule="auto" w:after="180"/>
+      </w:pPr>
+      <w:r>
+        <w:rPr>
+          <w:b w:val="0"/>
+        </w:rPr>
+        <w:t xml:space="preserve">The mode r means read. with closes the </w:t>
+      </w:r>
+      <w:r>
+        <w:rPr>
+          <w:b/>
+        </w:rPr>
+        <w:t>file</w:t>
+      </w:r>
+      <w:r>
+        <w:rPr>
+          <w:b w:val="0"/>
+        </w:rPr>
+        <w:t xml:space="preserve"> when the block finishes, including when an error occurs. splitlines separates lines without retaining newline characters.</w:t>
+      </w:r>
+    </w:p>
+    <w:p>
+      <w:pPr>
+        <w:spacing w:line="336" w:lineRule="auto" w:after="180"/>
+      </w:pPr>
+      <w:r>
+        <w:rPr>
+          <w:b w:val="0"/>
+        </w:rPr>
+        <w:t>This example assumes each line is a valid integer text; an empty line or twelve raises ValueError during int conversion.</w:t>
+      </w:r>
+    </w:p>
+    <w:p>
+      <w:pPr>
+        <w:spacing w:line="336" w:lineRule="auto" w:after="180"/>
+      </w:pPr>
+      <w:r>
+        <w:rPr>
+          <w:b w:val="0"/>
+        </w:rPr>
+        <w:t xml:space="preserve">Values [0, 3, 7], total 10. Exit: It is a parse failure, not a measured zero. Flag the line and report the problem; silently substituting changes the </w:t>
+      </w:r>
+      <w:r>
+        <w:rPr>
+          <w:b/>
+        </w:rPr>
+        <w:t>evidence</w:t>
+      </w:r>
+      <w:r>
+        <w:rPr>
+          <w:b w:val="0"/>
+        </w:rPr>
+        <w:t>.</w:t>
+      </w:r>
+    </w:p>
+    <w:p>
+      <w:pPr>
+        <w:pStyle w:val="Heading3"/>
+      </w:pPr>
+      <w:r>
         <w:t>Apply the connected idea: Exceptions and recovery</w:t>
       </w:r>
     </w:p>
     <w:p>
-      <w:r>
-        <w:t>A small parser receives duration text. Its contract permits a string representing a nonnegative integer up to 60. Invalid numeric text should return a clear status rather than crash or pretend that the duration was zero. Test both the successful and failing paths.</w:t>
-      </w:r>
-    </w:p>
-    <w:p>
-      <w:r>
-        <w:t>try covers the operation expected to fail; except ValueError handles that known conversion failure. Returning early ends the failing path. This contract expects a string: it does not claim to handle every possible object. Spaces around an integer are accepted by int, and that behavior should be documented.</w:t>
-      </w:r>
-    </w:p>
-    <w:p>
-      <w:r>
-        <w:t>out of range/None, ok/5, invalid text/None. Exit: Accepted count 8, rejected count 2 and reasons; summaries apply to accepted data. Preserve raw input for authorized correction.</w:t>
+      <w:pPr>
+        <w:spacing w:line="336" w:lineRule="auto" w:after="180"/>
+      </w:pPr>
+      <w:r>
+        <w:rPr>
+          <w:b w:val="0"/>
+        </w:rPr>
+        <w:t xml:space="preserve">A small parser receives duration text. Its contract permits a string representing a nonnegative integer up to 60. Invalid numeric text should return a clear </w:t>
+      </w:r>
+      <w:r>
+        <w:rPr>
+          <w:b/>
+        </w:rPr>
+        <w:t>status</w:t>
+      </w:r>
+      <w:r>
+        <w:rPr>
+          <w:b w:val="0"/>
+        </w:rPr>
+        <w:t xml:space="preserve"> rather than crash or pretend that the duration was zero.</w:t>
+      </w:r>
+    </w:p>
+    <w:p>
+      <w:pPr>
+        <w:spacing w:line="336" w:lineRule="auto" w:after="180"/>
+      </w:pPr>
+      <w:r>
+        <w:rPr>
+          <w:b w:val="0"/>
+        </w:rPr>
+        <w:t xml:space="preserve">Test both the successful and failing </w:t>
+      </w:r>
+      <w:r>
+        <w:rPr>
+          <w:b/>
+        </w:rPr>
+        <w:t>path</w:t>
+      </w:r>
+      <w:r>
+        <w:rPr>
+          <w:b w:val="0"/>
+        </w:rPr>
+        <w:t>s.</w:t>
       </w:r>
     </w:p>
     <w:p>
@@ -875,12 +1895,106 @@
         <w:pStyle w:val="Heading3"/>
       </w:pPr>
       <w:r>
+        <w:t>Apply the connected idea: Exceptions and recovery · 3</w:t>
+      </w:r>
+    </w:p>
+    <w:p>
+      <w:pPr>
+        <w:spacing w:line="336" w:lineRule="auto" w:after="180"/>
+      </w:pPr>
+      <w:r>
+        <w:rPr>
+          <w:b w:val="0"/>
+        </w:rPr>
+        <w:t xml:space="preserve">try covers the operation expected to fail; except ValueError handles that known conversion failure. Returning early ends the failing </w:t>
+      </w:r>
+      <w:r>
+        <w:rPr>
+          <w:b/>
+        </w:rPr>
+        <w:t>path</w:t>
+      </w:r>
+      <w:r>
+        <w:rPr>
+          <w:b w:val="0"/>
+        </w:rPr>
+        <w:t>. This contract expects a string: it does not claim to handle every possible object.</w:t>
+      </w:r>
+    </w:p>
+    <w:p>
+      <w:pPr>
+        <w:spacing w:line="336" w:lineRule="auto" w:after="180"/>
+      </w:pPr>
+      <w:r>
+        <w:rPr>
+          <w:b w:val="0"/>
+        </w:rPr>
+        <w:t>Spaces around an integer are accepted by int, and that behavior should be documented.</w:t>
+      </w:r>
+    </w:p>
+    <w:p>
+      <w:pPr>
+        <w:spacing w:line="336" w:lineRule="auto" w:after="180"/>
+      </w:pPr>
+      <w:r>
+        <w:rPr>
+          <w:b w:val="0"/>
+        </w:rPr>
+        <w:t xml:space="preserve">out of range/None, ok/5, invalid text/None. Exit: Accepted count 8, rejected count 2 and reasons; summaries apply to accepted data. Preserve raw </w:t>
+      </w:r>
+      <w:r>
+        <w:rPr>
+          <w:b/>
+        </w:rPr>
+        <w:t>input</w:t>
+      </w:r>
+      <w:r>
+        <w:rPr>
+          <w:b w:val="0"/>
+        </w:rPr>
+        <w:t xml:space="preserve"> for authorized correction.</w:t>
+      </w:r>
+    </w:p>
+    <w:p>
+      <w:pPr>
+        <w:pStyle w:val="Heading3"/>
+      </w:pPr>
+      <w:r>
         <w:t>Model the reasoning aloud</w:t>
       </w:r>
     </w:p>
     <w:p>
-      <w:r>
-        <w:t>Use the complete worked example below before asking learners to complete W2. Reveal a small part, invite a prediction, then explain the deciding step. These teacher notes contain solutions; do not reveal the independent case answer during modelling.</w:t>
+      <w:pPr>
+        <w:spacing w:line="336" w:lineRule="auto" w:after="180"/>
+      </w:pPr>
+      <w:r>
+        <w:rPr>
+          <w:b w:val="0"/>
+        </w:rPr>
+        <w:t xml:space="preserve">Use the complete worked example below before asking learners to complete W2. Reveal a small part, invite a </w:t>
+      </w:r>
+      <w:r>
+        <w:rPr>
+          <w:b/>
+        </w:rPr>
+        <w:t>prediction</w:t>
+      </w:r>
+      <w:r>
+        <w:rPr>
+          <w:b w:val="0"/>
+        </w:rPr>
+        <w:t>, then explain the deciding step.</w:t>
+      </w:r>
+    </w:p>
+    <w:p>
+      <w:pPr>
+        <w:spacing w:line="336" w:lineRule="auto" w:after="180"/>
+      </w:pPr>
+      <w:r>
+        <w:rPr>
+          <w:b w:val="0"/>
+        </w:rPr>
+        <w:t>These teacher notes contain solutions; do not reveal the independent case answer during modelling.</w:t>
       </w:r>
     </w:p>
     <w:p>
@@ -1024,7 +2138,13 @@
       </w:tr>
     </w:tbl>
     <w:p>
-      <w:r>
+      <w:pPr>
+        <w:spacing w:line="336" w:lineRule="auto" w:after="180"/>
+      </w:pPr>
+      <w:r>
+        <w:rPr>
+          <w:b w:val="0"/>
+        </w:rPr>
         <w:t>Use the diagram and verbal explanation together. Ask learners to match a sentence to a specific visual step; do not assign learners fixed visual or auditory learning styles.</w:t>
       </w:r>
     </w:p>
@@ -1037,7 +2157,13 @@
       </w:r>
     </w:p>
     <w:p>
-      <w:r>
+      <w:pPr>
+        <w:spacing w:line="336" w:lineRule="auto" w:after="180"/>
+      </w:pPr>
+      <w:r>
+        <w:rPr>
+          <w:b w:val="0"/>
+        </w:rPr>
         <w:t>Inspect a small table before asking Python to compute an average.</w:t>
       </w:r>
     </w:p>
@@ -1050,13 +2176,55 @@
       </w:r>
     </w:p>
     <w:p>
-      <w:r>
+      <w:pPr>
+        <w:pStyle w:val="Heading3"/>
+      </w:pPr>
+      <w:r>
+        <w:t>Supplied facts</w:t>
+      </w:r>
+    </w:p>
+    <w:p>
+      <w:pPr>
+        <w:spacing w:line="336" w:lineRule="auto" w:after="180"/>
+        <w:shd w:fill="F1F6FC"/>
+      </w:pPr>
+      <w:r>
+        <w:rPr>
+          <w:b w:val="0"/>
+        </w:rPr>
         <w:t>Plant heights in cm: P=2, Q=6, R=None, S=0. None means unmeasured; zero is a recorded valid height.</w:t>
       </w:r>
     </w:p>
     <w:p>
-      <w:r>
-        <w:t>All inputs and outcomes in this worked example are invented classroom data; no real model run is claimed.</w:t>
+      <w:pPr>
+        <w:pStyle w:val="Heading3"/>
+      </w:pPr>
+      <w:r>
+        <w:t>Supplied facts</w:t>
+      </w:r>
+    </w:p>
+    <w:p>
+      <w:pPr>
+        <w:spacing w:line="336" w:lineRule="auto" w:after="180"/>
+        <w:shd w:fill="F1F6FC"/>
+      </w:pPr>
+      <w:r>
+        <w:rPr>
+          <w:b w:val="0"/>
+        </w:rPr>
+        <w:t xml:space="preserve">All </w:t>
+      </w:r>
+      <w:r>
+        <w:rPr>
+          <w:b/>
+        </w:rPr>
+        <w:t>input</w:t>
+      </w:r>
+      <w:r>
+        <w:rPr>
+          <w:b w:val="0"/>
+        </w:rPr>
+        <w:t>s and outcomes in this worked example are invented classroom data; no real model run is claimed.</w:t>
       </w:r>
     </w:p>
     <w:p>
@@ -1219,20 +2387,74 @@
       </w:r>
     </w:p>
     <w:p>
-      <w:r>
-        <w:t>Read the picture in order. Report 3/4 measured, retaining the missing record separately. The arrows show which recorded input or intermediate result each decision uses. Explain the deciding step aloud before checking the changed case; pointing to the final answer alone does not show how it follows.</w:t>
-      </w:r>
-    </w:p>
-    <w:p>
       <w:pPr>
         <w:pStyle w:val="Heading3"/>
       </w:pPr>
       <w:r>
+        <w:t>Why the result follows</w:t>
+      </w:r>
+    </w:p>
+    <w:p>
+      <w:pPr>
+        <w:spacing w:line="336" w:lineRule="auto" w:after="180"/>
+        <w:shd w:fill="F1F6FC"/>
+      </w:pPr>
+      <w:r>
+        <w:rPr>
+          <w:b w:val="0"/>
+        </w:rPr>
+        <w:t xml:space="preserve">Read the picture in order. Report 3/4 measured, retaining the missing record separately. The arrows show which recorded </w:t>
+      </w:r>
+      <w:r>
+        <w:rPr>
+          <w:b/>
+        </w:rPr>
+        <w:t>input</w:t>
+      </w:r>
+      <w:r>
+        <w:rPr>
+          <w:b w:val="0"/>
+        </w:rPr>
+        <w:t xml:space="preserve"> or intermediate result each decision uses.</w:t>
+      </w:r>
+    </w:p>
+    <w:p>
+      <w:pPr>
+        <w:spacing w:line="336" w:lineRule="auto" w:after="180"/>
+        <w:shd w:fill="F1F6FC"/>
+      </w:pPr>
+      <w:r>
+        <w:rPr>
+          <w:b w:val="0"/>
+        </w:rPr>
+        <w:t>Explain the deciding step aloud before checking the changed case; pointing to the final answer alone does not show how it follows.</w:t>
+      </w:r>
+    </w:p>
+    <w:p>
+      <w:pPr>
+        <w:pStyle w:val="Heading3"/>
+      </w:pPr>
+      <w:r>
         <w:t>What this example does not establish</w:t>
       </w:r>
     </w:p>
     <w:p>
-      <w:r>
+      <w:pPr>
+        <w:pStyle w:val="Heading3"/>
+      </w:pPr>
+      <w:r>
+        <w:t>Keep the stated limit</w:t>
+      </w:r>
+    </w:p>
+    <w:p>
+      <w:pPr>
+        <w:spacing w:line="336" w:lineRule="auto" w:after="180"/>
+        <w:shd w:fill="FFF5E6"/>
+      </w:pPr>
+      <w:r>
+        <w:rPr>
+          <w:b w:val="0"/>
+        </w:rPr>
         <w:t>The measured-row mean may not represent the missing plants; investigate why those readings are absent.</w:t>
       </w:r>
     </w:p>
@@ -1245,17 +2467,68 @@
       </w:r>
     </w:p>
     <w:p>
-      <w:r>
+      <w:pPr>
+        <w:pStyle w:val="Heading3"/>
+      </w:pPr>
+      <w:r>
+        <w:t>Change one thing</w:t>
+      </w:r>
+    </w:p>
+    <w:p>
+      <w:pPr>
+        <w:spacing w:line="336" w:lineRule="auto" w:after="180"/>
+        <w:shd w:fill="F5F1FB"/>
+      </w:pPr>
+      <w:r>
+        <w:rPr>
+          <w:b w:val="0"/>
+        </w:rPr>
         <w:t>Change: S changes from 0 to None.</w:t>
       </w:r>
     </w:p>
     <w:p>
-      <w:r>
-        <w:t>Prediction: Mean becomes (2+6)/2=4 cm with 2/4 measured.</w:t>
-      </w:r>
-    </w:p>
-    <w:p>
-      <w:r>
+      <w:pPr>
+        <w:pStyle w:val="Heading3"/>
+      </w:pPr>
+      <w:r>
+        <w:t>Predicted result</w:t>
+      </w:r>
+    </w:p>
+    <w:p>
+      <w:pPr>
+        <w:spacing w:line="336" w:lineRule="auto" w:after="180"/>
+        <w:shd w:fill="F1F6FC"/>
+      </w:pPr>
+      <w:r>
+        <w:rPr>
+          <w:b/>
+        </w:rPr>
+        <w:t>Prediction</w:t>
+      </w:r>
+      <w:r>
+        <w:rPr>
+          <w:b w:val="0"/>
+        </w:rPr>
+        <w:t>: Mean becomes (2+6)/2=4 cm with 2/4 measured.</w:t>
+      </w:r>
+    </w:p>
+    <w:p>
+      <w:pPr>
+        <w:pStyle w:val="Heading3"/>
+      </w:pPr>
+      <w:r>
+        <w:t>Why the result follows</w:t>
+      </w:r>
+    </w:p>
+    <w:p>
+      <w:pPr>
+        <w:spacing w:line="336" w:lineRule="auto" w:after="180"/>
+        <w:shd w:fill="F1F6FC"/>
+      </w:pPr>
+      <w:r>
+        <w:rPr>
+          <w:b w:val="0"/>
+        </w:rPr>
         <w:t>Reason: Removing a measured zero changes both the denominator and the coverage.</w:t>
       </w:r>
     </w:p>
@@ -1268,8 +2541,57 @@
       </w:r>
     </w:p>
     <w:p>
-      <w:r>
-        <w:t>Cover the result. Ask learners to name the inputs and predict the next step. Uncover one step, connect the icon to the actual procedure, and explain its evidence. Then change the supplied condition and compare. The picture is a representation; it does not document execution of a real AI model.</w:t>
+      <w:pPr>
+        <w:pStyle w:val="Heading3"/>
+      </w:pPr>
+      <w:r>
+        <w:t>Ask while showing the picture · 4</w:t>
+      </w:r>
+    </w:p>
+    <w:p>
+      <w:pPr>
+        <w:spacing w:line="336" w:lineRule="auto" w:after="180"/>
+      </w:pPr>
+      <w:r>
+        <w:rPr>
+          <w:b w:val="0"/>
+        </w:rPr>
+        <w:t xml:space="preserve">Cover the result. Ask learners to name the </w:t>
+      </w:r>
+      <w:r>
+        <w:rPr>
+          <w:b/>
+        </w:rPr>
+        <w:t>input</w:t>
+      </w:r>
+      <w:r>
+        <w:rPr>
+          <w:b w:val="0"/>
+        </w:rPr>
+        <w:t xml:space="preserve">s and predict the next step. Uncover one step, connect the icon to the actual procedure, and explain its </w:t>
+      </w:r>
+      <w:r>
+        <w:rPr>
+          <w:b/>
+        </w:rPr>
+        <w:t>evidence</w:t>
+      </w:r>
+      <w:r>
+        <w:rPr>
+          <w:b w:val="0"/>
+        </w:rPr>
+        <w:t>. Then change the supplied condition and compare.</w:t>
+      </w:r>
+    </w:p>
+    <w:p>
+      <w:pPr>
+        <w:spacing w:line="336" w:lineRule="auto" w:after="180"/>
+      </w:pPr>
+      <w:r>
+        <w:rPr>
+          <w:b w:val="0"/>
+        </w:rPr>
+        <w:t>The picture is a representation; it does not document execution of a real AI model.</w:t>
       </w:r>
     </w:p>
     <w:p>
@@ -1281,11 +2603,16 @@
       </w:r>
     </w:p>
     <w:p>
+      <w:r>
+        <w:t>Demonstrate Python and Table Readiness, reduce support deliberately and check individual reasoning before discussing answers.</w:t>
+      </w:r>
+    </w:p>
+    <w:p>
       <w:pPr>
         <w:pStyle w:val="Heading3"/>
       </w:pPr>
       <w:r>
-        <w:t>Demonstrate and guide practice</w:t>
+        <w:t>Board sequence</w:t>
       </w:r>
     </w:p>
     <w:p>
@@ -1293,26 +2620,102 @@
         <w:pStyle w:val="Heading3"/>
       </w:pPr>
       <w:r>
-        <w:t>Board sequence</w:t>
-      </w:r>
-    </w:p>
-    <w:p>
-      <w:r>
+        <w:t>1. Put the facts on the board</w:t>
+      </w:r>
+    </w:p>
+    <w:p>
+      <w:pPr>
+        <w:spacing w:line="336" w:lineRule="auto" w:after="180"/>
+        <w:shd w:fill="F4F9FC"/>
+      </w:pPr>
+      <w:r>
+        <w:rPr>
+          <w:b w:val="0"/>
+        </w:rPr>
         <w:t>Write the given facts: Python lengths=[4,6,8]; total=sum(lengths); mean=total/len(lengths).</w:t>
       </w:r>
     </w:p>
     <w:p>
-      <w:r>
+      <w:pPr>
+        <w:pStyle w:val="Heading3"/>
+      </w:pPr>
+      <w:r>
+        <w:t>2. State the decision to explain</w:t>
+      </w:r>
+    </w:p>
+    <w:p>
+      <w:pPr>
+        <w:spacing w:line="336" w:lineRule="auto" w:after="180"/>
+        <w:shd w:fill="F4F9FC"/>
+      </w:pPr>
+      <w:r>
+        <w:rPr>
+          <w:b w:val="0"/>
+        </w:rPr>
         <w:t>Write the question to explain: Trace and handle an empty list.</w:t>
       </w:r>
     </w:p>
     <w:p>
-      <w:r>
-        <w:t>Reveal after predictions: Total=18, count=3, mean=6.0. Guard the empty case against division by zero; no mean exists without observations.</w:t>
-      </w:r>
-    </w:p>
-    <w:p>
-      <w:r>
+      <w:pPr>
+        <w:pStyle w:val="Heading3"/>
+      </w:pPr>
+      <w:r>
+        <w:t>3. Reveal the worked reasoning</w:t>
+      </w:r>
+    </w:p>
+    <w:p>
+      <w:pPr>
+        <w:spacing w:line="336" w:lineRule="auto" w:after="180"/>
+        <w:shd w:fill="F1F6FC"/>
+      </w:pPr>
+      <w:r>
+        <w:rPr>
+          <w:b w:val="0"/>
+        </w:rPr>
+        <w:t xml:space="preserve">Reveal after </w:t>
+      </w:r>
+      <w:r>
+        <w:rPr>
+          <w:b/>
+        </w:rPr>
+        <w:t>prediction</w:t>
+      </w:r>
+      <w:r>
+        <w:rPr>
+          <w:b w:val="0"/>
+        </w:rPr>
+        <w:t xml:space="preserve">s: Total=18, count=3, mean=6.0. Guard the empty case against division by zero; no mean exists without </w:t>
+      </w:r>
+      <w:r>
+        <w:rPr>
+          <w:b/>
+        </w:rPr>
+        <w:t>observation</w:t>
+      </w:r>
+      <w:r>
+        <w:rPr>
+          <w:b w:val="0"/>
+        </w:rPr>
+        <w:t>s.</w:t>
+      </w:r>
+    </w:p>
+    <w:p>
+      <w:pPr>
+        <w:pStyle w:val="Heading3"/>
+      </w:pPr>
+      <w:r>
+        <w:t>Hold back the independent task</w:t>
+      </w:r>
+    </w:p>
+    <w:p>
+      <w:pPr>
+        <w:spacing w:line="336" w:lineRule="auto" w:after="180"/>
+        <w:shd w:fill="FFF5E6"/>
+      </w:pPr>
+      <w:r>
+        <w:rPr>
+          <w:b w:val="0"/>
+        </w:rPr>
         <w:t>Keep for an independent attempt: Trace Python: lengths = [4, 7, 9]; selected = lengths[1]; total = selected + 3. Give selected and total.</w:t>
       </w:r>
     </w:p>
@@ -1325,36 +2728,144 @@
       </w:r>
     </w:p>
     <w:p>
-      <w:r>
+      <w:pPr>
+        <w:pStyle w:val="Heading3"/>
+      </w:pPr>
+      <w:r>
+        <w:t>Ask the class</w:t>
+      </w:r>
+    </w:p>
+    <w:p>
+      <w:pPr>
+        <w:spacing w:line="336" w:lineRule="auto" w:after="180"/>
+        <w:shd w:fill="F5F1FB"/>
+      </w:pPr>
+      <w:r>
+        <w:rPr>
+          <w:b w:val="0"/>
+        </w:rPr>
         <w:t>Ask: Which facts are given, and which would we have to assume? Learners mark relevant details before discussing answers.</w:t>
       </w:r>
     </w:p>
     <w:p>
-      <w:r>
-        <w:t>Say: Predict first. Show the rule, information path or calculation that would produce the result. A correct guess is not yet an explanation.</w:t>
-      </w:r>
-    </w:p>
-    <w:p>
-      <w:r>
-        <w:t>Reveal reasoning one step at a time. Explain why a tempting alternative fails. Write units and denominators for arithmetic, trace conditions for decisions, and identify supporting sources for claims.</w:t>
-      </w:r>
-    </w:p>
-    <w:p>
-      <w:r>
-        <w:t>In pairs, one learner solves while the other checks evidence; exchange roles. Remove the worked answer before independent assessment.</w:t>
-      </w:r>
-    </w:p>
-    <w:p>
       <w:pPr>
         <w:pStyle w:val="Heading3"/>
       </w:pPr>
       <w:r>
+        <w:t>Language to model</w:t>
+      </w:r>
+    </w:p>
+    <w:p>
+      <w:pPr>
+        <w:spacing w:line="336" w:lineRule="auto" w:after="180"/>
+        <w:shd w:fill="F1F6F8"/>
+      </w:pPr>
+      <w:r>
+        <w:rPr>
+          <w:b w:val="0"/>
+        </w:rPr>
+        <w:t xml:space="preserve">Say: Predict first. Show the rule, information </w:t>
+      </w:r>
+      <w:r>
+        <w:rPr>
+          <w:b/>
+        </w:rPr>
+        <w:t>path</w:t>
+      </w:r>
+      <w:r>
+        <w:rPr>
+          <w:b w:val="0"/>
+        </w:rPr>
+        <w:t xml:space="preserve"> or calculation that would produce the result. A correct guess is not yet an explanation.</w:t>
+      </w:r>
+    </w:p>
+    <w:p>
+      <w:pPr>
+        <w:spacing w:line="336" w:lineRule="auto" w:after="180"/>
+      </w:pPr>
+      <w:r>
+        <w:rPr>
+          <w:b w:val="0"/>
+        </w:rPr>
+        <w:t xml:space="preserve">Reveal reasoning one step at a time. Explain why a tempting alternative fails. Write </w:t>
+      </w:r>
+      <w:r>
+        <w:rPr>
+          <w:b/>
+        </w:rPr>
+        <w:t>unit</w:t>
+      </w:r>
+      <w:r>
+        <w:rPr>
+          <w:b w:val="0"/>
+        </w:rPr>
+        <w:t>s and denominators for arithmetic, trace conditions for decisions, and identify supporting sources for claims.</w:t>
+      </w:r>
+    </w:p>
+    <w:p>
+      <w:pPr>
+        <w:spacing w:line="336" w:lineRule="auto" w:after="180"/>
+      </w:pPr>
+      <w:r>
+        <w:rPr>
+          <w:b w:val="0"/>
+        </w:rPr>
+        <w:t xml:space="preserve">In pairs, one learner solves while the other checks </w:t>
+      </w:r>
+      <w:r>
+        <w:rPr>
+          <w:b/>
+        </w:rPr>
+        <w:t>evidence</w:t>
+      </w:r>
+      <w:r>
+        <w:rPr>
+          <w:b w:val="0"/>
+        </w:rPr>
+        <w:t>; exchange roles. Remove the worked answer before independent assessment.</w:t>
+      </w:r>
+    </w:p>
+    <w:p>
+      <w:pPr>
+        <w:pStyle w:val="Heading3"/>
+      </w:pPr>
+      <w:r>
         <w:t>Model these guided questions</w:t>
       </w:r>
     </w:p>
     <w:p>
-      <w:r>
-        <w:t>61 fails the range; "12" fails the integer type; 12 passes. Exit: No. The value has a permitted structure but still needs trustworthy collection evidence.</w:t>
+      <w:pPr>
+        <w:spacing w:line="336" w:lineRule="auto" w:after="180"/>
+      </w:pPr>
+      <w:r>
+        <w:rPr>
+          <w:b w:val="0"/>
+        </w:rPr>
+        <w:t xml:space="preserve">61 fails the range; "12" fails the integer </w:t>
+      </w:r>
+      <w:r>
+        <w:rPr>
+          <w:b/>
+        </w:rPr>
+        <w:t>type</w:t>
+      </w:r>
+      <w:r>
+        <w:rPr>
+          <w:b w:val="0"/>
+        </w:rPr>
+        <w:t xml:space="preserve">; 12 passes. Exit: No. The value has a permitted structure but still needs trustworthy collection </w:t>
+      </w:r>
+      <w:r>
+        <w:rPr>
+          <w:b/>
+        </w:rPr>
+        <w:t>evidence</w:t>
+      </w:r>
+      <w:r>
+        <w:rPr>
+          <w:b w:val="0"/>
+        </w:rPr>
+        <w:t>.</w:t>
       </w:r>
     </w:p>
     <w:p>
@@ -2026,18 +3537,89 @@
       </w:r>
     </w:p>
     <w:p>
-      <w:r>
-        <w:t>Completion task: Classify minutes values 0, 60, -1 and 61 under this schema.</w:t>
-      </w:r>
-    </w:p>
-    <w:p>
-      <w:r>
+      <w:pPr>
+        <w:pStyle w:val="Heading3"/>
+      </w:pPr>
+      <w:r>
+        <w:t>Completion practice</w:t>
+      </w:r>
+    </w:p>
+    <w:p>
+      <w:pPr>
+        <w:spacing w:line="336" w:lineRule="auto" w:after="180"/>
+        <w:shd w:fill="F5F1FB"/>
+      </w:pPr>
+      <w:r>
+        <w:rPr>
+          <w:b w:val="0"/>
+        </w:rPr>
+        <w:t xml:space="preserve">Completion task: Classify minutes values 0, 60, -1 and 61 under this </w:t>
+      </w:r>
+      <w:r>
+        <w:rPr>
+          <w:b/>
+        </w:rPr>
+        <w:t>schema</w:t>
+      </w:r>
+      <w:r>
+        <w:rPr>
+          <w:b w:val="0"/>
+        </w:rPr>
+        <w:t>.</w:t>
+      </w:r>
+    </w:p>
+    <w:p>
+      <w:pPr>
+        <w:pStyle w:val="Heading3"/>
+      </w:pPr>
+      <w:r>
+        <w:t>Reasoning to listen for</w:t>
+      </w:r>
+    </w:p>
+    <w:p>
+      <w:pPr>
+        <w:spacing w:line="336" w:lineRule="auto" w:after="180"/>
+        <w:shd w:fill="F1F6FC"/>
+      </w:pPr>
+      <w:r>
+        <w:rPr>
+          <w:b w:val="0"/>
+        </w:rPr>
         <w:t>Teacher check: 0 and 60 pass; -1 and 61 fail.</w:t>
       </w:r>
     </w:p>
     <w:p>
-      <w:r>
-        <w:t>Start by identifying the given inputs together. Leave the intermediate steps blank. If needed, model one step, then withdraw that help on the next step. Move to a full trace only when the partial trace is understood. For partners, alternate explainer and checker; collect a response from every learner before discussion.</w:t>
+      <w:pPr>
+        <w:spacing w:line="336" w:lineRule="auto" w:after="180"/>
+      </w:pPr>
+      <w:r>
+        <w:rPr>
+          <w:b w:val="0"/>
+        </w:rPr>
+        <w:t xml:space="preserve">Start by identifying the given </w:t>
+      </w:r>
+      <w:r>
+        <w:rPr>
+          <w:b/>
+        </w:rPr>
+        <w:t>input</w:t>
+      </w:r>
+      <w:r>
+        <w:rPr>
+          <w:b w:val="0"/>
+        </w:rPr>
+        <w:t>s together. Leave the intermediate steps blank. If needed, model one step, then withdraw that help on the next step. Move to a full trace only when the partial trace is understood.</w:t>
+      </w:r>
+    </w:p>
+    <w:p>
+      <w:pPr>
+        <w:spacing w:line="336" w:lineRule="auto" w:after="180"/>
+      </w:pPr>
+      <w:r>
+        <w:rPr>
+          <w:b w:val="0"/>
+        </w:rPr>
+        <w:t>For partners, alternate explainer and checker; collect a response from every learner before discussion.</w:t>
       </w:r>
     </w:p>
     <w:p>
@@ -2049,18 +3631,37 @@
       </w:r>
     </w:p>
     <w:p>
-      <w:r>
-        <w:t>Use the worked case for Rows columns and schemas. Proposed explanation: “A successful run proves the conclusion”. Decide whether this explanation is supported. Point to the step or supplied fact that decides; explain your repair if needed.</w:t>
-      </w:r>
-    </w:p>
-    <w:p>
-      <w:r>
-        <w:t>Expected correction: A row can satisfy every schema rule and still be a wrong observation. Schema validation checks our stated structure and constraints, not whether someone measured honestly or selected a representative sample.</w:t>
-      </w:r>
-    </w:p>
-    <w:p>
-      <w:r>
-        <w:t>Collect explanations, not only yes/no votes. If a misunderstanding is common, re-model the relevant step for the class. If it affects a few learners, give a short targeted group explanation while others solve a more demanding variation.</w:t>
+      <w:pPr>
+        <w:spacing w:line="336" w:lineRule="auto" w:after="180"/>
+      </w:pPr>
+      <w:r>
+        <w:rPr>
+          <w:b w:val="0"/>
+        </w:rPr>
+        <w:t xml:space="preserve">Use the worked case for Rows columns and </w:t>
+      </w:r>
+      <w:r>
+        <w:rPr>
+          <w:b/>
+        </w:rPr>
+        <w:t>schema</w:t>
+      </w:r>
+      <w:r>
+        <w:rPr>
+          <w:b w:val="0"/>
+        </w:rPr>
+        <w:t>s. Proposed explanation: “A successful run proves the conclusion”. Decide whether this explanation is supported.</w:t>
+      </w:r>
+    </w:p>
+    <w:p>
+      <w:pPr>
+        <w:spacing w:line="336" w:lineRule="auto" w:after="180"/>
+      </w:pPr>
+      <w:r>
+        <w:rPr>
+          <w:b w:val="0"/>
+        </w:rPr>
+        <w:t>Point to the step or supplied fact that decides; explain your repair if needed.</w:t>
       </w:r>
     </w:p>
     <w:p>
@@ -2068,41 +3669,276 @@
         <w:pStyle w:val="Heading3"/>
       </w:pPr>
       <w:r>
+        <w:t>Expected repair</w:t>
+      </w:r>
+    </w:p>
+    <w:p>
+      <w:pPr>
+        <w:spacing w:line="336" w:lineRule="auto" w:after="180"/>
+        <w:shd w:fill="F1F6FC"/>
+      </w:pPr>
+      <w:r>
+        <w:rPr>
+          <w:b w:val="0"/>
+        </w:rPr>
+        <w:t xml:space="preserve">Expected correction: A row can satisfy every </w:t>
+      </w:r>
+      <w:r>
+        <w:rPr>
+          <w:b/>
+        </w:rPr>
+        <w:t>schema</w:t>
+      </w:r>
+      <w:r>
+        <w:rPr>
+          <w:b w:val="0"/>
+        </w:rPr>
+        <w:t xml:space="preserve"> rule and still be a wrong </w:t>
+      </w:r>
+      <w:r>
+        <w:rPr>
+          <w:b/>
+        </w:rPr>
+        <w:t>observation</w:t>
+      </w:r>
+      <w:r>
+        <w:rPr>
+          <w:b w:val="0"/>
+        </w:rPr>
+        <w:t>.</w:t>
+      </w:r>
+    </w:p>
+    <w:p>
+      <w:pPr>
+        <w:spacing w:line="336" w:lineRule="auto" w:after="180"/>
+        <w:shd w:fill="F1F6FC"/>
+      </w:pPr>
+      <w:r>
+        <w:rPr>
+          <w:b/>
+        </w:rPr>
+        <w:t>Schema</w:t>
+      </w:r>
+      <w:r>
+        <w:rPr>
+          <w:b w:val="0"/>
+        </w:rPr>
+        <w:t xml:space="preserve"> validation checks our stated structure and </w:t>
+      </w:r>
+      <w:r>
+        <w:rPr>
+          <w:b/>
+        </w:rPr>
+        <w:t>constraint</w:t>
+      </w:r>
+      <w:r>
+        <w:rPr>
+          <w:b w:val="0"/>
+        </w:rPr>
+        <w:t>s, not whether someone measured honestly or selected a representative sample.</w:t>
+      </w:r>
+    </w:p>
+    <w:p>
+      <w:pPr>
+        <w:spacing w:line="336" w:lineRule="auto" w:after="180"/>
+      </w:pPr>
+      <w:r>
+        <w:rPr>
+          <w:b w:val="0"/>
+        </w:rPr>
+        <w:t>Collect explanations, not only yes/no votes. If a misunderstanding is common, re-model the relevant step for the class.</w:t>
+      </w:r>
+    </w:p>
+    <w:p>
+      <w:pPr>
+        <w:spacing w:line="336" w:lineRule="auto" w:after="180"/>
+      </w:pPr>
+      <w:r>
+        <w:rPr>
+          <w:b w:val="0"/>
+        </w:rPr>
+        <w:t>If it affects a few learners, give a short targeted group explanation while others solve a more demanding variation.</w:t>
+      </w:r>
+    </w:p>
+    <w:p>
+      <w:pPr>
+        <w:pStyle w:val="Heading3"/>
+      </w:pPr>
+      <w:r>
         <w:t>Connected teaching cycle: File input and output</w:t>
       </w:r>
     </w:p>
     <w:p>
-      <w:r>
-        <w:t>Target: Read a small local data file</w:t>
-      </w:r>
-    </w:p>
-    <w:p>
-      <w:r>
+      <w:pPr>
+        <w:spacing w:line="336" w:lineRule="auto" w:after="180"/>
+      </w:pPr>
+      <w:r>
+        <w:rPr>
+          <w:b w:val="0"/>
+        </w:rPr>
+        <w:t xml:space="preserve">Target: Read a small local data </w:t>
+      </w:r>
+      <w:r>
+        <w:rPr>
+          <w:b/>
+        </w:rPr>
+        <w:t>file</w:t>
+      </w:r>
+    </w:p>
+    <w:p>
+      <w:pPr>
+        <w:spacing w:line="336" w:lineRule="auto" w:after="180"/>
+      </w:pPr>
+      <w:r>
+        <w:rPr>
+          <w:b w:val="0"/>
+        </w:rPr>
         <w:t>Reserve further sessions for this topic; the 135-minute primary plan does not absorb all added content.</w:t>
       </w:r>
     </w:p>
     <w:p>
-      <w:r>
-        <w:t>Completion practice: A sandbox file has lines 5, 0 and 2. What total does the worked reader print?</w:t>
-      </w:r>
-    </w:p>
-    <w:p>
-      <w:r>
+      <w:pPr>
+        <w:spacing w:line="336" w:lineRule="auto" w:after="180"/>
+        <w:shd w:fill="F5F1FB"/>
+      </w:pPr>
+      <w:r>
+        <w:rPr>
+          <w:b w:val="0"/>
+        </w:rPr>
+        <w:t xml:space="preserve">Completion practice: A sandbox </w:t>
+      </w:r>
+      <w:r>
+        <w:rPr>
+          <w:b/>
+        </w:rPr>
+        <w:t>file</w:t>
+      </w:r>
+      <w:r>
+        <w:rPr>
+          <w:b w:val="0"/>
+        </w:rPr>
+        <w:t xml:space="preserve"> has lines 5, 0 and 2. What total does the worked reader print?</w:t>
+      </w:r>
+    </w:p>
+    <w:p>
+      <w:pPr>
+        <w:pStyle w:val="Heading3"/>
+      </w:pPr>
+      <w:r>
+        <w:t>Reasoning to listen for</w:t>
+      </w:r>
+    </w:p>
+    <w:p>
+      <w:pPr>
+        <w:spacing w:line="336" w:lineRule="auto" w:after="180"/>
+        <w:shd w:fill="F1F6FC"/>
+      </w:pPr>
+      <w:r>
+        <w:rPr>
+          <w:b w:val="0"/>
+        </w:rPr>
         <w:t>Teacher check: The parsed values sum to 5 + 0 + 2 = 7.</w:t>
       </w:r>
     </w:p>
     <w:p>
-      <w:r>
-        <w:t>Individual check: For File input and output, use its worked case to evaluate this proposed explanation: “A successful run proves the conclusion”. Explain the deciding step.</w:t>
-      </w:r>
-    </w:p>
-    <w:p>
-      <w:r>
-        <w:t>Expected correction: File reading does not establish that the values are valid durations. After conversion, apply the schema and record any rejected lines. Do not upload personal records to an external tool for this exercise.</w:t>
-      </w:r>
-    </w:p>
-    <w:p>
-      <w:r>
+      <w:pPr>
+        <w:spacing w:line="336" w:lineRule="auto" w:after="180"/>
+      </w:pPr>
+      <w:r>
+        <w:rPr>
+          <w:b w:val="0"/>
+        </w:rPr>
+        <w:t xml:space="preserve">Individual check: For </w:t>
+      </w:r>
+      <w:r>
+        <w:rPr>
+          <w:b/>
+        </w:rPr>
+        <w:t>File</w:t>
+      </w:r>
+      <w:r>
+        <w:rPr>
+          <w:b w:val="0"/>
+        </w:rPr>
+        <w:t xml:space="preserve"> </w:t>
+      </w:r>
+      <w:r>
+        <w:rPr>
+          <w:b/>
+        </w:rPr>
+        <w:t>input</w:t>
+      </w:r>
+      <w:r>
+        <w:rPr>
+          <w:b w:val="0"/>
+        </w:rPr>
+        <w:t xml:space="preserve"> and </w:t>
+      </w:r>
+      <w:r>
+        <w:rPr>
+          <w:b/>
+        </w:rPr>
+        <w:t>output</w:t>
+      </w:r>
+      <w:r>
+        <w:rPr>
+          <w:b w:val="0"/>
+        </w:rPr>
+        <w:t>, use its worked case to evaluate this proposed explanation: “A successful run proves the conclusion”. Explain the deciding step.</w:t>
+      </w:r>
+    </w:p>
+    <w:p>
+      <w:pPr>
+        <w:pStyle w:val="Heading3"/>
+      </w:pPr>
+      <w:r>
+        <w:t>Expected repair</w:t>
+      </w:r>
+    </w:p>
+    <w:p>
+      <w:pPr>
+        <w:spacing w:line="336" w:lineRule="auto" w:after="180"/>
+        <w:shd w:fill="F1F6FC"/>
+      </w:pPr>
+      <w:r>
+        <w:rPr>
+          <w:b w:val="0"/>
+        </w:rPr>
+        <w:t xml:space="preserve">Expected correction: </w:t>
+      </w:r>
+      <w:r>
+        <w:rPr>
+          <w:b/>
+        </w:rPr>
+        <w:t>File</w:t>
+      </w:r>
+      <w:r>
+        <w:rPr>
+          <w:b w:val="0"/>
+        </w:rPr>
+        <w:t xml:space="preserve"> reading does not establish that the values are valid durations. After conversion, apply the </w:t>
+      </w:r>
+      <w:r>
+        <w:rPr>
+          <w:b/>
+        </w:rPr>
+        <w:t>schema</w:t>
+      </w:r>
+      <w:r>
+        <w:rPr>
+          <w:b w:val="0"/>
+        </w:rPr>
+        <w:t xml:space="preserve"> and record any rejected lines. Do not upload personal records to an external tool for this exercise.</w:t>
+      </w:r>
+    </w:p>
+    <w:p>
+      <w:pPr>
+        <w:spacing w:line="336" w:lineRule="auto" w:after="180"/>
+      </w:pPr>
+      <w:r>
+        <w:rPr>
+          <w:b w:val="0"/>
+        </w:rPr>
         <w:t>Apply the same support, independent transfer and delayed-review decisions to the named connected-topic workbook tasks.</w:t>
       </w:r>
     </w:p>
@@ -2115,37 +3951,169 @@
       </w:r>
     </w:p>
     <w:p>
-      <w:r>
-        <w:t>Target: Handle expected exceptions specifically</w:t>
-      </w:r>
-    </w:p>
-    <w:p>
-      <w:r>
+      <w:pPr>
+        <w:spacing w:line="336" w:lineRule="auto" w:after="180"/>
+      </w:pPr>
+      <w:r>
+        <w:rPr>
+          <w:b w:val="0"/>
+        </w:rPr>
+        <w:t xml:space="preserve">Target: Handle expected </w:t>
+      </w:r>
+      <w:r>
+        <w:rPr>
+          <w:b/>
+        </w:rPr>
+        <w:t>exception</w:t>
+      </w:r>
+      <w:r>
+        <w:rPr>
+          <w:b w:val="0"/>
+        </w:rPr>
+        <w:t>s specifically</w:t>
+      </w:r>
+    </w:p>
+    <w:p>
+      <w:pPr>
+        <w:spacing w:line="336" w:lineRule="auto" w:after="180"/>
+      </w:pPr>
+      <w:r>
+        <w:rPr>
+          <w:b w:val="0"/>
+        </w:rPr>
         <w:t>Reserve further sessions for this topic; the 135-minute primary plan does not absorb all added content.</w:t>
       </w:r>
     </w:p>
     <w:p>
-      <w:r>
+      <w:pPr>
+        <w:spacing w:line="336" w:lineRule="auto" w:after="180"/>
+      </w:pPr>
+      <w:r>
+        <w:rPr>
+          <w:b w:val="0"/>
+        </w:rPr>
         <w:t>Completion practice: Compare parse_minutes("abc") and parse_minutes("70").</w:t>
       </w:r>
     </w:p>
     <w:p>
-      <w:r>
+      <w:pPr>
+        <w:pStyle w:val="Heading3"/>
+      </w:pPr>
+      <w:r>
+        <w:t>Reasoning to listen for</w:t>
+      </w:r>
+    </w:p>
+    <w:p>
+      <w:pPr>
+        <w:spacing w:line="336" w:lineRule="auto" w:after="180"/>
+        <w:shd w:fill="F1F6FC"/>
+      </w:pPr>
+      <w:r>
+        <w:rPr>
+          <w:b w:val="0"/>
+        </w:rPr>
         <w:t>Teacher check: abc gives invalid text/None; 70 gives out of range/None. Both fail but for different reasons.</w:t>
       </w:r>
     </w:p>
     <w:p>
-      <w:r>
-        <w:t>Individual check: For Exceptions and recovery, use its worked case to evaluate this proposed explanation: “A successful run proves the conclusion”. Explain the deciding step.</w:t>
-      </w:r>
-    </w:p>
-    <w:p>
-      <w:r>
-        <w:t>Expected correction: Recovery must fit the task. A caller may ask for corrected input or exclude the row with a recorded reason. It must not use None as a number or claim that rejected records were successfully processed.</w:t>
-      </w:r>
-    </w:p>
-    <w:p>
-      <w:r>
+      <w:pPr>
+        <w:spacing w:line="336" w:lineRule="auto" w:after="180"/>
+      </w:pPr>
+      <w:r>
+        <w:rPr>
+          <w:b w:val="0"/>
+        </w:rPr>
+        <w:t xml:space="preserve">Individual check: For </w:t>
+      </w:r>
+      <w:r>
+        <w:rPr>
+          <w:b/>
+        </w:rPr>
+        <w:t>Exception</w:t>
+      </w:r>
+      <w:r>
+        <w:rPr>
+          <w:b w:val="0"/>
+        </w:rPr>
+        <w:t xml:space="preserve">s and </w:t>
+      </w:r>
+      <w:r>
+        <w:rPr>
+          <w:b/>
+        </w:rPr>
+        <w:t>recovery</w:t>
+      </w:r>
+      <w:r>
+        <w:rPr>
+          <w:b w:val="0"/>
+        </w:rPr>
+        <w:t>, use its worked case to evaluate this proposed explanation: “A successful run proves the conclusion”. Explain the deciding step.</w:t>
+      </w:r>
+    </w:p>
+    <w:p>
+      <w:pPr>
+        <w:pStyle w:val="Heading3"/>
+      </w:pPr>
+      <w:r>
+        <w:t>Expected repair</w:t>
+      </w:r>
+    </w:p>
+    <w:p>
+      <w:pPr>
+        <w:spacing w:line="336" w:lineRule="auto" w:after="180"/>
+        <w:shd w:fill="F1F6FC"/>
+      </w:pPr>
+      <w:r>
+        <w:rPr>
+          <w:b w:val="0"/>
+        </w:rPr>
+        <w:t xml:space="preserve">Expected correction: </w:t>
+      </w:r>
+      <w:r>
+        <w:rPr>
+          <w:b/>
+        </w:rPr>
+        <w:t>Recovery</w:t>
+      </w:r>
+      <w:r>
+        <w:rPr>
+          <w:b w:val="0"/>
+        </w:rPr>
+        <w:t xml:space="preserve"> must fit the task. A caller may ask for corrected </w:t>
+      </w:r>
+      <w:r>
+        <w:rPr>
+          <w:b/>
+        </w:rPr>
+        <w:t>input</w:t>
+      </w:r>
+      <w:r>
+        <w:rPr>
+          <w:b w:val="0"/>
+        </w:rPr>
+        <w:t xml:space="preserve"> or exclude the row with a recorded reason. It must not use None as a number or claim that rejected records were successfully </w:t>
+      </w:r>
+      <w:r>
+        <w:rPr>
+          <w:b/>
+        </w:rPr>
+        <w:t>process</w:t>
+      </w:r>
+      <w:r>
+        <w:rPr>
+          <w:b w:val="0"/>
+        </w:rPr>
+        <w:t>ed.</w:t>
+      </w:r>
+    </w:p>
+    <w:p>
+      <w:pPr>
+        <w:spacing w:line="336" w:lineRule="auto" w:after="180"/>
+      </w:pPr>
+      <w:r>
+        <w:rPr>
+          <w:b w:val="0"/>
+        </w:rPr>
         <w:t>Apply the same support, independent transfer and delayed-review decisions to the named connected-topic workbook tasks.</w:t>
       </w:r>
     </w:p>
@@ -2158,8 +4126,26 @@
       </w:r>
     </w:p>
     <w:p>
-      <w:r>
-        <w:t>Why should the missing value not silently become zero? Point to the relevant step in the picture, then write the changed result and the rule or evidence that supports it.</w:t>
+      <w:pPr>
+        <w:spacing w:line="336" w:lineRule="auto" w:after="180"/>
+      </w:pPr>
+      <w:r>
+        <w:rPr>
+          <w:b w:val="0"/>
+        </w:rPr>
+        <w:t xml:space="preserve">Why should the missing value not silently become zero? Point to the relevant step in the picture, then write the changed result and the rule or </w:t>
+      </w:r>
+      <w:r>
+        <w:rPr>
+          <w:b/>
+        </w:rPr>
+        <w:t>evidence</w:t>
+      </w:r>
+      <w:r>
+        <w:rPr>
+          <w:b w:val="0"/>
+        </w:rPr>
+        <w:t xml:space="preserve"> that supports it.</w:t>
       </w:r>
     </w:p>
     <w:p>
@@ -2171,18 +4157,83 @@
       </w:r>
     </w:p>
     <w:p>
-      <w:r>
-        <w:t>Zero is a real recorded measurement here. Replacing missing with zero would invent evidence and lower the mean without justification. Changed-case check: Mean becomes (2+6)/2=4 cm with 2/4 measured. Removing a measured zero changes both the denominator and the coverage.</w:t>
-      </w:r>
-    </w:p>
-    <w:p>
-      <w:r>
+      <w:pPr>
+        <w:spacing w:line="336" w:lineRule="auto" w:after="180"/>
+      </w:pPr>
+      <w:r>
+        <w:rPr>
+          <w:b w:val="0"/>
+        </w:rPr>
+        <w:t xml:space="preserve">Zero is a real recorded measurement here. Replacing missing with zero would invent </w:t>
+      </w:r>
+      <w:r>
+        <w:rPr>
+          <w:b/>
+        </w:rPr>
+        <w:t>evidence</w:t>
+      </w:r>
+      <w:r>
+        <w:rPr>
+          <w:b w:val="0"/>
+        </w:rPr>
+        <w:t xml:space="preserve"> and lower the mean without justification. Changed-case check: Mean becomes (2+6)/2=4 cm with 2/4 measured.</w:t>
+      </w:r>
+    </w:p>
+    <w:p>
+      <w:pPr>
+        <w:spacing w:line="336" w:lineRule="auto" w:after="180"/>
+      </w:pPr>
+      <w:r>
+        <w:rPr>
+          <w:b w:val="0"/>
+        </w:rPr>
+        <w:t>Removing a measured zero changes both the denominator and the coverage.</w:t>
+      </w:r>
+    </w:p>
+    <w:p>
+      <w:pPr>
+        <w:spacing w:line="336" w:lineRule="auto" w:after="180"/>
+      </w:pPr>
+      <w:r>
+        <w:rPr>
+          <w:b w:val="0"/>
+        </w:rPr>
         <w:t>Changed-case reasoning: Mean becomes (2+6)/2=4 cm with 2/4 measured. Removing a measured zero changes both the denominator and the coverage.</w:t>
       </w:r>
     </w:p>
     <w:p>
-      <w:r>
-        <w:t>Collect each learner’s explanation before discussion. Use the first missing connection between input, deciding step and result to choose support. This question is worked-case practice, not fresh mastery evidence.</w:t>
+      <w:pPr>
+        <w:spacing w:line="336" w:lineRule="auto" w:after="180"/>
+      </w:pPr>
+      <w:r>
+        <w:rPr>
+          <w:b w:val="0"/>
+        </w:rPr>
+        <w:t xml:space="preserve">Collect each learner’s explanation before discussion. Use the first missing connection between </w:t>
+      </w:r>
+      <w:r>
+        <w:rPr>
+          <w:b/>
+        </w:rPr>
+        <w:t>input</w:t>
+      </w:r>
+      <w:r>
+        <w:rPr>
+          <w:b w:val="0"/>
+        </w:rPr>
+        <w:t xml:space="preserve">, deciding step and result to choose support. This question is worked-case practice, not fresh mastery </w:t>
+      </w:r>
+      <w:r>
+        <w:rPr>
+          <w:b/>
+        </w:rPr>
+        <w:t>evidence</w:t>
+      </w:r>
+      <w:r>
+        <w:rPr>
+          <w:b w:val="0"/>
+        </w:rPr>
+        <w:t>.</w:t>
       </w:r>
     </w:p>
     <w:p>
@@ -2194,54 +4245,133 @@
       </w:r>
     </w:p>
     <w:p>
+      <w:r>
+        <w:t>Run the Python and Table Readiness investigation and use the first unsupported step to choose a teaching response.</w:t>
+      </w:r>
+    </w:p>
+    <w:p>
+      <w:pPr>
+        <w:spacing w:line="336" w:lineRule="auto" w:after="180"/>
+      </w:pPr>
+      <w:r>
+        <w:rPr>
+          <w:b w:val="0"/>
+        </w:rPr>
+        <w:t>Keep the test conditions fixed, record every result, and change only one planned factor.</w:t>
+      </w:r>
+    </w:p>
+    <w:p>
+      <w:pPr>
+        <w:spacing w:line="336" w:lineRule="auto" w:after="180"/>
+        <w:shd w:fill="F4F9FC"/>
+      </w:pPr>
+      <w:r>
+        <w:rPr>
+          <w:b w:val="0"/>
+        </w:rPr>
+        <w:t xml:space="preserve">1. Write the hypothesis and expected </w:t>
+      </w:r>
+      <w:r>
+        <w:rPr>
+          <w:b/>
+        </w:rPr>
+        <w:t>evidence</w:t>
+      </w:r>
+      <w:r>
+        <w:rPr>
+          <w:b w:val="0"/>
+        </w:rPr>
+        <w:t xml:space="preserve"> before running.</w:t>
+      </w:r>
+    </w:p>
+    <w:p>
+      <w:pPr>
+        <w:spacing w:line="336" w:lineRule="auto" w:after="180"/>
+        <w:shd w:fill="F4F9FC"/>
+      </w:pPr>
+      <w:r>
+        <w:rPr>
+          <w:b w:val="0"/>
+        </w:rPr>
+        <w:t xml:space="preserve">2. Notebook Detective: predict five </w:t>
+      </w:r>
+      <w:r>
+        <w:rPr>
+          <w:b/>
+        </w:rPr>
+        <w:t>variable</w:t>
+      </w:r>
+      <w:r>
+        <w:rPr>
+          <w:b w:val="0"/>
+        </w:rPr>
+        <w:t xml:space="preserve"> values, trace two table filters, repair two errors, and rerun from a clean state.</w:t>
+      </w:r>
+    </w:p>
+    <w:p>
+      <w:pPr>
+        <w:spacing w:line="336" w:lineRule="auto" w:after="180"/>
+        <w:shd w:fill="F4F9FC"/>
+      </w:pPr>
+      <w:r>
+        <w:rPr>
+          <w:b w:val="0"/>
+        </w:rPr>
+        <w:t>3. Run one normal, one boundary, one missing, and one shifted case.</w:t>
+      </w:r>
+    </w:p>
+    <w:p>
+      <w:pPr>
+        <w:spacing w:line="336" w:lineRule="auto" w:after="180"/>
+        <w:shd w:fill="F4F9FC"/>
+      </w:pPr>
+      <w:r>
+        <w:rPr>
+          <w:b w:val="0"/>
+        </w:rPr>
+        <w:t>4. Calculate the metric from raw counts or row-level errors.</w:t>
+      </w:r>
+    </w:p>
+    <w:p>
+      <w:pPr>
+        <w:spacing w:line="336" w:lineRule="auto" w:after="180"/>
+        <w:shd w:fill="F4F9FC"/>
+      </w:pPr>
+      <w:r>
+        <w:rPr>
+          <w:b w:val="0"/>
+        </w:rPr>
+        <w:t>5. Interpret what changed, what did not, and what remains unsafe or unknown.</w:t>
+      </w:r>
+    </w:p>
+    <w:p>
       <w:pPr>
         <w:pStyle w:val="Heading3"/>
       </w:pPr>
       <w:r>
-        <w:t>Run the weekly evidence lab</w:t>
-      </w:r>
-    </w:p>
-    <w:p>
-      <w:r>
-        <w:t>Keep the test conditions fixed, record every result, and change only one planned factor.</w:t>
-      </w:r>
-    </w:p>
-    <w:p>
-      <w:r>
-        <w:t>1. Write the hypothesis and expected evidence before running.</w:t>
-      </w:r>
-    </w:p>
-    <w:p>
-      <w:r>
-        <w:t>2. Notebook Detective: predict five variable values, trace two table filters, repair two errors, and rerun from a clean state.</w:t>
-      </w:r>
-    </w:p>
-    <w:p>
-      <w:r>
-        <w:t>3. Run one normal, one boundary, one missing, and one shifted case.</w:t>
-      </w:r>
-    </w:p>
-    <w:p>
-      <w:r>
-        <w:t>4. Calculate the metric from raw counts or row-level errors.</w:t>
-      </w:r>
-    </w:p>
-    <w:p>
-      <w:r>
-        <w:t>5. Interpret what changed, what did not, and what remains unsafe or unknown.</w:t>
-      </w:r>
-    </w:p>
-    <w:p>
-      <w:pPr>
-        <w:pStyle w:val="Heading3"/>
-      </w:pPr>
-      <w:r>
         <w:t>Make the lab runnable</w:t>
       </w:r>
     </w:p>
     <w:p>
-      <w:r>
-        <w:t>Use the concrete case as the shared normal case and the independent question as a second case. Each pair creates a boundary or missing-information case and predicts its result before testing. Keep the expected result separate from an observed mistake.</w:t>
+      <w:pPr>
+        <w:spacing w:line="336" w:lineRule="auto" w:after="180"/>
+      </w:pPr>
+      <w:r>
+        <w:rPr>
+          <w:b w:val="0"/>
+        </w:rPr>
+        <w:t>Use the concrete case as the shared normal case and the independent question as a second case. Each pair creates a boundary or missing-information case and predicts its result before testing.</w:t>
+      </w:r>
+    </w:p>
+    <w:p>
+      <w:pPr>
+        <w:spacing w:line="336" w:lineRule="auto" w:after="180"/>
+      </w:pPr>
+      <w:r>
+        <w:rPr>
+          <w:b w:val="0"/>
+        </w:rPr>
+        <w:t>Keep the expected result separate from an observed mistake.</w:t>
       </w:r>
     </w:p>
     <w:tbl>
@@ -2399,13 +4529,48 @@
       </w:r>
     </w:p>
     <w:p>
-      <w:r>
-        <w:t>MISCONCEPTION TO REPAIR If notebook cells eventually run, execution order and data types do not matter.</w:t>
-      </w:r>
-    </w:p>
-    <w:p>
-      <w:r>
-        <w:t>For guessing, return to given facts and request a trace. For vocabulary without application, use one example and one non-example. For arithmetic errors, check the setup before the calculation. Finish with a different uncoached case before recording mastery.</w:t>
+      <w:pPr>
+        <w:spacing w:line="336" w:lineRule="auto" w:after="180"/>
+      </w:pPr>
+      <w:r>
+        <w:rPr>
+          <w:b w:val="0"/>
+        </w:rPr>
+        <w:t xml:space="preserve">MISCONCEPTION TO REPAIR If notebook cells eventually run, execution order and </w:t>
+      </w:r>
+      <w:r>
+        <w:rPr>
+          <w:b/>
+        </w:rPr>
+        <w:t>data type</w:t>
+      </w:r>
+      <w:r>
+        <w:rPr>
+          <w:b w:val="0"/>
+        </w:rPr>
+        <w:t>s do not matter.</w:t>
+      </w:r>
+    </w:p>
+    <w:p>
+      <w:pPr>
+        <w:spacing w:line="336" w:lineRule="auto" w:after="180"/>
+      </w:pPr>
+      <w:r>
+        <w:rPr>
+          <w:b w:val="0"/>
+        </w:rPr>
+        <w:t>For guessing, return to given facts and request a trace. For vocabulary without application, use one example and one non-example. For arithmetic errors, check the setup before the calculation.</w:t>
+      </w:r>
+    </w:p>
+    <w:p>
+      <w:pPr>
+        <w:spacing w:line="336" w:lineRule="auto" w:after="180"/>
+      </w:pPr>
+      <w:r>
+        <w:rPr>
+          <w:b w:val="0"/>
+        </w:rPr>
+        <w:t>Finish with a different uncoached case before recording mastery.</w:t>
       </w:r>
     </w:p>
     <w:p>
@@ -2417,18 +4582,112 @@
       </w:r>
     </w:p>
     <w:p>
-      <w:r>
-        <w:t>A successful run proves the conclusion: A row can satisfy every schema rule and still be a wrong observation. Schema validation checks our stated structure and constraints, not whether someone measured honestly or selected a representative sample.</w:t>
-      </w:r>
-    </w:p>
-    <w:p>
-      <w:r>
-        <w:t>Matching the example is enough: Require the new W4 case, explicit predictions and an explanation. Fresh retry: define a tray label and integer count 0 through 20. Require tests at 0, 20, -1 and 21 and a text count.</w:t>
-      </w:r>
-    </w:p>
-    <w:p>
-      <w:r>
-        <w:t>A convenient shortcut preserves meaning: If one row records 120 seconds in the minutes field, a simple numeric total becomes misleading. Correct the source or explicitly convert and document it; renaming a column alone does not convert values.</w:t>
+      <w:pPr>
+        <w:spacing w:line="336" w:lineRule="auto" w:after="180"/>
+      </w:pPr>
+      <w:r>
+        <w:rPr>
+          <w:b w:val="0"/>
+        </w:rPr>
+        <w:t xml:space="preserve">A successful run proves the conclusion: A row can satisfy every </w:t>
+      </w:r>
+      <w:r>
+        <w:rPr>
+          <w:b/>
+        </w:rPr>
+        <w:t>schema</w:t>
+      </w:r>
+      <w:r>
+        <w:rPr>
+          <w:b w:val="0"/>
+        </w:rPr>
+        <w:t xml:space="preserve"> rule and still be a wrong </w:t>
+      </w:r>
+      <w:r>
+        <w:rPr>
+          <w:b/>
+        </w:rPr>
+        <w:t>observation</w:t>
+      </w:r>
+      <w:r>
+        <w:rPr>
+          <w:b w:val="0"/>
+        </w:rPr>
+        <w:t>.</w:t>
+      </w:r>
+    </w:p>
+    <w:p>
+      <w:pPr>
+        <w:spacing w:line="336" w:lineRule="auto" w:after="180"/>
+      </w:pPr>
+      <w:r>
+        <w:rPr>
+          <w:b/>
+        </w:rPr>
+        <w:t>Schema</w:t>
+      </w:r>
+      <w:r>
+        <w:rPr>
+          <w:b w:val="0"/>
+        </w:rPr>
+        <w:t xml:space="preserve"> validation checks our stated structure and </w:t>
+      </w:r>
+      <w:r>
+        <w:rPr>
+          <w:b/>
+        </w:rPr>
+        <w:t>constraint</w:t>
+      </w:r>
+      <w:r>
+        <w:rPr>
+          <w:b w:val="0"/>
+        </w:rPr>
+        <w:t>s, not whether someone measured honestly or selected a representative sample.</w:t>
+      </w:r>
+    </w:p>
+    <w:p>
+      <w:pPr>
+        <w:spacing w:line="336" w:lineRule="auto" w:after="180"/>
+      </w:pPr>
+      <w:r>
+        <w:rPr>
+          <w:b w:val="0"/>
+        </w:rPr>
+        <w:t xml:space="preserve">Matching the example is enough: Require the new W4 case, explicit </w:t>
+      </w:r>
+      <w:r>
+        <w:rPr>
+          <w:b/>
+        </w:rPr>
+        <w:t>prediction</w:t>
+      </w:r>
+      <w:r>
+        <w:rPr>
+          <w:b w:val="0"/>
+        </w:rPr>
+        <w:t>s and an explanation. Fresh retry: define a tray label and integer count 0 through 20. Require tests at 0, 20, -1 and 21 and a text count.</w:t>
+      </w:r>
+    </w:p>
+    <w:p>
+      <w:pPr>
+        <w:spacing w:line="336" w:lineRule="auto" w:after="180"/>
+      </w:pPr>
+      <w:r>
+        <w:rPr>
+          <w:b w:val="0"/>
+        </w:rPr>
+        <w:t>A convenient shortcut preserves meaning: If one row records 120 seconds in the minutes field, a simple numeric total becomes misleading.</w:t>
+      </w:r>
+    </w:p>
+    <w:p>
+      <w:pPr>
+        <w:spacing w:line="336" w:lineRule="auto" w:after="180"/>
+      </w:pPr>
+      <w:r>
+        <w:rPr>
+          <w:b w:val="0"/>
+        </w:rPr>
+        <w:t>Correct the source or explicitly convert and document it; renaming a column alone does not convert values.</w:t>
       </w:r>
     </w:p>
     <w:p>
@@ -2440,18 +4699,177 @@
       </w:r>
     </w:p>
     <w:p>
-      <w:r>
-        <w:t>A successful run proves the conclusion: File reading does not establish that the values are valid durations. After conversion, apply the schema and record any rejected lines. Do not upload personal records to an external tool for this exercise.</w:t>
-      </w:r>
-    </w:p>
-    <w:p>
-      <w:r>
-        <w:t>Matching the example is enough: Require the new W4 case, explicit predictions and an explanation. Fresh retry: sandbox values 2, 7, 1, 0 give count 4 and total 10. An empty file yields count 0 and sum 0, which must be labelled no observations.</w:t>
-      </w:r>
-    </w:p>
-    <w:p>
-      <w:r>
-        <w:t>A convenient shortcut preserves meaning: If Python cannot find durations.txt, it raises FileNotFoundError. Check the current working folder and exact filename. Do not switch to write mode to solve a missing input: opening an existing file with w would replace its contents.</w:t>
+      <w:pPr>
+        <w:spacing w:line="336" w:lineRule="auto" w:after="180"/>
+      </w:pPr>
+      <w:r>
+        <w:rPr>
+          <w:b w:val="0"/>
+        </w:rPr>
+        <w:t xml:space="preserve">A successful run proves the conclusion: </w:t>
+      </w:r>
+      <w:r>
+        <w:rPr>
+          <w:b/>
+        </w:rPr>
+        <w:t>File</w:t>
+      </w:r>
+      <w:r>
+        <w:rPr>
+          <w:b w:val="0"/>
+        </w:rPr>
+        <w:t xml:space="preserve"> reading does not establish that the values are valid durations. After conversion, apply the </w:t>
+      </w:r>
+      <w:r>
+        <w:rPr>
+          <w:b/>
+        </w:rPr>
+        <w:t>schema</w:t>
+      </w:r>
+      <w:r>
+        <w:rPr>
+          <w:b w:val="0"/>
+        </w:rPr>
+        <w:t xml:space="preserve"> and record any rejected lines.</w:t>
+      </w:r>
+    </w:p>
+    <w:p>
+      <w:pPr>
+        <w:spacing w:line="336" w:lineRule="auto" w:after="180"/>
+      </w:pPr>
+      <w:r>
+        <w:rPr>
+          <w:b w:val="0"/>
+        </w:rPr>
+        <w:t>Do not upload personal records to an external tool for this exercise.</w:t>
+      </w:r>
+    </w:p>
+    <w:p>
+      <w:pPr>
+        <w:spacing w:line="336" w:lineRule="auto" w:after="180"/>
+      </w:pPr>
+      <w:r>
+        <w:rPr>
+          <w:b w:val="0"/>
+        </w:rPr>
+        <w:t xml:space="preserve">Matching the example is enough: Require the new W4 case, explicit </w:t>
+      </w:r>
+      <w:r>
+        <w:rPr>
+          <w:b/>
+        </w:rPr>
+        <w:t>prediction</w:t>
+      </w:r>
+      <w:r>
+        <w:rPr>
+          <w:b w:val="0"/>
+        </w:rPr>
+        <w:t>s and an explanation. Fresh retry: sandbox values 2, 7, 1, 0 give count 4 and total 10.</w:t>
+      </w:r>
+    </w:p>
+    <w:p>
+      <w:pPr>
+        <w:spacing w:line="336" w:lineRule="auto" w:after="180"/>
+      </w:pPr>
+      <w:r>
+        <w:rPr>
+          <w:b w:val="0"/>
+        </w:rPr>
+        <w:t xml:space="preserve">An empty </w:t>
+      </w:r>
+      <w:r>
+        <w:rPr>
+          <w:b/>
+        </w:rPr>
+        <w:t>file</w:t>
+      </w:r>
+      <w:r>
+        <w:rPr>
+          <w:b w:val="0"/>
+        </w:rPr>
+        <w:t xml:space="preserve"> yields count 0 and sum 0, which must be labelled no </w:t>
+      </w:r>
+      <w:r>
+        <w:rPr>
+          <w:b/>
+        </w:rPr>
+        <w:t>observation</w:t>
+      </w:r>
+      <w:r>
+        <w:rPr>
+          <w:b w:val="0"/>
+        </w:rPr>
+        <w:t>s.</w:t>
+      </w:r>
+    </w:p>
+    <w:p>
+      <w:pPr>
+        <w:spacing w:line="336" w:lineRule="auto" w:after="180"/>
+      </w:pPr>
+      <w:r>
+        <w:rPr>
+          <w:b w:val="0"/>
+        </w:rPr>
+        <w:t xml:space="preserve">A convenient shortcut preserves meaning: If Python cannot find durations.txt, it raises </w:t>
+      </w:r>
+      <w:r>
+        <w:rPr>
+          <w:b/>
+        </w:rPr>
+        <w:t>File</w:t>
+      </w:r>
+      <w:r>
+        <w:rPr>
+          <w:b w:val="0"/>
+        </w:rPr>
+        <w:t xml:space="preserve">NotFoundError. Check the current working folder and exact </w:t>
+      </w:r>
+      <w:r>
+        <w:rPr>
+          <w:b/>
+        </w:rPr>
+        <w:t>file</w:t>
+      </w:r>
+      <w:r>
+        <w:rPr>
+          <w:b w:val="0"/>
+        </w:rPr>
+        <w:t>name.</w:t>
+      </w:r>
+    </w:p>
+    <w:p>
+      <w:pPr>
+        <w:spacing w:line="336" w:lineRule="auto" w:after="180"/>
+      </w:pPr>
+      <w:r>
+        <w:rPr>
+          <w:b w:val="0"/>
+        </w:rPr>
+        <w:t xml:space="preserve">Do not switch to write mode to solve a missing </w:t>
+      </w:r>
+      <w:r>
+        <w:rPr>
+          <w:b/>
+        </w:rPr>
+        <w:t>input</w:t>
+      </w:r>
+      <w:r>
+        <w:rPr>
+          <w:b w:val="0"/>
+        </w:rPr>
+        <w:t xml:space="preserve">: opening an existing </w:t>
+      </w:r>
+      <w:r>
+        <w:rPr>
+          <w:b/>
+        </w:rPr>
+        <w:t>file</w:t>
+      </w:r>
+      <w:r>
+        <w:rPr>
+          <w:b w:val="0"/>
+        </w:rPr>
+        <w:t xml:space="preserve"> with w would replace its contents.</w:t>
       </w:r>
     </w:p>
     <w:p>
@@ -2463,18 +4881,154 @@
       </w:r>
     </w:p>
     <w:p>
-      <w:r>
-        <w:t>A successful run proves the conclusion: Recovery must fit the task. A caller may ask for corrected input or exclude the row with a recorded reason. It must not use None as a number or claim that rejected records were successfully processed.</w:t>
-      </w:r>
-    </w:p>
-    <w:p>
-      <w:r>
-        <w:t>Matching the example is enough: Require the new W4 case, explicit predictions and an explanation. Fresh retry: integer score strings 0 through 5. "5" ok/5, "6" out of range/None, "" invalid text/None, "0" ok/0.</w:t>
-      </w:r>
-    </w:p>
-    <w:p>
-      <w:r>
-        <w:t>A convenient shortcut preserves meaning: A bare except that returns 0 hides unrelated programming errors and corrupts missing values. Catch the expected exception, preserve an error status and keep the unknown value as None. If file reading is added, handle FileNotFoundError separately with an actionable message.</w:t>
+      <w:pPr>
+        <w:spacing w:line="336" w:lineRule="auto" w:after="180"/>
+      </w:pPr>
+      <w:r>
+        <w:rPr>
+          <w:b w:val="0"/>
+        </w:rPr>
+        <w:t xml:space="preserve">A successful run proves the conclusion: </w:t>
+      </w:r>
+      <w:r>
+        <w:rPr>
+          <w:b/>
+        </w:rPr>
+        <w:t>Recovery</w:t>
+      </w:r>
+      <w:r>
+        <w:rPr>
+          <w:b w:val="0"/>
+        </w:rPr>
+        <w:t xml:space="preserve"> must fit the task. A caller may ask for corrected </w:t>
+      </w:r>
+      <w:r>
+        <w:rPr>
+          <w:b/>
+        </w:rPr>
+        <w:t>input</w:t>
+      </w:r>
+      <w:r>
+        <w:rPr>
+          <w:b w:val="0"/>
+        </w:rPr>
+        <w:t xml:space="preserve"> or exclude the row with a recorded reason.</w:t>
+      </w:r>
+    </w:p>
+    <w:p>
+      <w:pPr>
+        <w:spacing w:line="336" w:lineRule="auto" w:after="180"/>
+      </w:pPr>
+      <w:r>
+        <w:rPr>
+          <w:b w:val="0"/>
+        </w:rPr>
+        <w:t xml:space="preserve">It must not use None as a number or claim that rejected records were successfully </w:t>
+      </w:r>
+      <w:r>
+        <w:rPr>
+          <w:b/>
+        </w:rPr>
+        <w:t>process</w:t>
+      </w:r>
+      <w:r>
+        <w:rPr>
+          <w:b w:val="0"/>
+        </w:rPr>
+        <w:t>ed.</w:t>
+      </w:r>
+    </w:p>
+    <w:p>
+      <w:pPr>
+        <w:spacing w:line="336" w:lineRule="auto" w:after="180"/>
+      </w:pPr>
+      <w:r>
+        <w:rPr>
+          <w:b w:val="0"/>
+        </w:rPr>
+        <w:t xml:space="preserve">Matching the example is enough: Require the new W4 case, explicit </w:t>
+      </w:r>
+      <w:r>
+        <w:rPr>
+          <w:b/>
+        </w:rPr>
+        <w:t>prediction</w:t>
+      </w:r>
+      <w:r>
+        <w:rPr>
+          <w:b w:val="0"/>
+        </w:rPr>
+        <w:t>s and an explanation. Fresh retry: integer score strings 0 through 5. "5" ok/5, "6" out of range/None, "" invalid text/None, "0" ok/0.</w:t>
+      </w:r>
+    </w:p>
+    <w:p>
+      <w:pPr>
+        <w:spacing w:line="336" w:lineRule="auto" w:after="180"/>
+      </w:pPr>
+      <w:r>
+        <w:rPr>
+          <w:b w:val="0"/>
+        </w:rPr>
+        <w:t xml:space="preserve">A convenient shortcut preserves meaning: A bare except that returns 0 hides unrelated programming errors and corrupts missing values. Catch the expected </w:t>
+      </w:r>
+      <w:r>
+        <w:rPr>
+          <w:b/>
+        </w:rPr>
+        <w:t>exception</w:t>
+      </w:r>
+      <w:r>
+        <w:rPr>
+          <w:b w:val="0"/>
+        </w:rPr>
+        <w:t xml:space="preserve">, preserve an error </w:t>
+      </w:r>
+      <w:r>
+        <w:rPr>
+          <w:b/>
+        </w:rPr>
+        <w:t>status</w:t>
+      </w:r>
+      <w:r>
+        <w:rPr>
+          <w:b w:val="0"/>
+        </w:rPr>
+        <w:t xml:space="preserve"> and keep the unknown value as None.</w:t>
+      </w:r>
+    </w:p>
+    <w:p>
+      <w:pPr>
+        <w:spacing w:line="336" w:lineRule="auto" w:after="180"/>
+      </w:pPr>
+      <w:r>
+        <w:rPr>
+          <w:b w:val="0"/>
+        </w:rPr>
+        <w:t xml:space="preserve">If </w:t>
+      </w:r>
+      <w:r>
+        <w:rPr>
+          <w:b/>
+        </w:rPr>
+        <w:t>file</w:t>
+      </w:r>
+      <w:r>
+        <w:rPr>
+          <w:b w:val="0"/>
+        </w:rPr>
+        <w:t xml:space="preserve"> reading is added, handle </w:t>
+      </w:r>
+      <w:r>
+        <w:rPr>
+          <w:b/>
+        </w:rPr>
+        <w:t>File</w:t>
+      </w:r>
+      <w:r>
+        <w:rPr>
+          <w:b w:val="0"/>
+        </w:rPr>
+        <w:t>NotFoundError separately with an actionable message.</w:t>
       </w:r>
     </w:p>
     <w:p>
@@ -2632,8 +5186,25 @@
       </w:tr>
     </w:tbl>
     <w:p>
-      <w:r>
-        <w:t>Offer an oral explanation, drawing, enlarged visual or fewer examples when that removes a reading/writing barrier. Keep the same reasoning goal. Stretch secure learners by changing a boundary or assumption and asking them to defend the effect, not simply by assigning more of the same questions.</w:t>
+      <w:pPr>
+        <w:spacing w:line="336" w:lineRule="auto" w:after="180"/>
+      </w:pPr>
+      <w:r>
+        <w:rPr>
+          <w:b w:val="0"/>
+        </w:rPr>
+        <w:t>Offer an oral explanation, drawing, enlarged visual or fewer examples when that removes a reading/writing barrier. Keep the same reasoning goal.</w:t>
+      </w:r>
+    </w:p>
+    <w:p>
+      <w:pPr>
+        <w:spacing w:line="336" w:lineRule="auto" w:after="180"/>
+      </w:pPr>
+      <w:r>
+        <w:rPr>
+          <w:b w:val="0"/>
+        </w:rPr>
+        <w:t>Stretch secure learners by changing a boundary or assumption and asking them to defend the effect, not simply by assigning more of the same questions.</w:t>
       </w:r>
     </w:p>
     <w:p>
@@ -2645,11 +5216,16 @@
       </w:r>
     </w:p>
     <w:p>
+      <w:r>
+        <w:t>Use the Python and Table Readiness questions, teacher keys and criteria after the relevant attempts. Previously discussed cases are practice; protect the separately selected independent task.</w:t>
+      </w:r>
+    </w:p>
+    <w:p>
       <w:pPr>
         <w:pStyle w:val="Heading3"/>
       </w:pPr>
       <w:r>
-        <w:t>Assess and explain the answers</w:t>
+        <w:t>Worked case answer</w:t>
       </w:r>
     </w:p>
     <w:p>
@@ -2657,12 +5233,31 @@
         <w:pStyle w:val="Heading3"/>
       </w:pPr>
       <w:r>
-        <w:t>Worked case answer</w:t>
-      </w:r>
-    </w:p>
-    <w:p>
-      <w:r>
-        <w:t>Total=18, count=3, mean=6.0. Guard the empty case against division by zero; no mean exists without observations.</w:t>
+        <w:t>Teacher key · Worked case answer</w:t>
+      </w:r>
+    </w:p>
+    <w:p>
+      <w:pPr>
+        <w:spacing w:line="336" w:lineRule="auto" w:after="180"/>
+        <w:shd w:fill="F1F6FC"/>
+      </w:pPr>
+      <w:r>
+        <w:rPr>
+          <w:b w:val="0"/>
+        </w:rPr>
+        <w:t xml:space="preserve">Total=18, count=3, mean=6.0. Guard the empty case against division by zero; no mean exists without </w:t>
+      </w:r>
+      <w:r>
+        <w:rPr>
+          <w:b/>
+        </w:rPr>
+        <w:t>observation</w:t>
+      </w:r>
+      <w:r>
+        <w:rPr>
+          <w:b w:val="0"/>
+        </w:rPr>
+        <w:t>s.</w:t>
       </w:r>
     </w:p>
     <w:p>
@@ -2674,7 +5269,22 @@
       </w:r>
     </w:p>
     <w:p>
-      <w:r>
+      <w:pPr>
+        <w:pStyle w:val="Heading3"/>
+      </w:pPr>
+      <w:r>
+        <w:t>Independent question · withhold the key</w:t>
+      </w:r>
+    </w:p>
+    <w:p>
+      <w:pPr>
+        <w:spacing w:line="336" w:lineRule="auto" w:after="180"/>
+        <w:shd w:fill="F5F1FB"/>
+      </w:pPr>
+      <w:r>
+        <w:rPr>
+          <w:b w:val="0"/>
+        </w:rPr>
         <w:t>Trace Python: lengths = [4, 7, 9]; selected = lengths[1]; total = selected + 3. Give selected and total.</w:t>
       </w:r>
     </w:p>
@@ -2687,7 +5297,22 @@
       </w:r>
     </w:p>
     <w:p>
-      <w:r>
+      <w:pPr>
+        <w:pStyle w:val="Heading3"/>
+      </w:pPr>
+      <w:r>
+        <w:t>Teacher key · Expected independent answer</w:t>
+      </w:r>
+    </w:p>
+    <w:p>
+      <w:pPr>
+        <w:spacing w:line="336" w:lineRule="auto" w:after="180"/>
+        <w:shd w:fill="F1F6FC"/>
+      </w:pPr>
+      <w:r>
+        <w:rPr>
+          <w:b w:val="0"/>
+        </w:rPr>
         <w:t>Python indexes this list from zero: lengths[1] is 7, so selected is 7 and total is 10.</w:t>
       </w:r>
     </w:p>
@@ -2926,8 +5551,25 @@
       </w:tr>
     </w:tbl>
     <w:p>
-      <w:r>
-        <w:t>Use 6/8 as a classroom checkpoint, with 2 required for both Result and Reasoning. This is a proposed teaching rule, not a validated certification threshold. Do not count a coached answer as independent mastery; correct unsafe or unsupported claims regardless of total.</w:t>
+      <w:pPr>
+        <w:spacing w:line="336" w:lineRule="auto" w:after="180"/>
+      </w:pPr>
+      <w:r>
+        <w:rPr>
+          <w:b w:val="0"/>
+        </w:rPr>
+        <w:t>Use 6/8 as a classroom checkpoint, with 2 required for both Result and Reasoning. This is a proposed teaching rule, not a validated certification threshold.</w:t>
+      </w:r>
+    </w:p>
+    <w:p>
+      <w:pPr>
+        <w:spacing w:line="336" w:lineRule="auto" w:after="180"/>
+      </w:pPr>
+      <w:r>
+        <w:rPr>
+          <w:b w:val="0"/>
+        </w:rPr>
+        <w:t>Do not count a coached answer as independent mastery; correct unsafe or unsupported claims regardless of total.</w:t>
       </w:r>
     </w:p>
     <w:p>
@@ -2939,8 +5581,26 @@
       </w:r>
     </w:p>
     <w:p>
-      <w:r>
-        <w:t>Ask the learner to find the evidence that challenges this claim: “Index 1 always selects the first list item.” Keep the first attempt and an uncoached retry separate.</w:t>
+      <w:pPr>
+        <w:spacing w:line="336" w:lineRule="auto" w:after="180"/>
+      </w:pPr>
+      <w:r>
+        <w:rPr>
+          <w:b w:val="0"/>
+        </w:rPr>
+        <w:t xml:space="preserve">Ask the learner to find the </w:t>
+      </w:r>
+      <w:r>
+        <w:rPr>
+          <w:b/>
+        </w:rPr>
+        <w:t>evidence</w:t>
+      </w:r>
+      <w:r>
+        <w:rPr>
+          <w:b w:val="0"/>
+        </w:rPr>
+        <w:t xml:space="preserve"> that challenges this claim: “Index 1 always selects the first list item.” Keep the first attempt and an uncoached retry separate.</w:t>
       </w:r>
     </w:p>
     <w:p>
@@ -2952,15 +5612,66 @@
       </w:r>
     </w:p>
     <w:p>
-      <w:r>
-        <w:t>Sum=24, count=3, mean=8.0. For [] the mean is undefined; explicitly report missing/insufficient data before division. Returning zero invents a measurement and can distort later predictions. Test both populated and empty inputs.</w:t>
-      </w:r>
-    </w:p>
-    <w:p>
       <w:pPr>
         <w:pStyle w:val="Heading3"/>
       </w:pPr>
       <w:r>
+        <w:t>Teacher key · Original transfer answer</w:t>
+      </w:r>
+    </w:p>
+    <w:p>
+      <w:pPr>
+        <w:spacing w:line="336" w:lineRule="auto" w:after="180"/>
+        <w:shd w:fill="F1F6FC"/>
+      </w:pPr>
+      <w:r>
+        <w:rPr>
+          <w:b w:val="0"/>
+        </w:rPr>
+        <w:t xml:space="preserve">Sum=24, count=3, mean=8.0. For [] the mean is undefined; explicitly report missing/insufficient data before division. Returning zero invents a measurement and can distort later </w:t>
+      </w:r>
+      <w:r>
+        <w:rPr>
+          <w:b/>
+        </w:rPr>
+        <w:t>prediction</w:t>
+      </w:r>
+      <w:r>
+        <w:rPr>
+          <w:b w:val="0"/>
+        </w:rPr>
+        <w:t>s.</w:t>
+      </w:r>
+    </w:p>
+    <w:p>
+      <w:pPr>
+        <w:spacing w:line="336" w:lineRule="auto" w:after="180"/>
+        <w:shd w:fill="F1F6FC"/>
+      </w:pPr>
+      <w:r>
+        <w:rPr>
+          <w:b w:val="0"/>
+        </w:rPr>
+        <w:t xml:space="preserve">Test both populated and empty </w:t>
+      </w:r>
+      <w:r>
+        <w:rPr>
+          <w:b/>
+        </w:rPr>
+        <w:t>input</w:t>
+      </w:r>
+      <w:r>
+        <w:rPr>
+          <w:b w:val="0"/>
+        </w:rPr>
+        <w:t>s.</w:t>
+      </w:r>
+    </w:p>
+    <w:p>
+      <w:pPr>
+        <w:pStyle w:val="Heading3"/>
+      </w:pPr>
+      <w:r>
         <w:t>Explanations for the additional workbook examples</w:t>
       </w:r>
     </w:p>
@@ -2973,40 +5684,178 @@
       </w:r>
     </w:p>
     <w:p>
-      <w:r>
-        <w:t>List the required fields, types and duration boundaries for the worked table.</w:t>
-      </w:r>
-    </w:p>
-    <w:p>
-      <w:r>
+      <w:pPr>
+        <w:pStyle w:val="Heading3"/>
+      </w:pPr>
+      <w:r>
+        <w:t>Workbook question · W1</w:t>
+      </w:r>
+    </w:p>
+    <w:p>
+      <w:pPr>
+        <w:spacing w:line="336" w:lineRule="auto" w:after="180"/>
+        <w:shd w:fill="F5F1FB"/>
+      </w:pPr>
+      <w:r>
+        <w:rPr>
+          <w:b w:val="0"/>
+        </w:rPr>
+        <w:t xml:space="preserve">List the required fields, </w:t>
+      </w:r>
+      <w:r>
+        <w:rPr>
+          <w:b/>
+        </w:rPr>
+        <w:t>type</w:t>
+      </w:r>
+      <w:r>
+        <w:rPr>
+          <w:b w:val="0"/>
+        </w:rPr>
+        <w:t>s and duration boundaries for the worked table.</w:t>
+      </w:r>
+    </w:p>
+    <w:p>
+      <w:pPr>
+        <w:pStyle w:val="Heading3"/>
+      </w:pPr>
+      <w:r>
+        <w:t>Teacher reasoning · W1</w:t>
+      </w:r>
+    </w:p>
+    <w:p>
+      <w:pPr>
+        <w:spacing w:line="336" w:lineRule="auto" w:after="180"/>
+        <w:shd w:fill="F1F6FC"/>
+      </w:pPr>
+      <w:r>
+        <w:rPr>
+          <w:b w:val="0"/>
+        </w:rPr>
         <w:t>activity: nonempty text; minutes: integer from 0 to 60 inclusive.</w:t>
       </w:r>
     </w:p>
     <w:p>
-      <w:r>
-        <w:t>Check both fields. activity must exist as nonempty text. minutes must be an exact integer and satisfy 0 &lt;= minutes &lt;= 60. Inclusive means equality is accepted at both ends. Structure, type and range are separate checks; passing them does not prove the duration was measured accurately.</w:t>
-      </w:r>
-    </w:p>
-    <w:p>
       <w:pPr>
         <w:pStyle w:val="Heading3"/>
       </w:pPr>
       <w:r>
+        <w:t>Teacher reasoning · W1</w:t>
+      </w:r>
+    </w:p>
+    <w:p>
+      <w:pPr>
+        <w:spacing w:line="336" w:lineRule="auto" w:after="180"/>
+        <w:shd w:fill="F1F6FC"/>
+      </w:pPr>
+      <w:r>
+        <w:rPr>
+          <w:b w:val="0"/>
+        </w:rPr>
+        <w:t>Check both fields. activity must exist as nonempty text. minutes must be an exact integer and satisfy 0 &lt;= minutes &lt;= 60. Inclusive means equality is accepted at both ends.</w:t>
+      </w:r>
+    </w:p>
+    <w:p>
+      <w:pPr>
+        <w:spacing w:line="336" w:lineRule="auto" w:after="180"/>
+        <w:shd w:fill="F1F6FC"/>
+      </w:pPr>
+      <w:r>
+        <w:rPr>
+          <w:b w:val="0"/>
+        </w:rPr>
+        <w:t xml:space="preserve">Structure, </w:t>
+      </w:r>
+      <w:r>
+        <w:rPr>
+          <w:b/>
+        </w:rPr>
+        <w:t>type</w:t>
+      </w:r>
+      <w:r>
+        <w:rPr>
+          <w:b w:val="0"/>
+        </w:rPr>
+        <w:t xml:space="preserve"> and range are separate checks; passing them does not prove the duration was measured accurately.</w:t>
+      </w:r>
+    </w:p>
+    <w:p>
+      <w:pPr>
+        <w:pStyle w:val="Heading3"/>
+      </w:pPr>
+      <w:r>
         <w:t>W2 Classify records</w:t>
       </w:r>
     </w:p>
     <w:p>
-      <w:r>
-        <w:t>Classify minutes values 0, 60, -1 and 61 under this schema.</w:t>
-      </w:r>
-    </w:p>
-    <w:p>
-      <w:r>
+      <w:pPr>
+        <w:pStyle w:val="Heading3"/>
+      </w:pPr>
+      <w:r>
+        <w:t>Workbook question · W2</w:t>
+      </w:r>
+    </w:p>
+    <w:p>
+      <w:pPr>
+        <w:spacing w:line="336" w:lineRule="auto" w:after="180"/>
+        <w:shd w:fill="F5F1FB"/>
+      </w:pPr>
+      <w:r>
+        <w:rPr>
+          <w:b w:val="0"/>
+        </w:rPr>
+        <w:t xml:space="preserve">Classify minutes values 0, 60, -1 and 61 under this </w:t>
+      </w:r>
+      <w:r>
+        <w:rPr>
+          <w:b/>
+        </w:rPr>
+        <w:t>schema</w:t>
+      </w:r>
+      <w:r>
+        <w:rPr>
+          <w:b w:val="0"/>
+        </w:rPr>
+        <w:t>.</w:t>
+      </w:r>
+    </w:p>
+    <w:p>
+      <w:pPr>
+        <w:pStyle w:val="Heading3"/>
+      </w:pPr>
+      <w:r>
+        <w:t>Teacher reasoning · W2</w:t>
+      </w:r>
+    </w:p>
+    <w:p>
+      <w:pPr>
+        <w:spacing w:line="336" w:lineRule="auto" w:after="180"/>
+        <w:shd w:fill="F1F6FC"/>
+      </w:pPr>
+      <w:r>
+        <w:rPr>
+          <w:b w:val="0"/>
+        </w:rPr>
         <w:t>0 and 60 pass; -1 and 61 fail.</w:t>
       </w:r>
     </w:p>
     <w:p>
-      <w:r>
+      <w:pPr>
+        <w:pStyle w:val="Heading3"/>
+      </w:pPr>
+      <w:r>
+        <w:t>Teacher reasoning · W2</w:t>
+      </w:r>
+    </w:p>
+    <w:p>
+      <w:pPr>
+        <w:spacing w:line="336" w:lineRule="auto" w:after="180"/>
+        <w:shd w:fill="F1F6FC"/>
+      </w:pPr>
+      <w:r>
+        <w:rPr>
+          <w:b w:val="0"/>
+        </w:rPr>
         <w:t>Apply the inclusive range to each integer. Both 0 and 60 are on allowed boundaries. -1 is below the minimum and 61 is above the maximum. Require the reason for each rejection, not only pass/fail labels.</w:t>
       </w:r>
     </w:p>
@@ -3019,12 +5868,42 @@
       </w:r>
     </w:p>
     <w:p>
-      <w:r>
+      <w:pPr>
+        <w:pStyle w:val="Heading3"/>
+      </w:pPr>
+      <w:r>
+        <w:t>Workbook question · W3</w:t>
+      </w:r>
+    </w:p>
+    <w:p>
+      <w:pPr>
+        <w:spacing w:line="336" w:lineRule="auto" w:after="180"/>
+        <w:shd w:fill="F5F1FB"/>
+      </w:pPr>
+      <w:r>
+        <w:rPr>
+          <w:b w:val="0"/>
+        </w:rPr>
         <w:t>A source says 180 seconds but the row says minutes: 180. Give a documented correction.</w:t>
       </w:r>
     </w:p>
     <w:p>
-      <w:r>
+      <w:pPr>
+        <w:pStyle w:val="Heading3"/>
+      </w:pPr>
+      <w:r>
+        <w:t>Teacher reasoning · W3</w:t>
+      </w:r>
+    </w:p>
+    <w:p>
+      <w:pPr>
+        <w:spacing w:line="336" w:lineRule="auto" w:after="180"/>
+        <w:shd w:fill="F1F6FC"/>
+      </w:pPr>
+      <w:r>
+        <w:rPr>
+          <w:b w:val="0"/>
+        </w:rPr>
         <w:t>Divide by 60 to record 3 minutes and retain the source value and conversion note.</w:t>
       </w:r>
     </w:p>
@@ -3037,54 +5916,227 @@
       </w:r>
     </w:p>
     <w:p>
-      <w:r>
+      <w:pPr>
+        <w:pStyle w:val="Heading3"/>
+      </w:pPr>
+      <w:r>
+        <w:t>Workbook question · W4</w:t>
+      </w:r>
+    </w:p>
+    <w:p>
+      <w:pPr>
+        <w:spacing w:line="336" w:lineRule="auto" w:after="180"/>
+        <w:shd w:fill="F5F1FB"/>
+      </w:pPr>
+      <w:r>
+        <w:rPr>
+          <w:b w:val="0"/>
+        </w:rPr>
         <w:t>For a fictional shelf audit, define label and book_count fields. Require a nonempty text label and an integer count from 0 to 40. Give two valid and two invalid records with reasons.</w:t>
       </w:r>
     </w:p>
     <w:p>
-      <w:r>
-        <w:t>Examples: A/0 and B/40 valid; empty label/5 invalid label; C/41 invalid range. Text "5" also fails the count type. Accept alternatives meeting the written rules.</w:t>
-      </w:r>
-    </w:p>
-    <w:p>
       <w:pPr>
         <w:pStyle w:val="Heading3"/>
       </w:pPr>
       <w:r>
+        <w:t>Teacher reasoning · W4</w:t>
+      </w:r>
+    </w:p>
+    <w:p>
+      <w:pPr>
+        <w:spacing w:line="336" w:lineRule="auto" w:after="180"/>
+        <w:shd w:fill="F1F6FC"/>
+      </w:pPr>
+      <w:r>
+        <w:rPr>
+          <w:b w:val="0"/>
+        </w:rPr>
+        <w:t xml:space="preserve">Examples: A/0 and B/40 valid; empty label/5 invalid label; C/41 invalid range. Text "5" also fails the count </w:t>
+      </w:r>
+      <w:r>
+        <w:rPr>
+          <w:b/>
+        </w:rPr>
+        <w:t>type</w:t>
+      </w:r>
+      <w:r>
+        <w:rPr>
+          <w:b w:val="0"/>
+        </w:rPr>
+        <w:t xml:space="preserve">. Accept alternatives meeting the </w:t>
+      </w:r>
+      <w:r>
+        <w:rPr>
+          <w:b/>
+        </w:rPr>
+        <w:t>written rule</w:t>
+      </w:r>
+      <w:r>
+        <w:rPr>
+          <w:b w:val="0"/>
+        </w:rPr>
+        <w:t>s.</w:t>
+      </w:r>
+    </w:p>
+    <w:p>
+      <w:pPr>
+        <w:pStyle w:val="Heading3"/>
+      </w:pPr>
+      <w:r>
         <w:t>W5 Separate validity and truth</w:t>
       </w:r>
     </w:p>
     <w:p>
-      <w:r>
-        <w:t>A row says Reading, 12 and passes. Does that establish the session really lasted 12 minutes?</w:t>
-      </w:r>
-    </w:p>
-    <w:p>
-      <w:r>
-        <w:t>No. The value has a permitted structure but still needs trustworthy collection evidence.</w:t>
-      </w:r>
-    </w:p>
-    <w:p>
       <w:pPr>
         <w:pStyle w:val="Heading3"/>
       </w:pPr>
       <w:r>
+        <w:t>Workbook question · W5</w:t>
+      </w:r>
+    </w:p>
+    <w:p>
+      <w:pPr>
+        <w:spacing w:line="336" w:lineRule="auto" w:after="180"/>
+        <w:shd w:fill="F5F1FB"/>
+      </w:pPr>
+      <w:r>
+        <w:rPr>
+          <w:b w:val="0"/>
+        </w:rPr>
+        <w:t xml:space="preserve">A row says Reading, 12 and passes. Does that establish the session really lasted </w:t>
+      </w:r>
+      <w:r>
+        <w:rPr>
+          <w:b/>
+        </w:rPr>
+        <w:t>12 minutes</w:t>
+      </w:r>
+      <w:r>
+        <w:rPr>
+          <w:b w:val="0"/>
+        </w:rPr>
+        <w:t>?</w:t>
+      </w:r>
+    </w:p>
+    <w:p>
+      <w:pPr>
+        <w:pStyle w:val="Heading3"/>
+      </w:pPr>
+      <w:r>
+        <w:t>Teacher reasoning · W5</w:t>
+      </w:r>
+    </w:p>
+    <w:p>
+      <w:pPr>
+        <w:spacing w:line="336" w:lineRule="auto" w:after="180"/>
+        <w:shd w:fill="F1F6FC"/>
+      </w:pPr>
+      <w:r>
+        <w:rPr>
+          <w:b w:val="0"/>
+        </w:rPr>
+        <w:t xml:space="preserve">No. The value has a permitted structure but still needs trustworthy collection </w:t>
+      </w:r>
+      <w:r>
+        <w:rPr>
+          <w:b/>
+        </w:rPr>
+        <w:t>evidence</w:t>
+      </w:r>
+      <w:r>
+        <w:rPr>
+          <w:b w:val="0"/>
+        </w:rPr>
+        <w:t>.</w:t>
+      </w:r>
+    </w:p>
+    <w:p>
+      <w:pPr>
+        <w:pStyle w:val="Heading3"/>
+      </w:pPr>
+      <w:r>
         <w:t>File input and output — W1 Trace types</w:t>
       </w:r>
     </w:p>
     <w:p>
-      <w:r>
-        <w:t>Before and after int("8"), identify the types and values.</w:t>
-      </w:r>
-    </w:p>
-    <w:p>
-      <w:r>
+      <w:pPr>
+        <w:spacing w:line="336" w:lineRule="auto" w:after="180"/>
+      </w:pPr>
+      <w:r>
+        <w:rPr>
+          <w:b w:val="0"/>
+        </w:rPr>
+        <w:t xml:space="preserve">Before and after int("8"), identify the </w:t>
+      </w:r>
+      <w:r>
+        <w:rPr>
+          <w:b/>
+        </w:rPr>
+        <w:t>type</w:t>
+      </w:r>
+      <w:r>
+        <w:rPr>
+          <w:b w:val="0"/>
+        </w:rPr>
+        <w:t>s and values.</w:t>
+      </w:r>
+    </w:p>
+    <w:p>
+      <w:pPr>
+        <w:spacing w:line="336" w:lineRule="auto" w:after="180"/>
+      </w:pPr>
+      <w:r>
+        <w:rPr>
+          <w:b w:val="0"/>
+        </w:rPr>
         <w:t>Before: text "8". After: integer 8.</w:t>
       </w:r>
     </w:p>
     <w:p>
-      <w:r>
-        <w:t>Before conversion, "8" is a string containing the character 8. int("8") returns the integer 8, which can participate in numeric arithmetic. The conversion does not change the original file and does not establish that the number meets the duration schema.</w:t>
+      <w:pPr>
+        <w:spacing w:line="336" w:lineRule="auto" w:after="180"/>
+      </w:pPr>
+      <w:r>
+        <w:rPr>
+          <w:b w:val="0"/>
+        </w:rPr>
+        <w:t>Before conversion, "8" is a string containing the character 8. int("8") returns the integer 8, which can participate in numeric arithmetic.</w:t>
+      </w:r>
+    </w:p>
+    <w:p>
+      <w:pPr>
+        <w:spacing w:line="336" w:lineRule="auto" w:after="180"/>
+      </w:pPr>
+      <w:r>
+        <w:rPr>
+          <w:b w:val="0"/>
+        </w:rPr>
+        <w:t xml:space="preserve">The conversion does not change the original </w:t>
+      </w:r>
+      <w:r>
+        <w:rPr>
+          <w:b/>
+        </w:rPr>
+        <w:t>file</w:t>
+      </w:r>
+      <w:r>
+        <w:rPr>
+          <w:b w:val="0"/>
+        </w:rPr>
+        <w:t xml:space="preserve"> and does not establish that the number meets the duration </w:t>
+      </w:r>
+      <w:r>
+        <w:rPr>
+          <w:b/>
+        </w:rPr>
+        <w:t>schema</w:t>
+      </w:r>
+      <w:r>
+        <w:rPr>
+          <w:b w:val="0"/>
+        </w:rPr>
+        <w:t>.</w:t>
       </w:r>
     </w:p>
     <w:p>
@@ -3096,12 +6148,37 @@
       </w:r>
     </w:p>
     <w:p>
-      <w:r>
-        <w:t>A sandbox file has lines 5, 0 and 2. What total does the worked reader print?</w:t>
-      </w:r>
-    </w:p>
-    <w:p>
-      <w:r>
+      <w:pPr>
+        <w:spacing w:line="336" w:lineRule="auto" w:after="180"/>
+        <w:shd w:fill="F5F1FB"/>
+      </w:pPr>
+      <w:r>
+        <w:rPr>
+          <w:b w:val="0"/>
+        </w:rPr>
+        <w:t xml:space="preserve">A sandbox </w:t>
+      </w:r>
+      <w:r>
+        <w:rPr>
+          <w:b/>
+        </w:rPr>
+        <w:t>file</w:t>
+      </w:r>
+      <w:r>
+        <w:rPr>
+          <w:b w:val="0"/>
+        </w:rPr>
+        <w:t xml:space="preserve"> has lines 5, 0 and 2. What total does the worked reader print?</w:t>
+      </w:r>
+    </w:p>
+    <w:p>
+      <w:pPr>
+        <w:spacing w:line="336" w:lineRule="auto" w:after="180"/>
+      </w:pPr>
+      <w:r>
+        <w:rPr>
+          <w:b w:val="0"/>
+        </w:rPr>
         <w:t>The parsed values sum to 5 + 0 + 2 = 7.</w:t>
       </w:r>
     </w:p>
@@ -3114,13 +6191,61 @@
       </w:r>
     </w:p>
     <w:p>
-      <w:r>
-        <w:t>The file is in the class-data folder but the script looks in its working folder. Give a safe repair.</w:t>
-      </w:r>
-    </w:p>
-    <w:p>
-      <w:r>
-        <w:t>Use the correct path to class-data/durations.txt or run from the intended folder. Keep read mode and do not overwrite the input.</w:t>
+      <w:pPr>
+        <w:spacing w:line="336" w:lineRule="auto" w:after="180"/>
+      </w:pPr>
+      <w:r>
+        <w:rPr>
+          <w:b w:val="0"/>
+        </w:rPr>
+        <w:t xml:space="preserve">The </w:t>
+      </w:r>
+      <w:r>
+        <w:rPr>
+          <w:b/>
+        </w:rPr>
+        <w:t>file</w:t>
+      </w:r>
+      <w:r>
+        <w:rPr>
+          <w:b w:val="0"/>
+        </w:rPr>
+        <w:t xml:space="preserve"> is in the class-data folder but the script looks in its working folder. Give a safe repair.</w:t>
+      </w:r>
+    </w:p>
+    <w:p>
+      <w:pPr>
+        <w:spacing w:line="336" w:lineRule="auto" w:after="180"/>
+      </w:pPr>
+      <w:r>
+        <w:rPr>
+          <w:b w:val="0"/>
+        </w:rPr>
+        <w:t xml:space="preserve">Use the correct </w:t>
+      </w:r>
+      <w:r>
+        <w:rPr>
+          <w:b/>
+        </w:rPr>
+        <w:t>path</w:t>
+      </w:r>
+      <w:r>
+        <w:rPr>
+          <w:b w:val="0"/>
+        </w:rPr>
+        <w:t xml:space="preserve"> to class-data/durations.txt or run from the intended folder. Keep read mode and do not overwrite the </w:t>
+      </w:r>
+      <w:r>
+        <w:rPr>
+          <w:b/>
+        </w:rPr>
+        <w:t>input</w:t>
+      </w:r>
+      <w:r>
+        <w:rPr>
+          <w:b w:val="0"/>
+        </w:rPr>
+        <w:t>.</w:t>
       </w:r>
     </w:p>
     <w:p>
@@ -3132,13 +6257,49 @@
       </w:r>
     </w:p>
     <w:p>
-      <w:r>
-        <w:t>In a fresh sandbox file counters.txt put 4, 6 and 0 on separate lines. Adapt the reader, print the number of values and total. State the expected results.</w:t>
-      </w:r>
-    </w:p>
-    <w:p>
-      <w:r>
-        <w:t>Read counters.txt as UTF-8 text, convert three lines to integers; count 3 and total 10. Keep the raw file unchanged.</w:t>
+      <w:pPr>
+        <w:spacing w:line="336" w:lineRule="auto" w:after="180"/>
+      </w:pPr>
+      <w:r>
+        <w:rPr>
+          <w:b w:val="0"/>
+        </w:rPr>
+        <w:t xml:space="preserve">In a fresh sandbox </w:t>
+      </w:r>
+      <w:r>
+        <w:rPr>
+          <w:b/>
+        </w:rPr>
+        <w:t>file</w:t>
+      </w:r>
+      <w:r>
+        <w:rPr>
+          <w:b w:val="0"/>
+        </w:rPr>
+        <w:t xml:space="preserve"> counters.txt put 4, 6 and 0 on separate lines. Adapt the reader, print the number of values and total. State the expected results.</w:t>
+      </w:r>
+    </w:p>
+    <w:p>
+      <w:pPr>
+        <w:spacing w:line="336" w:lineRule="auto" w:after="180"/>
+      </w:pPr>
+      <w:r>
+        <w:rPr>
+          <w:b w:val="0"/>
+        </w:rPr>
+        <w:t xml:space="preserve">Read counters.txt as UTF-8 text, convert three lines to integers; count 3 and total 10. Keep the raw </w:t>
+      </w:r>
+      <w:r>
+        <w:rPr>
+          <w:b/>
+        </w:rPr>
+        <w:t>file</w:t>
+      </w:r>
+      <w:r>
+        <w:rPr>
+          <w:b w:val="0"/>
+        </w:rPr>
+        <w:t xml:space="preserve"> unchanged.</w:t>
       </w:r>
     </w:p>
     <w:p>
@@ -3150,13 +6311,50 @@
       </w:r>
     </w:p>
     <w:p>
-      <w:r>
-        <w:t>The file contains twelve on one line. Why should the program not silently turn it into zero?</w:t>
-      </w:r>
-    </w:p>
-    <w:p>
-      <w:r>
-        <w:t>It is a parse failure, not a measured zero. Flag the line and report the problem; silently substituting changes the evidence.</w:t>
+      <w:pPr>
+        <w:spacing w:line="336" w:lineRule="auto" w:after="180"/>
+        <w:shd w:fill="F5F1FB"/>
+      </w:pPr>
+      <w:r>
+        <w:rPr>
+          <w:b w:val="0"/>
+        </w:rPr>
+        <w:t xml:space="preserve">The </w:t>
+      </w:r>
+      <w:r>
+        <w:rPr>
+          <w:b/>
+        </w:rPr>
+        <w:t>file</w:t>
+      </w:r>
+      <w:r>
+        <w:rPr>
+          <w:b w:val="0"/>
+        </w:rPr>
+        <w:t xml:space="preserve"> contains twelve on one line. Why should the program not silently turn it into zero?</w:t>
+      </w:r>
+    </w:p>
+    <w:p>
+      <w:pPr>
+        <w:spacing w:line="336" w:lineRule="auto" w:after="180"/>
+      </w:pPr>
+      <w:r>
+        <w:rPr>
+          <w:b w:val="0"/>
+        </w:rPr>
+        <w:t xml:space="preserve">It is a parse failure, not a measured zero. Flag the line and report the problem; silently substituting changes the </w:t>
+      </w:r>
+      <w:r>
+        <w:rPr>
+          <w:b/>
+        </w:rPr>
+        <w:t>evidence</w:t>
+      </w:r>
+      <w:r>
+        <w:rPr>
+          <w:b w:val="0"/>
+        </w:rPr>
+        <w:t>.</w:t>
       </w:r>
     </w:p>
     <w:p>
@@ -3168,13 +6366,38 @@
       </w:r>
     </w:p>
     <w:p>
-      <w:r>
+      <w:pPr>
+        <w:spacing w:line="336" w:lineRule="auto" w:after="180"/>
+        <w:shd w:fill="F5F1FB"/>
+      </w:pPr>
+      <w:r>
+        <w:rPr>
+          <w:b w:val="0"/>
+        </w:rPr>
         <w:t>What does parse_minutes("0") return, and why is zero allowed?</w:t>
       </w:r>
     </w:p>
     <w:p>
-      <w:r>
-        <w:t>A record with status ok and value 0; zero meets the inclusive range.</w:t>
+      <w:pPr>
+        <w:spacing w:line="336" w:lineRule="auto" w:after="180"/>
+      </w:pPr>
+      <w:r>
+        <w:rPr>
+          <w:b w:val="0"/>
+        </w:rPr>
+        <w:t xml:space="preserve">A record with </w:t>
+      </w:r>
+      <w:r>
+        <w:rPr>
+          <w:b/>
+        </w:rPr>
+        <w:t>status</w:t>
+      </w:r>
+      <w:r>
+        <w:rPr>
+          <w:b w:val="0"/>
+        </w:rPr>
+        <w:t xml:space="preserve"> ok and value 0; zero meets the inclusive range.</w:t>
       </w:r>
     </w:p>
     <w:p>
@@ -3186,12 +6409,24 @@
       </w:r>
     </w:p>
     <w:p>
-      <w:r>
+      <w:pPr>
+        <w:spacing w:line="336" w:lineRule="auto" w:after="180"/>
+      </w:pPr>
+      <w:r>
+        <w:rPr>
+          <w:b w:val="0"/>
+        </w:rPr>
         <w:t>Compare parse_minutes("abc") and parse_minutes("70").</w:t>
       </w:r>
     </w:p>
     <w:p>
-      <w:r>
+      <w:pPr>
+        <w:spacing w:line="336" w:lineRule="auto" w:after="180"/>
+      </w:pPr>
+      <w:r>
+        <w:rPr>
+          <w:b w:val="0"/>
+        </w:rPr>
         <w:t>abc gives invalid text/None; 70 gives out of range/None. Both fail but for different reasons.</w:t>
       </w:r>
     </w:p>
@@ -3204,13 +6439,37 @@
       </w:r>
     </w:p>
     <w:p>
-      <w:r>
+      <w:pPr>
+        <w:spacing w:line="336" w:lineRule="auto" w:after="180"/>
+      </w:pPr>
+      <w:r>
+        <w:rPr>
+          <w:b w:val="0"/>
+        </w:rPr>
         <w:t>An except block returns 0 for any failure. State two problems and a repair.</w:t>
       </w:r>
     </w:p>
     <w:p>
-      <w:r>
-        <w:t>It confuses failure with observed zero and may hide unrelated bugs. Catch ValueError, return an explicit status and None, then validate range.</w:t>
+      <w:pPr>
+        <w:spacing w:line="336" w:lineRule="auto" w:after="180"/>
+      </w:pPr>
+      <w:r>
+        <w:rPr>
+          <w:b w:val="0"/>
+        </w:rPr>
+        <w:t xml:space="preserve">It confuses failure with observed zero and may hide unrelated bugs. Catch ValueError, return an explicit </w:t>
+      </w:r>
+      <w:r>
+        <w:rPr>
+          <w:b/>
+        </w:rPr>
+        <w:t>status</w:t>
+      </w:r>
+      <w:r>
+        <w:rPr>
+          <w:b w:val="0"/>
+        </w:rPr>
+        <w:t xml:space="preserve"> and None, then validate range.</w:t>
       </w:r>
     </w:p>
     <w:p>
@@ -3222,12 +6481,36 @@
       </w:r>
     </w:p>
     <w:p>
-      <w:r>
-        <w:t>Adapt the function for count strings representing integers 0 through 10. Test "4", "0", "11", "four" and "-1" and record status/value.</w:t>
-      </w:r>
-    </w:p>
-    <w:p>
-      <w:r>
+      <w:pPr>
+        <w:spacing w:line="336" w:lineRule="auto" w:after="180"/>
+      </w:pPr>
+      <w:r>
+        <w:rPr>
+          <w:b w:val="0"/>
+        </w:rPr>
+        <w:t xml:space="preserve">Adapt the function for count strings representing integers 0 through 10. Test "4", "0", "11", "four" and "-1" and record </w:t>
+      </w:r>
+      <w:r>
+        <w:rPr>
+          <w:b/>
+        </w:rPr>
+        <w:t>status</w:t>
+      </w:r>
+      <w:r>
+        <w:rPr>
+          <w:b w:val="0"/>
+        </w:rPr>
+        <w:t>/value.</w:t>
+      </w:r>
+    </w:p>
+    <w:p>
+      <w:pPr>
+        <w:spacing w:line="336" w:lineRule="auto" w:after="180"/>
+      </w:pPr>
+      <w:r>
+        <w:rPr>
+          <w:b w:val="0"/>
+        </w:rPr>
         <w:t>4 and 0 give ok with 4 and 0; 11 and -1 give out of range/None; four gives invalid text/None. Use specific handling and explicit range checks.</w:t>
       </w:r>
     </w:p>
@@ -3240,13 +6523,38 @@
       </w:r>
     </w:p>
     <w:p>
-      <w:r>
+      <w:pPr>
+        <w:spacing w:line="336" w:lineRule="auto" w:after="180"/>
+        <w:shd w:fill="F5F1FB"/>
+      </w:pPr>
+      <w:r>
+        <w:rPr>
+          <w:b w:val="0"/>
+        </w:rPr>
         <w:t>A batch has 8 valid and 2 invalid lines. What should its report include?</w:t>
       </w:r>
     </w:p>
     <w:p>
-      <w:r>
-        <w:t>Accepted count 8, rejected count 2 and reasons; summaries apply to accepted data. Preserve raw input for authorized correction.</w:t>
+      <w:pPr>
+        <w:spacing w:line="336" w:lineRule="auto" w:after="180"/>
+      </w:pPr>
+      <w:r>
+        <w:rPr>
+          <w:b w:val="0"/>
+        </w:rPr>
+        <w:t xml:space="preserve">Accepted count 8, rejected count 2 and reasons; summaries apply to accepted data. Preserve raw </w:t>
+      </w:r>
+      <w:r>
+        <w:rPr>
+          <w:b/>
+        </w:rPr>
+        <w:t>input</w:t>
+      </w:r>
+      <w:r>
+        <w:rPr>
+          <w:b w:val="0"/>
+        </w:rPr>
+        <w:t xml:space="preserve"> for authorized correction.</w:t>
       </w:r>
     </w:p>
     <w:p>
@@ -3258,7 +6566,22 @@
       </w:r>
     </w:p>
     <w:p>
-      <w:r>
+      <w:pPr>
+        <w:pStyle w:val="Heading3"/>
+      </w:pPr>
+      <w:r>
+        <w:t>Independent question · withhold the key</w:t>
+      </w:r>
+    </w:p>
+    <w:p>
+      <w:pPr>
+        <w:spacing w:line="336" w:lineRule="auto" w:after="180"/>
+        <w:shd w:fill="F5F1FB"/>
+      </w:pPr>
+      <w:r>
+        <w:rPr>
+          <w:b w:val="0"/>
+        </w:rPr>
         <w:t>Selected case: Supplied values are3,7,14. Compute their mean. What should a function report for an empty list? How should it handle a missing fourth record?</w:t>
       </w:r>
     </w:p>
@@ -3271,8 +6594,35 @@
       </w:r>
     </w:p>
     <w:p>
-      <w:r>
-        <w:t>Mean=(3+7+14)/3=8. An empty list has no observed mean; return an explicit unavailable result rather than divide by zero or invent0. State the missing-value policy and report coverage3/4 separately if one of four records is missing.</w:t>
+      <w:pPr>
+        <w:pStyle w:val="Heading3"/>
+      </w:pPr>
+      <w:r>
+        <w:t>Teacher key · Selected case answer</w:t>
+      </w:r>
+    </w:p>
+    <w:p>
+      <w:pPr>
+        <w:spacing w:line="336" w:lineRule="auto" w:after="180"/>
+        <w:shd w:fill="F1F6FC"/>
+      </w:pPr>
+      <w:r>
+        <w:rPr>
+          <w:b w:val="0"/>
+        </w:rPr>
+        <w:t>Mean=(3+7+14)/3=8. An empty list has no observed mean; return an explicit unavailable result rather than divide by zero or invent0.</w:t>
+      </w:r>
+    </w:p>
+    <w:p>
+      <w:pPr>
+        <w:spacing w:line="336" w:lineRule="auto" w:after="180"/>
+        <w:shd w:fill="F1F6FC"/>
+      </w:pPr>
+      <w:r>
+        <w:rPr>
+          <w:b w:val="0"/>
+        </w:rPr>
+        <w:t>State the missing-value policy and report coverage3/4 separately if one of four records is missing.</w:t>
       </w:r>
     </w:p>
     <w:tbl>
@@ -3378,21 +6728,77 @@
       </w:tr>
     </w:tbl>
     <w:p>
-      <w:r>
-        <w:t>Record each dimension as not yet, with support, or independent. Accept a valid alternative procedure with a defensible trace. Do not penalise an honestly recorded model failure if the learner correctly explains its evidence and limits.</w:t>
-      </w:r>
-    </w:p>
-    <w:p>
       <w:pPr>
         <w:pStyle w:val="Heading3"/>
       </w:pPr>
       <w:r>
+        <w:t>Teacher key · Selected case answer</w:t>
+      </w:r>
+    </w:p>
+    <w:p>
+      <w:pPr>
+        <w:spacing w:line="336" w:lineRule="auto" w:after="180"/>
+        <w:shd w:fill="F1F6FC"/>
+      </w:pPr>
+      <w:r>
+        <w:rPr>
+          <w:b w:val="0"/>
+        </w:rPr>
+        <w:t>Record each dimension as not yet, with support, or independent. Accept a valid alternative procedure with a defensible trace.</w:t>
+      </w:r>
+    </w:p>
+    <w:p>
+      <w:pPr>
+        <w:spacing w:line="336" w:lineRule="auto" w:after="180"/>
+        <w:shd w:fill="F1F6FC"/>
+      </w:pPr>
+      <w:r>
+        <w:rPr>
+          <w:b w:val="0"/>
+        </w:rPr>
+        <w:t xml:space="preserve">Do not penalise an honestly recorded model failure if the learner correctly explains its </w:t>
+      </w:r>
+      <w:r>
+        <w:rPr>
+          <w:b/>
+        </w:rPr>
+        <w:t>evidence</w:t>
+      </w:r>
+      <w:r>
+        <w:rPr>
+          <w:b w:val="0"/>
+        </w:rPr>
+        <w:t xml:space="preserve"> and limits.</w:t>
+      </w:r>
+    </w:p>
+    <w:p>
+      <w:pPr>
+        <w:pStyle w:val="Heading3"/>
+      </w:pPr>
+      <w:r>
         <w:t>Feedback that the learner uses</w:t>
       </w:r>
     </w:p>
     <w:p>
-      <w:r>
-        <w:t>Name the earliest unsupported step and give one action to repair it. Have the learner make that repair now and explain why. Then assess the relevant skill on a fresh, fully specified case. Confirm it was not previously practised with feedback; solve and check the new case before assigning it. A follow-up design prompt is a starting brief, not automatically an equivalent test.</w:t>
+      <w:pPr>
+        <w:spacing w:line="336" w:lineRule="auto" w:after="180"/>
+      </w:pPr>
+      <w:r>
+        <w:rPr>
+          <w:b w:val="0"/>
+        </w:rPr>
+        <w:t>Name the earliest unsupported step and give one action to repair it. Have the learner make that repair now and explain why. Then assess the relevant skill on a fresh, fully specified case.</w:t>
+      </w:r>
+    </w:p>
+    <w:p>
+      <w:pPr>
+        <w:spacing w:line="336" w:lineRule="auto" w:after="180"/>
+      </w:pPr>
+      <w:r>
+        <w:rPr>
+          <w:b w:val="0"/>
+        </w:rPr>
+        <w:t>Confirm it was not previously practised with feedback; solve and check the new case before assigning it. A follow-up design prompt is a starting brief, not automatically an equivalent test.</w:t>
       </w:r>
     </w:p>
     <w:p>
@@ -3404,11 +6810,86 @@
       </w:r>
     </w:p>
     <w:p>
+      <w:r>
+        <w:t>Connect Python and Table Readiness to Responsible Plant Classifier, adapt support and plan a later changed-case check.</w:t>
+      </w:r>
+    </w:p>
+    <w:p>
       <w:pPr>
         <w:pStyle w:val="Heading3"/>
       </w:pPr>
       <w:r>
-        <w:t>Connect and extend learning</w:t>
+        <w:t>Responsible Plant Classifier</w:t>
+      </w:r>
+    </w:p>
+    <w:p>
+      <w:pPr>
+        <w:spacing w:line="336" w:lineRule="auto" w:after="180"/>
+      </w:pPr>
+      <w:r>
+        <w:rPr>
+          <w:b w:val="0"/>
+        </w:rPr>
+        <w:t xml:space="preserve">Create a tiny five-row plant table with explicit column names, </w:t>
+      </w:r>
+      <w:r>
+        <w:rPr>
+          <w:b/>
+        </w:rPr>
+        <w:t>type</w:t>
+      </w:r>
+      <w:r>
+        <w:rPr>
+          <w:b w:val="0"/>
+        </w:rPr>
+        <w:t xml:space="preserve">s, </w:t>
+      </w:r>
+      <w:r>
+        <w:rPr>
+          <w:b/>
+        </w:rPr>
+        <w:t>unit</w:t>
+      </w:r>
+      <w:r>
+        <w:rPr>
+          <w:b w:val="0"/>
+        </w:rPr>
+        <w:t>s, and a reproducible summary calculation.</w:t>
+      </w:r>
+    </w:p>
+    <w:p>
+      <w:pPr>
+        <w:spacing w:line="336" w:lineRule="auto" w:after="180"/>
+      </w:pPr>
+      <w:r>
+        <w:rPr>
+          <w:b w:val="0"/>
+        </w:rPr>
+        <w:t xml:space="preserve">Keep the decision, </w:t>
+      </w:r>
+      <w:r>
+        <w:rPr>
+          <w:b/>
+        </w:rPr>
+        <w:t>input</w:t>
+      </w:r>
+      <w:r>
+        <w:rPr>
+          <w:b w:val="0"/>
+        </w:rPr>
+        <w:t xml:space="preserve">, result, explanation and remaining limitation in the project </w:t>
+      </w:r>
+      <w:r>
+        <w:rPr>
+          <w:b/>
+        </w:rPr>
+        <w:t>evidence</w:t>
+      </w:r>
+      <w:r>
+        <w:rPr>
+          <w:b w:val="0"/>
+        </w:rPr>
+        <w:t xml:space="preserve"> record. Retrieve this record next week rather than restarting the project.</w:t>
       </w:r>
     </w:p>
     <w:p>
@@ -3416,17 +6897,30 @@
         <w:pStyle w:val="Heading3"/>
       </w:pPr>
       <w:r>
-        <w:t>Responsible Plant Classifier</w:t>
-      </w:r>
-    </w:p>
-    <w:p>
-      <w:r>
-        <w:t>Create a tiny five-row plant table with explicit column names, types, units, and a reproducible summary calculation.</w:t>
-      </w:r>
-    </w:p>
-    <w:p>
-      <w:r>
-        <w:t>Keep the decision, input, result, explanation and remaining limitation in the project evidence record. Retrieve this record next week rather than restarting the project.</w:t>
+        <w:t>Support and stretch</w:t>
+      </w:r>
+    </w:p>
+    <w:p>
+      <w:pPr>
+        <w:spacing w:line="336" w:lineRule="auto" w:after="180"/>
+      </w:pPr>
+      <w:r>
+        <w:rPr>
+          <w:b w:val="0"/>
+        </w:rPr>
+        <w:t xml:space="preserve">Use a tiny labelled dataset, explicit </w:t>
+      </w:r>
+      <w:r>
+        <w:rPr>
+          <w:b/>
+        </w:rPr>
+        <w:t>unit</w:t>
+      </w:r>
+      <w:r>
+        <w:rPr>
+          <w:b w:val="0"/>
+        </w:rPr>
+        <w:t>s and a named positive class. Stretch: require a baseline, held-out evaluation and subgroup or shifted-condition analysis with denominators.</w:t>
       </w:r>
     </w:p>
     <w:p>
@@ -3434,12 +6928,30 @@
         <w:pStyle w:val="Heading3"/>
       </w:pPr>
       <w:r>
-        <w:t>Support and stretch</w:t>
-      </w:r>
-    </w:p>
-    <w:p>
-      <w:r>
-        <w:t>Use a tiny labelled dataset, explicit units and a named positive class. Stretch: require a baseline, held-out evaluation and subgroup or shifted-condition analysis with denominators.</w:t>
+        <w:t>Exit reflection</w:t>
+      </w:r>
+    </w:p>
+    <w:p>
+      <w:pPr>
+        <w:spacing w:line="336" w:lineRule="auto" w:after="180"/>
+      </w:pPr>
+      <w:r>
+        <w:rPr>
+          <w:b w:val="0"/>
+        </w:rPr>
+        <w:t xml:space="preserve">Ask for one decision the learner can now justify and one situation requiring more </w:t>
+      </w:r>
+      <w:r>
+        <w:rPr>
+          <w:b/>
+        </w:rPr>
+        <w:t>evidence</w:t>
+      </w:r>
+      <w:r>
+        <w:rPr>
+          <w:b w:val="0"/>
+        </w:rPr>
+        <w:t xml:space="preserve"> or human review. Confidence ratings are separate from correct independent performance.</w:t>
       </w:r>
     </w:p>
     <w:p>
@@ -3447,12 +6959,30 @@
         <w:pStyle w:val="Heading3"/>
       </w:pPr>
       <w:r>
-        <w:t>Exit reflection</w:t>
-      </w:r>
-    </w:p>
-    <w:p>
-      <w:r>
-        <w:t>Ask for one decision the learner can now justify and one situation requiring more evidence or human review. Confidence ratings are separate from correct independent performance.</w:t>
+        <w:t>Bridge to the next week</w:t>
+      </w:r>
+    </w:p>
+    <w:p>
+      <w:pPr>
+        <w:spacing w:line="336" w:lineRule="auto" w:after="180"/>
+      </w:pPr>
+      <w:r>
+        <w:rPr>
+          <w:b w:val="0"/>
+        </w:rPr>
+        <w:t xml:space="preserve">Next: Week 5: Inspect Before Modeling. Retrieve today’s </w:t>
+      </w:r>
+      <w:r>
+        <w:rPr>
+          <w:b/>
+        </w:rPr>
+        <w:t>evidence</w:t>
+      </w:r>
+      <w:r>
+        <w:rPr>
+          <w:b w:val="0"/>
+        </w:rPr>
+        <w:t xml:space="preserve"> and identify what carries forward and what is new.</w:t>
       </w:r>
     </w:p>
     <w:p>
@@ -3460,12 +6990,123 @@
         <w:pStyle w:val="Heading3"/>
       </w:pPr>
       <w:r>
-        <w:t>Bridge to the next week</w:t>
-      </w:r>
-    </w:p>
-    <w:p>
-      <w:r>
-        <w:t>Next: Week 5: Inspect Before Modeling. Retrieve today’s evidence and identify what carries forward and what is new.</w:t>
+        <w:t>Support and fresh reassessment</w:t>
+      </w:r>
+    </w:p>
+    <w:p>
+      <w:pPr>
+        <w:spacing w:line="336" w:lineRule="auto" w:after="180"/>
+      </w:pPr>
+      <w:r>
+        <w:rPr>
+          <w:b w:val="0"/>
+        </w:rPr>
+        <w:t xml:space="preserve">Use a </w:t>
+      </w:r>
+      <w:r>
+        <w:rPr>
+          <w:b/>
+        </w:rPr>
+        <w:t>schema</w:t>
+      </w:r>
+      <w:r>
+        <w:rPr>
+          <w:b w:val="0"/>
+        </w:rPr>
+        <w:t xml:space="preserve"> card beside each record. Extension: explain how allowing decimal durations would change both </w:t>
+      </w:r>
+      <w:r>
+        <w:rPr>
+          <w:b/>
+        </w:rPr>
+        <w:t>type</w:t>
+      </w:r>
+      <w:r>
+        <w:rPr>
+          <w:b w:val="0"/>
+        </w:rPr>
+        <w:t xml:space="preserve"> and rounding rules.</w:t>
+      </w:r>
+    </w:p>
+    <w:p>
+      <w:pPr>
+        <w:spacing w:line="336" w:lineRule="auto" w:after="180"/>
+      </w:pPr>
+      <w:r>
+        <w:rPr>
+          <w:b w:val="0"/>
+        </w:rPr>
+        <w:t xml:space="preserve">Independent W4 </w:t>
+      </w:r>
+      <w:r>
+        <w:rPr>
+          <w:b/>
+        </w:rPr>
+        <w:t>evidence</w:t>
+      </w:r>
+      <w:r>
+        <w:rPr>
+          <w:b w:val="0"/>
+        </w:rPr>
+        <w:t xml:space="preserve">: Examples: A/0 and B/40 valid; empty label/5 invalid label; C/41 invalid range. Text "5" also fails the count </w:t>
+      </w:r>
+      <w:r>
+        <w:rPr>
+          <w:b/>
+        </w:rPr>
+        <w:t>type</w:t>
+      </w:r>
+      <w:r>
+        <w:rPr>
+          <w:b w:val="0"/>
+        </w:rPr>
+        <w:t xml:space="preserve">. Accept alternatives meeting the </w:t>
+      </w:r>
+      <w:r>
+        <w:rPr>
+          <w:b/>
+        </w:rPr>
+        <w:t>written rule</w:t>
+      </w:r>
+      <w:r>
+        <w:rPr>
+          <w:b w:val="0"/>
+        </w:rPr>
+        <w:t>s.</w:t>
+      </w:r>
+    </w:p>
+    <w:p>
+      <w:pPr>
+        <w:spacing w:line="336" w:lineRule="auto" w:after="180"/>
+      </w:pPr>
+      <w:r>
+        <w:rPr>
+          <w:b w:val="0"/>
+        </w:rPr>
+        <w:t>Record whether the learner needed no help, a hint or explanation. Fresh retry: define a tray label and integer count 0 through 20. Require tests at 0, 20, -1 and 21 and a text count.</w:t>
+      </w:r>
+    </w:p>
+    <w:p>
+      <w:pPr>
+        <w:spacing w:line="336" w:lineRule="auto" w:after="180"/>
+      </w:pPr>
+      <w:r>
+        <w:rPr>
+          <w:b w:val="0"/>
+        </w:rPr>
+        <w:t xml:space="preserve">Next week: Missing values and validation. Reuse this week's explicit contracts and </w:t>
+      </w:r>
+      <w:r>
+        <w:rPr>
+          <w:b/>
+        </w:rPr>
+        <w:t>evidence</w:t>
+      </w:r>
+      <w:r>
+        <w:rPr>
+          <w:b w:val="0"/>
+        </w:rPr>
+        <w:t>.</w:t>
       </w:r>
     </w:p>
     <w:p>
@@ -3473,22 +7114,112 @@
         <w:pStyle w:val="Heading3"/>
       </w:pPr>
       <w:r>
-        <w:t>Support and fresh reassessment</w:t>
-      </w:r>
-    </w:p>
-    <w:p>
-      <w:r>
-        <w:t>Use a schema card beside each record. Extension: explain how allowing decimal durations would change both type and rounding rules.</w:t>
-      </w:r>
-    </w:p>
-    <w:p>
-      <w:r>
-        <w:t>Independent W4 evidence: Examples: A/0 and B/40 valid; empty label/5 invalid label; C/41 invalid range. Text "5" also fails the count type. Accept alternatives meeting the written rules. Record whether the learner needed no help, a hint or explanation. Fresh retry: define a tray label and integer count 0 through 20. Require tests at 0, 20, -1 and 21 and a text count.</w:t>
-      </w:r>
-    </w:p>
-    <w:p>
-      <w:r>
-        <w:t>Next week: Missing values and validation. Reuse this week's explicit contracts and evidence.</w:t>
+        <w:t>Readiness and reassessment for File input and output</w:t>
+      </w:r>
+    </w:p>
+    <w:p>
+      <w:pPr>
+        <w:spacing w:line="336" w:lineRule="auto" w:after="180"/>
+      </w:pPr>
+      <w:r>
+        <w:rPr>
+          <w:b w:val="0"/>
+        </w:rPr>
+        <w:t xml:space="preserve">Provide the exact </w:t>
+      </w:r>
+      <w:r>
+        <w:rPr>
+          <w:b/>
+        </w:rPr>
+        <w:t>file</w:t>
+      </w:r>
+      <w:r>
+        <w:rPr>
+          <w:b w:val="0"/>
+        </w:rPr>
+        <w:t xml:space="preserve"> and folder </w:t>
+      </w:r>
+      <w:r>
+        <w:rPr>
+          <w:b/>
+        </w:rPr>
+        <w:t>path</w:t>
+      </w:r>
+      <w:r>
+        <w:rPr>
+          <w:b w:val="0"/>
+        </w:rPr>
+        <w:t>. Extension: retain line numbers alongside parsed values to make corrections traceable.</w:t>
+      </w:r>
+    </w:p>
+    <w:p>
+      <w:pPr>
+        <w:spacing w:line="336" w:lineRule="auto" w:after="180"/>
+      </w:pPr>
+      <w:r>
+        <w:rPr>
+          <w:b w:val="0"/>
+        </w:rPr>
+        <w:t xml:space="preserve">Independent W4 </w:t>
+      </w:r>
+      <w:r>
+        <w:rPr>
+          <w:b/>
+        </w:rPr>
+        <w:t>evidence</w:t>
+      </w:r>
+      <w:r>
+        <w:rPr>
+          <w:b w:val="0"/>
+        </w:rPr>
+        <w:t xml:space="preserve">: Read counters.txt as UTF-8 text, convert three lines to integers; count 3 and total 10. Keep the raw </w:t>
+      </w:r>
+      <w:r>
+        <w:rPr>
+          <w:b/>
+        </w:rPr>
+        <w:t>file</w:t>
+      </w:r>
+      <w:r>
+        <w:rPr>
+          <w:b w:val="0"/>
+        </w:rPr>
+        <w:t xml:space="preserve"> unchanged. Record whether the learner needed no help, a hint or explanation.</w:t>
+      </w:r>
+    </w:p>
+    <w:p>
+      <w:pPr>
+        <w:spacing w:line="336" w:lineRule="auto" w:after="180"/>
+      </w:pPr>
+      <w:r>
+        <w:rPr>
+          <w:b w:val="0"/>
+        </w:rPr>
+        <w:t xml:space="preserve">Fresh retry: sandbox values 2, 7, 1, 0 give count 4 and total 10. An empty </w:t>
+      </w:r>
+      <w:r>
+        <w:rPr>
+          <w:b/>
+        </w:rPr>
+        <w:t>file</w:t>
+      </w:r>
+      <w:r>
+        <w:rPr>
+          <w:b w:val="0"/>
+        </w:rPr>
+        <w:t xml:space="preserve"> yields count 0 and sum 0, which must be labelled no </w:t>
+      </w:r>
+      <w:r>
+        <w:rPr>
+          <w:b/>
+        </w:rPr>
+        <w:t>observation</w:t>
+      </w:r>
+      <w:r>
+        <w:rPr>
+          <w:b w:val="0"/>
+        </w:rPr>
+        <w:t>s.</w:t>
       </w:r>
     </w:p>
     <w:p>
@@ -3496,17 +7227,88 @@
         <w:pStyle w:val="Heading3"/>
       </w:pPr>
       <w:r>
-        <w:t>Readiness and reassessment for File input and output</w:t>
-      </w:r>
-    </w:p>
-    <w:p>
-      <w:r>
-        <w:t>Provide the exact file and folder path. Extension: retain line numbers alongside parsed values to make corrections traceable.</w:t>
-      </w:r>
-    </w:p>
-    <w:p>
-      <w:r>
-        <w:t>Independent W4 evidence: Read counters.txt as UTF-8 text, convert three lines to integers; count 3 and total 10. Keep the raw file unchanged. Record whether the learner needed no help, a hint or explanation. Fresh retry: sandbox values 2, 7, 1, 0 give count 4 and total 10. An empty file yields count 0 and sum 0, which must be labelled no observations.</w:t>
+        <w:t>Readiness and reassessment for Exceptions and recovery</w:t>
+      </w:r>
+    </w:p>
+    <w:p>
+      <w:pPr>
+        <w:spacing w:line="336" w:lineRule="auto" w:after="180"/>
+      </w:pPr>
+      <w:r>
+        <w:rPr>
+          <w:b w:val="0"/>
+        </w:rPr>
+        <w:t xml:space="preserve">Use success and failure </w:t>
+      </w:r>
+      <w:r>
+        <w:rPr>
+          <w:b/>
+        </w:rPr>
+        <w:t>path</w:t>
+      </w:r>
+      <w:r>
+        <w:rPr>
+          <w:b w:val="0"/>
+        </w:rPr>
+        <w:t xml:space="preserve"> cards. Extension: reject non-string </w:t>
+      </w:r>
+      <w:r>
+        <w:rPr>
+          <w:b/>
+        </w:rPr>
+        <w:t>input</w:t>
+      </w:r>
+      <w:r>
+        <w:rPr>
+          <w:b w:val="0"/>
+        </w:rPr>
+        <w:t xml:space="preserve"> explicitly with a separate </w:t>
+      </w:r>
+      <w:r>
+        <w:rPr>
+          <w:b/>
+        </w:rPr>
+        <w:t>status</w:t>
+      </w:r>
+      <w:r>
+        <w:rPr>
+          <w:b w:val="0"/>
+        </w:rPr>
+        <w:t xml:space="preserve"> before calling int.</w:t>
+      </w:r>
+    </w:p>
+    <w:p>
+      <w:pPr>
+        <w:spacing w:line="336" w:lineRule="auto" w:after="180"/>
+      </w:pPr>
+      <w:r>
+        <w:rPr>
+          <w:b w:val="0"/>
+        </w:rPr>
+        <w:t xml:space="preserve">Independent W4 </w:t>
+      </w:r>
+      <w:r>
+        <w:rPr>
+          <w:b/>
+        </w:rPr>
+        <w:t>evidence</w:t>
+      </w:r>
+      <w:r>
+        <w:rPr>
+          <w:b w:val="0"/>
+        </w:rPr>
+        <w:t>: 4 and 0 give ok with 4 and 0; 11 and -1 give out of range/None; four gives invalid text/None. Use specific handling and explicit range checks.</w:t>
+      </w:r>
+    </w:p>
+    <w:p>
+      <w:pPr>
+        <w:spacing w:line="336" w:lineRule="auto" w:after="180"/>
+      </w:pPr>
+      <w:r>
+        <w:rPr>
+          <w:b w:val="0"/>
+        </w:rPr>
+        <w:t>Record whether the learner needed no help, a hint or explanation. Fresh retry: integer score strings 0 through 5. "5" ok/5, "6" out of range/None, "" invalid text/None, "0" ok/0.</w:t>
       </w:r>
     </w:p>
     <w:p>
@@ -3514,35 +7316,40 @@
         <w:pStyle w:val="Heading3"/>
       </w:pPr>
       <w:r>
-        <w:t>Readiness and reassessment for Exceptions and recovery</w:t>
-      </w:r>
-    </w:p>
-    <w:p>
-      <w:r>
-        <w:t>Use success and failure path cards. Extension: reject non-string input explicitly with a separate status before calling int.</w:t>
-      </w:r>
-    </w:p>
-    <w:p>
-      <w:r>
-        <w:t>Independent W4 evidence: 4 and 0 give ok with 4 and 0; 11 and -1 give out of range/None; four gives invalid text/None. Use specific handling and explicit range checks. Record whether the learner needed no help, a hint or explanation. Fresh retry: integer score strings 0 through 5. "5" ok/5, "6" out of range/None, "" invalid text/None, "0" ok/0.</w:t>
-      </w:r>
-    </w:p>
-    <w:p>
-      <w:pPr>
-        <w:pStyle w:val="Heading3"/>
-      </w:pPr>
-      <w:r>
         <w:t>Plan the delayed return</w:t>
       </w:r>
     </w:p>
     <w:p>
-      <w:r>
+      <w:pPr>
+        <w:spacing w:line="336" w:lineRule="auto" w:after="180"/>
+      </w:pPr>
+      <w:r>
+        <w:rPr>
+          <w:b w:val="0"/>
+        </w:rPr>
         <w:t>Suggested return points in this level: ai-4/5, ai-4/7, ai-4/10. Use actual classroom dates, adjusting for holidays and gaps. One, three and six teaching weeks are scheduling choices, not a claimed optimal spacing.</w:t>
       </w:r>
     </w:p>
     <w:p>
-      <w:r>
-        <w:t>At a delayed check, ask for the idea from memory and a changed application. Compare with the earlier independent response and record support used. For a new level, revisit the previous capstone before checking the new prerequisites.</w:t>
+      <w:pPr>
+        <w:spacing w:line="336" w:lineRule="auto" w:after="180"/>
+      </w:pPr>
+      <w:r>
+        <w:rPr>
+          <w:b w:val="0"/>
+        </w:rPr>
+        <w:t>At a delayed check, ask for the idea from memory and a changed application. Compare with the earlier independent response and record support used.</w:t>
+      </w:r>
+    </w:p>
+    <w:p>
+      <w:pPr>
+        <w:spacing w:line="336" w:lineRule="auto" w:after="180"/>
+      </w:pPr>
+      <w:r>
+        <w:rPr>
+          <w:b w:val="0"/>
+        </w:rPr>
+        <w:t>For a new level, revisit the previous capstone before checking the new prerequisites.</w:t>
       </w:r>
     </w:p>
     <w:tbl>
@@ -3702,8 +7509,26 @@
       </w:tr>
     </w:tbl>
     <w:p>
-      <w:r>
-        <w:t>Use the evidence to choose reteaching or the next step. A completed page, confidence rating or attractive project does not by itself demonstrate understanding.</w:t>
+      <w:pPr>
+        <w:spacing w:line="336" w:lineRule="auto" w:after="180"/>
+      </w:pPr>
+      <w:r>
+        <w:rPr>
+          <w:b w:val="0"/>
+        </w:rPr>
+        <w:t xml:space="preserve">Use the </w:t>
+      </w:r>
+      <w:r>
+        <w:rPr>
+          <w:b/>
+        </w:rPr>
+        <w:t>evidence</w:t>
+      </w:r>
+      <w:r>
+        <w:rPr>
+          <w:b w:val="0"/>
+        </w:rPr>
+        <w:t xml:space="preserve"> to choose reteaching or the next step. A completed page, confidence rating or attractive project does not by itself demonstrate understanding.</w:t>
       </w:r>
     </w:p>
     <w:p>
@@ -3715,8 +7540,37 @@
       </w:r>
     </w:p>
     <w:p>
-      <w:r>
-        <w:t>For your Responsible Plant Classifier, save the input, procedure, observed result and limitation of this check. Label this worked example as practice; use a different, previously unreviewed case when checking independent understanding.</w:t>
+      <w:pPr>
+        <w:spacing w:line="336" w:lineRule="auto" w:after="180"/>
+      </w:pPr>
+      <w:r>
+        <w:rPr>
+          <w:b w:val="0"/>
+        </w:rPr>
+        <w:t xml:space="preserve">For your Responsible Plant Classifier, save the </w:t>
+      </w:r>
+      <w:r>
+        <w:rPr>
+          <w:b/>
+        </w:rPr>
+        <w:t>input</w:t>
+      </w:r>
+      <w:r>
+        <w:rPr>
+          <w:b w:val="0"/>
+        </w:rPr>
+        <w:t>, procedure, observed result and limitation of this check.</w:t>
+      </w:r>
+    </w:p>
+    <w:p>
+      <w:pPr>
+        <w:spacing w:line="336" w:lineRule="auto" w:after="180"/>
+      </w:pPr>
+      <w:r>
+        <w:rPr>
+          <w:b w:val="0"/>
+        </w:rPr>
+        <w:t>Label this worked example as practice; use a different, previously unreviewed case when checking independent understanding.</w:t>
       </w:r>
     </w:p>
     <w:p>
@@ -3729,12 +7583,56 @@
     </w:p>
     <w:p>
       <w:r>
-        <w:t>Teaching target: Specify a table schema</w:t>
-      </w:r>
-    </w:p>
-    <w:p>
-      <w:r>
-        <w:t>Prepare the labelled worked-case picture, the matching workbook, fictional input cards and a place for individual responses. Check a local Python 3 environment before class; have a paper-trace version ready.</w:t>
+        <w:t>Use this preparation summary alongside the detailed Python and Table Readiness lesson; it is a checklist rather than a replacement for the full sequence.</w:t>
+      </w:r>
+    </w:p>
+    <w:p>
+      <w:pPr>
+        <w:pStyle w:val="Heading3"/>
+      </w:pPr>
+      <w:r>
+        <w:t>Teaching target</w:t>
+      </w:r>
+    </w:p>
+    <w:p>
+      <w:pPr>
+        <w:spacing w:line="336" w:lineRule="auto" w:after="180"/>
+        <w:shd w:fill="EDF7F3"/>
+      </w:pPr>
+      <w:r>
+        <w:rPr>
+          <w:b w:val="0"/>
+        </w:rPr>
+        <w:t xml:space="preserve">Teaching target: Specify a table </w:t>
+      </w:r>
+      <w:r>
+        <w:rPr>
+          <w:b/>
+        </w:rPr>
+        <w:t>schema</w:t>
+      </w:r>
+    </w:p>
+    <w:p>
+      <w:pPr>
+        <w:spacing w:line="336" w:lineRule="auto" w:after="180"/>
+      </w:pPr>
+      <w:r>
+        <w:rPr>
+          <w:b w:val="0"/>
+        </w:rPr>
+        <w:t xml:space="preserve">Prepare the labelled worked-case picture, the matching workbook, fictional </w:t>
+      </w:r>
+      <w:r>
+        <w:rPr>
+          <w:b/>
+        </w:rPr>
+        <w:t>input</w:t>
+      </w:r>
+      <w:r>
+        <w:rPr>
+          <w:b w:val="0"/>
+        </w:rPr>
+        <w:t xml:space="preserve"> cards and a place for individual responses. Check a local Python 3 environment before class; have a paper-trace version ready.</w:t>
       </w:r>
     </w:p>
     <w:tbl>
@@ -3881,37 +7779,249 @@
       </w:tr>
     </w:tbl>
     <w:p>
-      <w:r>
-        <w:t>Before class, solve the supported practice: Classify minutes values 0, 60, -1 and 61 under this schema.</w:t>
-      </w:r>
-    </w:p>
-    <w:p>
-      <w:r>
+      <w:pPr>
+        <w:spacing w:line="336" w:lineRule="auto" w:after="180"/>
+      </w:pPr>
+      <w:r>
+        <w:rPr>
+          <w:b w:val="0"/>
+        </w:rPr>
+        <w:t xml:space="preserve">Before class, solve the supported practice: Classify minutes values 0, 60, -1 and 61 under this </w:t>
+      </w:r>
+      <w:r>
+        <w:rPr>
+          <w:b/>
+        </w:rPr>
+        <w:t>schema</w:t>
+      </w:r>
+      <w:r>
+        <w:rPr>
+          <w:b w:val="0"/>
+        </w:rPr>
+        <w:t>.</w:t>
+      </w:r>
+    </w:p>
+    <w:p>
+      <w:pPr>
+        <w:pStyle w:val="Heading3"/>
+      </w:pPr>
+      <w:r>
+        <w:t>Supported practice answer</w:t>
+      </w:r>
+    </w:p>
+    <w:p>
+      <w:pPr>
+        <w:spacing w:line="336" w:lineRule="auto" w:after="180"/>
+        <w:shd w:fill="F1F6FC"/>
+      </w:pPr>
+      <w:r>
+        <w:rPr>
+          <w:b w:val="0"/>
+        </w:rPr>
         <w:t>Reasoned practice answer: 0 and 60 pass; -1 and 61 fail.</w:t>
       </w:r>
     </w:p>
     <w:p>
-      <w:r>
-        <w:t>Check every learner before discussion: Use the worked case for Rows columns and schemas. Proposed explanation: “A successful run proves the conclusion”. Decide whether this explanation is supported. Point to the step or supplied fact that decides; explain your repair if needed.</w:t>
-      </w:r>
-    </w:p>
-    <w:p>
-      <w:r>
-        <w:t>Misconception repair: A row can satisfy every schema rule and still be a wrong observation. Schema validation checks our stated structure and constraints, not whether someone measured honestly or selected a representative sample.</w:t>
-      </w:r>
-    </w:p>
-    <w:p>
-      <w:r>
-        <w:t>Support: read the exact case aloud, enlarge the labelled picture, supply input cards and model only the first deciding step. Accept a spoken explanation or drawing; retain the reasoning goal.</w:t>
-      </w:r>
-    </w:p>
-    <w:p>
-      <w:r>
-        <w:t>Extension: S changes from 0 to None. Require a prediction and a reason before comparing. Expected result: Mean becomes (2+6)/2=4 cm with 2/4 measured. Reason: Removing a measured zero changes both the denominator and the coverage.</w:t>
-      </w:r>
-    </w:p>
-    <w:p>
-      <w:r>
+      <w:pPr>
+        <w:spacing w:line="336" w:lineRule="auto" w:after="180"/>
+      </w:pPr>
+      <w:r>
+        <w:rPr>
+          <w:b w:val="0"/>
+        </w:rPr>
+        <w:t xml:space="preserve">Check every learner before discussion: Use the worked case for Rows columns and </w:t>
+      </w:r>
+      <w:r>
+        <w:rPr>
+          <w:b/>
+        </w:rPr>
+        <w:t>schema</w:t>
+      </w:r>
+      <w:r>
+        <w:rPr>
+          <w:b w:val="0"/>
+        </w:rPr>
+        <w:t>s. Proposed explanation: “A successful run proves the conclusion”. Decide whether this explanation is supported.</w:t>
+      </w:r>
+    </w:p>
+    <w:p>
+      <w:pPr>
+        <w:spacing w:line="336" w:lineRule="auto" w:after="180"/>
+      </w:pPr>
+      <w:r>
+        <w:rPr>
+          <w:b w:val="0"/>
+        </w:rPr>
+        <w:t>Point to the step or supplied fact that decides; explain your repair if needed.</w:t>
+      </w:r>
+    </w:p>
+    <w:p>
+      <w:pPr>
+        <w:pStyle w:val="Heading3"/>
+      </w:pPr>
+      <w:r>
+        <w:t>Repair the misconception</w:t>
+      </w:r>
+    </w:p>
+    <w:p>
+      <w:pPr>
+        <w:spacing w:line="336" w:lineRule="auto" w:after="180"/>
+        <w:shd w:fill="FFF5E6"/>
+      </w:pPr>
+      <w:r>
+        <w:rPr>
+          <w:b w:val="0"/>
+        </w:rPr>
+        <w:t xml:space="preserve">Misconception repair: A row can satisfy every </w:t>
+      </w:r>
+      <w:r>
+        <w:rPr>
+          <w:b/>
+        </w:rPr>
+        <w:t>schema</w:t>
+      </w:r>
+      <w:r>
+        <w:rPr>
+          <w:b w:val="0"/>
+        </w:rPr>
+        <w:t xml:space="preserve"> rule and still be a wrong </w:t>
+      </w:r>
+      <w:r>
+        <w:rPr>
+          <w:b/>
+        </w:rPr>
+        <w:t>observation</w:t>
+      </w:r>
+      <w:r>
+        <w:rPr>
+          <w:b w:val="0"/>
+        </w:rPr>
+        <w:t>.</w:t>
+      </w:r>
+    </w:p>
+    <w:p>
+      <w:pPr>
+        <w:spacing w:line="336" w:lineRule="auto" w:after="180"/>
+        <w:shd w:fill="FFF5E6"/>
+      </w:pPr>
+      <w:r>
+        <w:rPr>
+          <w:b/>
+        </w:rPr>
+        <w:t>Schema</w:t>
+      </w:r>
+      <w:r>
+        <w:rPr>
+          <w:b w:val="0"/>
+        </w:rPr>
+        <w:t xml:space="preserve"> validation checks our stated structure and </w:t>
+      </w:r>
+      <w:r>
+        <w:rPr>
+          <w:b/>
+        </w:rPr>
+        <w:t>constraint</w:t>
+      </w:r>
+      <w:r>
+        <w:rPr>
+          <w:b w:val="0"/>
+        </w:rPr>
+        <w:t>s, not whether someone measured honestly or selected a representative sample.</w:t>
+      </w:r>
+    </w:p>
+    <w:p>
+      <w:pPr>
+        <w:pStyle w:val="Heading3"/>
+      </w:pPr>
+      <w:r>
+        <w:t>Support without giving away the answer</w:t>
+      </w:r>
+    </w:p>
+    <w:p>
+      <w:pPr>
+        <w:spacing w:line="336" w:lineRule="auto" w:after="180"/>
+        <w:shd w:fill="F1F6F8"/>
+      </w:pPr>
+      <w:r>
+        <w:rPr>
+          <w:b w:val="0"/>
+        </w:rPr>
+        <w:t xml:space="preserve">Support: read the exact case aloud, enlarge the labelled picture, supply </w:t>
+      </w:r>
+      <w:r>
+        <w:rPr>
+          <w:b/>
+        </w:rPr>
+        <w:t>input</w:t>
+      </w:r>
+      <w:r>
+        <w:rPr>
+          <w:b w:val="0"/>
+        </w:rPr>
+        <w:t xml:space="preserve"> cards and model only the first deciding step. Accept a spoken explanation or drawing; retain the reasoning goal.</w:t>
+      </w:r>
+    </w:p>
+    <w:p>
+      <w:pPr>
+        <w:pStyle w:val="Heading3"/>
+      </w:pPr>
+      <w:r>
+        <w:t>Extend the reasoning</w:t>
+      </w:r>
+    </w:p>
+    <w:p>
+      <w:pPr>
+        <w:spacing w:line="336" w:lineRule="auto" w:after="180"/>
+        <w:shd w:fill="F5F1FB"/>
+      </w:pPr>
+      <w:r>
+        <w:rPr>
+          <w:b w:val="0"/>
+        </w:rPr>
+        <w:t xml:space="preserve">Extension: S changes from 0 to None. Require a </w:t>
+      </w:r>
+      <w:r>
+        <w:rPr>
+          <w:b/>
+        </w:rPr>
+        <w:t>prediction</w:t>
+      </w:r>
+      <w:r>
+        <w:rPr>
+          <w:b w:val="0"/>
+        </w:rPr>
+        <w:t xml:space="preserve"> and a reason before comparing. Expected result: Mean becomes (2+6)/2=4 cm with 2/4 measured.</w:t>
+      </w:r>
+    </w:p>
+    <w:p>
+      <w:pPr>
+        <w:spacing w:line="336" w:lineRule="auto" w:after="180"/>
+        <w:shd w:fill="F5F1FB"/>
+      </w:pPr>
+      <w:r>
+        <w:rPr>
+          <w:b w:val="0"/>
+        </w:rPr>
+        <w:t>Reason: Removing a measured zero changes both the denominator and the coverage.</w:t>
+      </w:r>
+    </w:p>
+    <w:p>
+      <w:pPr>
+        <w:pStyle w:val="Heading3"/>
+      </w:pPr>
+      <w:r>
+        <w:t>Protect the independent attempt</w:t>
+      </w:r>
+    </w:p>
+    <w:p>
+      <w:pPr>
+        <w:spacing w:line="336" w:lineRule="auto" w:after="180"/>
+        <w:shd w:fill="FFF5E6"/>
+      </w:pPr>
+      <w:r>
+        <w:rPr>
+          <w:b w:val="0"/>
+        </w:rPr>
         <w:t>Independent assessment: withhold the reserved answer until the learner has attempted the new case. Record support separately from correctness.</w:t>
       </w:r>
     </w:p>
@@ -4100,13 +8210,58 @@
       </w:tr>
     </w:tbl>
     <w:p>
-      <w:r>
-        <w:t>Project checkpoint: Frame the need. Name the user, the problem, allowed inputs and a safe simple starting method.</w:t>
-      </w:r>
-    </w:p>
-    <w:p>
-      <w:r>
-        <w:t>Use the weekly teacher answer for topic-specific reasoning. A saved progress tick is an activity record; judge mastery from the learner’s explanation and evidence.</w:t>
+      <w:pPr>
+        <w:pStyle w:val="Heading3"/>
+      </w:pPr>
+      <w:r>
+        <w:t>Project checkpoint</w:t>
+      </w:r>
+    </w:p>
+    <w:p>
+      <w:pPr>
+        <w:spacing w:line="336" w:lineRule="auto" w:after="180"/>
+        <w:shd w:fill="EDF7F3"/>
+      </w:pPr>
+      <w:r>
+        <w:rPr>
+          <w:b w:val="0"/>
+        </w:rPr>
+        <w:t xml:space="preserve">Project checkpoint: Frame the need. Name the user, the problem, allowed </w:t>
+      </w:r>
+      <w:r>
+        <w:rPr>
+          <w:b/>
+        </w:rPr>
+        <w:t>input</w:t>
+      </w:r>
+      <w:r>
+        <w:rPr>
+          <w:b w:val="0"/>
+        </w:rPr>
+        <w:t>s and a safe simple starting method.</w:t>
+      </w:r>
+    </w:p>
+    <w:p>
+      <w:pPr>
+        <w:spacing w:line="336" w:lineRule="auto" w:after="180"/>
+      </w:pPr>
+      <w:r>
+        <w:rPr>
+          <w:b w:val="0"/>
+        </w:rPr>
+        <w:t xml:space="preserve">Use the weekly teacher answer for topic-specific reasoning. A saved progress tick is an activity record; judge mastery from the learner’s explanation and </w:t>
+      </w:r>
+      <w:r>
+        <w:rPr>
+          <w:b/>
+        </w:rPr>
+        <w:t>evidence</w:t>
+      </w:r>
+      <w:r>
+        <w:rPr>
+          <w:b w:val="0"/>
+        </w:rPr>
+        <w:t>.</w:t>
       </w:r>
     </w:p>
     <w:p>
@@ -4119,27 +8274,902 @@
     </w:p>
     <w:p>
       <w:r>
-        <w:t>Use the two formative questions as supported practice, not as independent mastery scores. Discuss the deciding evidence rather than accepting a guessed selection.</w:t>
-      </w:r>
-    </w:p>
-    <w:p>
-      <w:r>
+        <w:t>Use feedback, earlier review and portfolios purposefully. Apply the coding routine only when this lesson has an executable lab.</w:t>
+      </w:r>
+    </w:p>
+    <w:p>
+      <w:pPr>
+        <w:spacing w:line="336" w:lineRule="auto" w:after="180"/>
+      </w:pPr>
+      <w:r>
+        <w:rPr>
+          <w:b w:val="0"/>
+        </w:rPr>
+        <w:t xml:space="preserve">Use the two formative questions as supported practice, not as independent mastery scores. Discuss the deciding </w:t>
+      </w:r>
+      <w:r>
+        <w:rPr>
+          <w:b/>
+        </w:rPr>
+        <w:t>evidence</w:t>
+      </w:r>
+      <w:r>
+        <w:rPr>
+          <w:b w:val="0"/>
+        </w:rPr>
+        <w:t xml:space="preserve"> rather than accepting a guessed selection.</w:t>
+      </w:r>
+    </w:p>
+    <w:p>
+      <w:pPr>
+        <w:spacing w:line="336" w:lineRule="auto" w:after="180"/>
+      </w:pPr>
+      <w:r>
+        <w:rPr>
+          <w:b w:val="0"/>
+        </w:rPr>
         <w:t>The feedback comes from the reviewed public worked case. Do not reveal the separately reserved independent teacher answer until the learner has attempted that case.</w:t>
       </w:r>
     </w:p>
     <w:p>
-      <w:r>
-        <w:t>Ask students to predict before running code. Preserve errors and actual outputs; collect a changed test and an explanation. The branch-boundary and indexing lessons deliberately include failure cases.</w:t>
-      </w:r>
-    </w:p>
-    <w:p>
-      <w:r>
+      <w:pPr>
+        <w:spacing w:line="336" w:lineRule="auto" w:after="180"/>
+      </w:pPr>
+      <w:r>
+        <w:rPr>
+          <w:b w:val="0"/>
+        </w:rPr>
+        <w:t xml:space="preserve">Ask students to predict before running code. Preserve errors and actual </w:t>
+      </w:r>
+      <w:r>
+        <w:rPr>
+          <w:b/>
+        </w:rPr>
+        <w:t>output</w:t>
+      </w:r>
+      <w:r>
+        <w:rPr>
+          <w:b w:val="0"/>
+        </w:rPr>
+        <w:t>s; collect a changed test and an explanation. The branch-boundary and indexing lessons deliberately include failure cases.</w:t>
+      </w:r>
+    </w:p>
+    <w:p>
+      <w:pPr>
+        <w:spacing w:line="336" w:lineRule="auto" w:after="180"/>
+      </w:pPr>
+      <w:r>
+        <w:rPr>
+          <w:b w:val="0"/>
+        </w:rPr>
         <w:t>Use the earlier worked-explanation links to address a specific missing building block, then return to the current question. Adapt this suggestion after observing the learner; it is not an automatic diagnosis.</w:t>
       </w:r>
     </w:p>
     <w:p>
-      <w:r>
-        <w:t>Collect the completed-work portfolio as evidence. Record support separately from correctness, and assess explanation, trace/test and limitations. Progress ticks and quiz selections alone do not establish mastery.</w:t>
+      <w:pPr>
+        <w:spacing w:line="336" w:lineRule="auto" w:after="180"/>
+      </w:pPr>
+      <w:r>
+        <w:rPr>
+          <w:b w:val="0"/>
+        </w:rPr>
+        <w:t xml:space="preserve">Collect the completed-work portfolio as </w:t>
+      </w:r>
+      <w:r>
+        <w:rPr>
+          <w:b/>
+        </w:rPr>
+        <w:t>evidence</w:t>
+      </w:r>
+      <w:r>
+        <w:rPr>
+          <w:b w:val="0"/>
+        </w:rPr>
+        <w:t>. Record support separately from correctness, and assess explanation, trace/test and limitations. Progress ticks and quiz selections alone do not establish mastery.</w:t>
+      </w:r>
+    </w:p>
+    <w:p>
+      <w:pPr>
+        <w:pStyle w:val="Heading1"/>
+      </w:pPr>
+      <w:r>
+        <w:t>09. Visual concept journey</w:t>
+      </w:r>
+    </w:p>
+    <w:p>
+      <w:r>
+        <w:t>Show one Python and Table Readiness graphic at a time, request a prediction and discuss its trace before the independent assessment.</w:t>
+      </w:r>
+    </w:p>
+    <w:p>
+      <w:pPr>
+        <w:spacing w:line="336" w:lineRule="auto" w:after="180"/>
+      </w:pPr>
+      <w:r>
+        <w:rPr>
+          <w:b w:val="0"/>
+        </w:rPr>
+        <w:t xml:space="preserve">Use one picture at a time. Hide a worked result before asking for a </w:t>
+      </w:r>
+      <w:r>
+        <w:rPr>
+          <w:b/>
+        </w:rPr>
+        <w:t>prediction</w:t>
+      </w:r>
+      <w:r>
+        <w:rPr>
+          <w:b w:val="0"/>
+        </w:rPr>
+        <w:t>, then reveal it for feedback. These are supported teaching cases; retain the separate independent assessment for a fresh first attempt.</w:t>
+      </w:r>
+    </w:p>
+    <w:p>
+      <w:pPr>
+        <w:pStyle w:val="Heading3"/>
+      </w:pPr>
+      <w:r>
+        <w:t>01. Python and Table Readiness: the case</w:t>
+      </w:r>
+    </w:p>
+    <w:p>
+      <w:r>
+        <w:drawing>
+          <wp:inline xmlns:a="http://schemas.openxmlformats.org/drawingml/2006/main" xmlns:pic="http://schemas.openxmlformats.org/drawingml/2006/picture">
+            <wp:extent cx="5486400" cy="3142488"/>
+            <wp:docPr id="2" name="Picture 2" descr="Inspect a small table before asking Python to compute an average. Supplied facts: Plant heights in cm: P=2, Q=6, R=None, S=0. None means unmeasured; zero is a recorded valid height. All inputs and outcomes in this worked example are invented classroom data; no real model run is claimed."/>
+            <wp:cNvGraphicFramePr>
+              <a:graphicFrameLocks noChangeAspect="1"/>
+            </wp:cNvGraphicFramePr>
+            <a:graphic>
+              <a:graphicData uri="http://schemas.openxmlformats.org/drawingml/2006/picture">
+                <pic:pic>
+                  <pic:nvPicPr>
+                    <pic:cNvPr id="0" name="academy-story-ai-4-4-01.png"/>
+                    <pic:cNvPicPr/>
+                  </pic:nvPicPr>
+                  <pic:blipFill>
+                    <a:blip r:embed="rId10"/>
+                    <a:stretch>
+                      <a:fillRect/>
+                    </a:stretch>
+                  </pic:blipFill>
+                  <pic:spPr>
+                    <a:xfrm>
+                      <a:off x="0" y="0"/>
+                      <a:ext cx="5486400" cy="3142488"/>
+                    </a:xfrm>
+                    <a:prstGeom prst="rect"/>
+                  </pic:spPr>
+                </pic:pic>
+              </a:graphicData>
+            </a:graphic>
+          </wp:inline>
+        </w:drawing>
+      </w:r>
+    </w:p>
+    <w:p>
+      <w:pPr>
+        <w:spacing w:line="336" w:lineRule="auto" w:after="180"/>
+      </w:pPr>
+      <w:r>
+        <w:rPr>
+          <w:b w:val="0"/>
+        </w:rPr>
+        <w:t>Inspect a small table before asking Python to compute an average. Supplied facts: Plant heights in cm: P=2, Q=6, R=None, S=0. None means unmeasured; zero is a recorded valid height.</w:t>
+      </w:r>
+    </w:p>
+    <w:p>
+      <w:pPr>
+        <w:spacing w:line="336" w:lineRule="auto" w:after="180"/>
+      </w:pPr>
+      <w:r>
+        <w:rPr>
+          <w:b w:val="0"/>
+        </w:rPr>
+        <w:t xml:space="preserve">All </w:t>
+      </w:r>
+      <w:r>
+        <w:rPr>
+          <w:b/>
+        </w:rPr>
+        <w:t>input</w:t>
+      </w:r>
+      <w:r>
+        <w:rPr>
+          <w:b w:val="0"/>
+        </w:rPr>
+        <w:t>s and outcomes in this worked example are invented classroom data; no real model run is claimed.</w:t>
+      </w:r>
+    </w:p>
+    <w:p>
+      <w:pPr>
+        <w:spacing w:line="336" w:lineRule="auto" w:after="180"/>
+        <w:shd w:fill="F5F1FB"/>
+      </w:pPr>
+      <w:r>
+        <w:rPr>
+          <w:b w:val="0"/>
+        </w:rPr>
+        <w:t>Point to the given fact that matters most. Explain why it matters.</w:t>
+      </w:r>
+    </w:p>
+    <w:p>
+      <w:pPr>
+        <w:pStyle w:val="Heading3"/>
+      </w:pPr>
+      <w:r>
+        <w:t>Discuss while showing the picture</w:t>
+      </w:r>
+    </w:p>
+    <w:p>
+      <w:pPr>
+        <w:spacing w:line="336" w:lineRule="auto" w:after="180"/>
+        <w:shd w:fill="F1F6F8"/>
+      </w:pPr>
+      <w:r>
+        <w:rPr>
+          <w:b w:val="0"/>
+        </w:rPr>
+        <w:t>Teacher prompt: Point to the given fact that matters most. Explain why it matters. Ask learners to describe one label or arrow in ordinary words. Use the adjacent transcript if the image is difficult to see.</w:t>
+      </w:r>
+    </w:p>
+    <w:p>
+      <w:pPr>
+        <w:pStyle w:val="Heading3"/>
+      </w:pPr>
+      <w:r>
+        <w:t>02. Follow the deciding steps</w:t>
+      </w:r>
+    </w:p>
+    <w:p>
+      <w:r>
+        <w:drawing>
+          <wp:inline xmlns:a="http://schemas.openxmlformats.org/drawingml/2006/main" xmlns:pic="http://schemas.openxmlformats.org/drawingml/2006/picture">
+            <wp:extent cx="5486400" cy="3182112"/>
+            <wp:docPr id="3" name="Picture 3" descr="Check records: Four rows contain three measured values and one missing value. → Calculate mean: Measured sum is 2+6+0=8; mean is 8/3 cm, approximately 2.67 cm. → Report coverage: Report 3/4 measured, retaining the missing record separately."/>
+            <wp:cNvGraphicFramePr>
+              <a:graphicFrameLocks noChangeAspect="1"/>
+            </wp:cNvGraphicFramePr>
+            <a:graphic>
+              <a:graphicData uri="http://schemas.openxmlformats.org/drawingml/2006/picture">
+                <pic:pic>
+                  <pic:nvPicPr>
+                    <pic:cNvPr id="0" name="academy-story-ai-4-4-02.png"/>
+                    <pic:cNvPicPr/>
+                  </pic:nvPicPr>
+                  <pic:blipFill>
+                    <a:blip r:embed="rId11"/>
+                    <a:stretch>
+                      <a:fillRect/>
+                    </a:stretch>
+                  </pic:blipFill>
+                  <pic:spPr>
+                    <a:xfrm>
+                      <a:off x="0" y="0"/>
+                      <a:ext cx="5486400" cy="3182112"/>
+                    </a:xfrm>
+                    <a:prstGeom prst="rect"/>
+                  </pic:spPr>
+                </pic:pic>
+              </a:graphicData>
+            </a:graphic>
+          </wp:inline>
+        </w:drawing>
+      </w:r>
+    </w:p>
+    <w:p>
+      <w:pPr>
+        <w:spacing w:line="336" w:lineRule="auto" w:after="180"/>
+      </w:pPr>
+      <w:r>
+        <w:rPr>
+          <w:b w:val="0"/>
+        </w:rPr>
+        <w:t>Check records: Four rows contain three measured values and one missing value. → Calculate mean: Measured sum is 2+6+0=8; mean is 8/3 cm, approximately 2.67 cm. → Report coverage: Report 3/4 measured, retaining the missing record separately.</w:t>
+      </w:r>
+    </w:p>
+    <w:p>
+      <w:pPr>
+        <w:spacing w:line="336" w:lineRule="auto" w:after="180"/>
+        <w:shd w:fill="F5F1FB"/>
+      </w:pPr>
+      <w:r>
+        <w:rPr>
+          <w:b w:val="0"/>
+        </w:rPr>
+        <w:t xml:space="preserve">Point to each numbered stage and explain which recorded </w:t>
+      </w:r>
+      <w:r>
+        <w:rPr>
+          <w:b/>
+        </w:rPr>
+        <w:t>input</w:t>
+      </w:r>
+      <w:r>
+        <w:rPr>
+          <w:b w:val="0"/>
+        </w:rPr>
+        <w:t xml:space="preserve"> it uses.</w:t>
+      </w:r>
+    </w:p>
+    <w:p>
+      <w:pPr>
+        <w:pStyle w:val="Heading3"/>
+      </w:pPr>
+      <w:r>
+        <w:t>Discuss while showing the picture</w:t>
+      </w:r>
+    </w:p>
+    <w:p>
+      <w:pPr>
+        <w:spacing w:line="336" w:lineRule="auto" w:after="180"/>
+        <w:shd w:fill="F1F6F8"/>
+      </w:pPr>
+      <w:r>
+        <w:rPr>
+          <w:b w:val="0"/>
+        </w:rPr>
+        <w:t xml:space="preserve">Teacher prompt: Point to each numbered stage and explain which recorded </w:t>
+      </w:r>
+      <w:r>
+        <w:rPr>
+          <w:b/>
+        </w:rPr>
+        <w:t>input</w:t>
+      </w:r>
+      <w:r>
+        <w:rPr>
+          <w:b w:val="0"/>
+        </w:rPr>
+        <w:t xml:space="preserve"> it uses. Ask learners to describe one label or arrow in ordinary words. Use the adjacent transcript if the image is difficult to see.</w:t>
+      </w:r>
+    </w:p>
+    <w:p>
+      <w:pPr>
+        <w:pStyle w:val="Heading3"/>
+      </w:pPr>
+      <w:r>
+        <w:t>03. Follow the evidence</w:t>
+      </w:r>
+    </w:p>
+    <w:p>
+      <w:r>
+        <w:drawing>
+          <wp:inline xmlns:a="http://schemas.openxmlformats.org/drawingml/2006/main" xmlns:pic="http://schemas.openxmlformats.org/drawingml/2006/picture">
+            <wp:extent cx="5486400" cy="2834640"/>
+            <wp:docPr id="4" name="Picture 4" descr="Follow the evidence. activity | Nonempty text | Names the session activity. minutes | Integer 0 through 60 | Duration in minutes"/>
+            <wp:cNvGraphicFramePr>
+              <a:graphicFrameLocks noChangeAspect="1"/>
+            </wp:cNvGraphicFramePr>
+            <a:graphic>
+              <a:graphicData uri="http://schemas.openxmlformats.org/drawingml/2006/picture">
+                <pic:pic>
+                  <pic:nvPicPr>
+                    <pic:cNvPr id="0" name="academy-story-ai-4-4-03.png"/>
+                    <pic:cNvPicPr/>
+                  </pic:nvPicPr>
+                  <pic:blipFill>
+                    <a:blip r:embed="rId12"/>
+                    <a:stretch>
+                      <a:fillRect/>
+                    </a:stretch>
+                  </pic:blipFill>
+                  <pic:spPr>
+                    <a:xfrm>
+                      <a:off x="0" y="0"/>
+                      <a:ext cx="5486400" cy="2834640"/>
+                    </a:xfrm>
+                    <a:prstGeom prst="rect"/>
+                  </pic:spPr>
+                </pic:pic>
+              </a:graphicData>
+            </a:graphic>
+          </wp:inline>
+        </w:drawing>
+      </w:r>
+    </w:p>
+    <w:p>
+      <w:pPr>
+        <w:spacing w:line="336" w:lineRule="auto" w:after="180"/>
+      </w:pPr>
+      <w:r>
+        <w:rPr>
+          <w:b w:val="0"/>
+        </w:rPr>
+        <w:t xml:space="preserve">Follow the </w:t>
+      </w:r>
+      <w:r>
+        <w:rPr>
+          <w:b/>
+        </w:rPr>
+        <w:t>evidence</w:t>
+      </w:r>
+      <w:r>
+        <w:rPr>
+          <w:b w:val="0"/>
+        </w:rPr>
+        <w:t>. activity | Nonempty text | Names the session activity. minutes | Integer 0 through 60 | Duration in minutes</w:t>
+      </w:r>
+    </w:p>
+    <w:p>
+      <w:pPr>
+        <w:spacing w:line="336" w:lineRule="auto" w:after="180"/>
+        <w:shd w:fill="F5F1FB"/>
+      </w:pPr>
+      <w:r>
+        <w:rPr>
+          <w:b w:val="0"/>
+        </w:rPr>
+        <w:t>Read the labels and values. Explain the relationship the model shows.</w:t>
+      </w:r>
+    </w:p>
+    <w:p>
+      <w:pPr>
+        <w:pStyle w:val="Heading3"/>
+      </w:pPr>
+      <w:r>
+        <w:t>Discuss while showing the picture</w:t>
+      </w:r>
+    </w:p>
+    <w:p>
+      <w:pPr>
+        <w:spacing w:line="336" w:lineRule="auto" w:after="180"/>
+        <w:shd w:fill="F1F6F8"/>
+      </w:pPr>
+      <w:r>
+        <w:rPr>
+          <w:b w:val="0"/>
+        </w:rPr>
+        <w:t>Teacher prompt: Read the labels and values. Explain the relationship the model shows. Ask learners to describe one label or arrow in ordinary words. Use the adjacent transcript if the image is difficult to see.</w:t>
+      </w:r>
+    </w:p>
+    <w:p>
+      <w:pPr>
+        <w:pStyle w:val="Heading3"/>
+      </w:pPr>
+      <w:r>
+        <w:t>04. Change one thing. Trace what follows.</w:t>
+      </w:r>
+    </w:p>
+    <w:p>
+      <w:r>
+        <w:drawing>
+          <wp:inline xmlns:a="http://schemas.openxmlformats.org/drawingml/2006/main" xmlns:pic="http://schemas.openxmlformats.org/drawingml/2006/picture">
+            <wp:extent cx="5486400" cy="3026664"/>
+            <wp:docPr id="5" name="Picture 5" descr="Original case: Report 3/4 measured, retaining the missing record separately. Changed condition: S changes from 0 to None. Expected result: Mean becomes (2+6)/2=4 cm with 2/4 measured. Reason: Removing a measured zero changes both the denominator and the coverage."/>
+            <wp:cNvGraphicFramePr>
+              <a:graphicFrameLocks noChangeAspect="1"/>
+            </wp:cNvGraphicFramePr>
+            <a:graphic>
+              <a:graphicData uri="http://schemas.openxmlformats.org/drawingml/2006/picture">
+                <pic:pic>
+                  <pic:nvPicPr>
+                    <pic:cNvPr id="0" name="academy-story-ai-4-4-04.png"/>
+                    <pic:cNvPicPr/>
+                  </pic:nvPicPr>
+                  <pic:blipFill>
+                    <a:blip r:embed="rId13"/>
+                    <a:stretch>
+                      <a:fillRect/>
+                    </a:stretch>
+                  </pic:blipFill>
+                  <pic:spPr>
+                    <a:xfrm>
+                      <a:off x="0" y="0"/>
+                      <a:ext cx="5486400" cy="3026664"/>
+                    </a:xfrm>
+                    <a:prstGeom prst="rect"/>
+                  </pic:spPr>
+                </pic:pic>
+              </a:graphicData>
+            </a:graphic>
+          </wp:inline>
+        </w:drawing>
+      </w:r>
+    </w:p>
+    <w:p>
+      <w:pPr>
+        <w:spacing w:line="336" w:lineRule="auto" w:after="180"/>
+      </w:pPr>
+      <w:r>
+        <w:rPr>
+          <w:b w:val="0"/>
+        </w:rPr>
+        <w:t>Original case: Report 3/4 measured, retaining the missing record separately. Changed condition: S changes from 0 to None. Expected result: Mean becomes (2+6)/2=4 cm with 2/4 measured.</w:t>
+      </w:r>
+    </w:p>
+    <w:p>
+      <w:pPr>
+        <w:spacing w:line="336" w:lineRule="auto" w:after="180"/>
+      </w:pPr>
+      <w:r>
+        <w:rPr>
+          <w:b w:val="0"/>
+        </w:rPr>
+        <w:t>Reason: Removing a measured zero changes both the denominator and the coverage.</w:t>
+      </w:r>
+    </w:p>
+    <w:p>
+      <w:pPr>
+        <w:spacing w:line="336" w:lineRule="auto" w:after="180"/>
+        <w:shd w:fill="F5F1FB"/>
+      </w:pPr>
+      <w:r>
+        <w:rPr>
+          <w:b w:val="0"/>
+        </w:rPr>
+        <w:t>Predict before checking the worked changed-case result. Name what changed and what the supplied facts allow you to conclude.</w:t>
+      </w:r>
+    </w:p>
+    <w:p>
+      <w:pPr>
+        <w:pStyle w:val="Heading3"/>
+      </w:pPr>
+      <w:r>
+        <w:t>Discuss while showing the picture</w:t>
+      </w:r>
+    </w:p>
+    <w:p>
+      <w:pPr>
+        <w:spacing w:line="336" w:lineRule="auto" w:after="180"/>
+        <w:shd w:fill="F1F6F8"/>
+      </w:pPr>
+      <w:r>
+        <w:rPr>
+          <w:b w:val="0"/>
+        </w:rPr>
+        <w:t>Teacher prompt: Predict before checking the worked changed-case result. Name what changed and what the supplied facts allow you to conclude. Ask learners to describe one label or arrow in ordinary words.</w:t>
+      </w:r>
+    </w:p>
+    <w:p>
+      <w:pPr>
+        <w:spacing w:line="336" w:lineRule="auto" w:after="180"/>
+        <w:shd w:fill="F1F6F8"/>
+      </w:pPr>
+      <w:r>
+        <w:rPr>
+          <w:b w:val="0"/>
+        </w:rPr>
+        <w:t>Use the adjacent transcript if the image is difficult to see. Changed-case reasoning: Removing a measured zero changes both the denominator and the coverage.</w:t>
+      </w:r>
+    </w:p>
+    <w:p>
+      <w:pPr>
+        <w:pStyle w:val="Heading3"/>
+      </w:pPr>
+      <w:r>
+        <w:t>05. Connect the explanation to its limit</w:t>
+      </w:r>
+    </w:p>
+    <w:p>
+      <w:r>
+        <w:drawing>
+          <wp:inline xmlns:a="http://schemas.openxmlformats.org/drawingml/2006/main" xmlns:pic="http://schemas.openxmlformats.org/drawingml/2006/picture">
+            <wp:extent cx="5486400" cy="2834640"/>
+            <wp:docPr id="6" name="Picture 6" descr="Read the picture in order. Report 3/4 measured, retaining the missing record separately. The arrows show which recorded input or intermediate result each decision uses. Explain the deciding step aloud before checking the changed case; pointing to the final answer alone does not show how it follows. Limit: The measured-row mean may not represent the missing plants; investigate why those readings are absent."/>
+            <wp:cNvGraphicFramePr>
+              <a:graphicFrameLocks noChangeAspect="1"/>
+            </wp:cNvGraphicFramePr>
+            <a:graphic>
+              <a:graphicData uri="http://schemas.openxmlformats.org/drawingml/2006/picture">
+                <pic:pic>
+                  <pic:nvPicPr>
+                    <pic:cNvPr id="0" name="academy-story-ai-4-4-05.png"/>
+                    <pic:cNvPicPr/>
+                  </pic:nvPicPr>
+                  <pic:blipFill>
+                    <a:blip r:embed="rId14"/>
+                    <a:stretch>
+                      <a:fillRect/>
+                    </a:stretch>
+                  </pic:blipFill>
+                  <pic:spPr>
+                    <a:xfrm>
+                      <a:off x="0" y="0"/>
+                      <a:ext cx="5486400" cy="2834640"/>
+                    </a:xfrm>
+                    <a:prstGeom prst="rect"/>
+                  </pic:spPr>
+                </pic:pic>
+              </a:graphicData>
+            </a:graphic>
+          </wp:inline>
+        </w:drawing>
+      </w:r>
+    </w:p>
+    <w:p>
+      <w:pPr>
+        <w:spacing w:line="336" w:lineRule="auto" w:after="180"/>
+      </w:pPr>
+      <w:r>
+        <w:rPr>
+          <w:b w:val="0"/>
+        </w:rPr>
+        <w:t xml:space="preserve">Read the picture in order. Report 3/4 measured, retaining the missing record separately. The arrows show which recorded </w:t>
+      </w:r>
+      <w:r>
+        <w:rPr>
+          <w:b/>
+        </w:rPr>
+        <w:t>input</w:t>
+      </w:r>
+      <w:r>
+        <w:rPr>
+          <w:b w:val="0"/>
+        </w:rPr>
+        <w:t xml:space="preserve"> or intermediate result each decision uses.</w:t>
+      </w:r>
+    </w:p>
+    <w:p>
+      <w:pPr>
+        <w:spacing w:line="336" w:lineRule="auto" w:after="180"/>
+      </w:pPr>
+      <w:r>
+        <w:rPr>
+          <w:b w:val="0"/>
+        </w:rPr>
+        <w:t>Explain the deciding step aloud before checking the changed case; pointing to the final answer alone does not show how it follows.</w:t>
+      </w:r>
+    </w:p>
+    <w:p>
+      <w:pPr>
+        <w:spacing w:line="336" w:lineRule="auto" w:after="180"/>
+      </w:pPr>
+      <w:r>
+        <w:rPr>
+          <w:b w:val="0"/>
+        </w:rPr>
+        <w:t>Limit: The measured-row mean may not represent the missing plants; investigate why those readings are absent.</w:t>
+      </w:r>
+    </w:p>
+    <w:p>
+      <w:pPr>
+        <w:spacing w:line="336" w:lineRule="auto" w:after="180"/>
+        <w:shd w:fill="F5F1FB"/>
+      </w:pPr>
+      <w:r>
+        <w:rPr>
+          <w:b w:val="0"/>
+        </w:rPr>
+        <w:t>Explain the case, then point to a limit on the claim.</w:t>
+      </w:r>
+    </w:p>
+    <w:p>
+      <w:pPr>
+        <w:pStyle w:val="Heading3"/>
+      </w:pPr>
+      <w:r>
+        <w:t>Discuss while showing the picture</w:t>
+      </w:r>
+    </w:p>
+    <w:p>
+      <w:pPr>
+        <w:spacing w:line="336" w:lineRule="auto" w:after="180"/>
+        <w:shd w:fill="F1F6F8"/>
+      </w:pPr>
+      <w:r>
+        <w:rPr>
+          <w:b w:val="0"/>
+        </w:rPr>
+        <w:t>Teacher prompt: Explain the case, then point to a limit on the claim. Ask learners to describe one label or arrow in ordinary words. Use the adjacent transcript if the image is difficult to see.</w:t>
+      </w:r>
+    </w:p>
+    <w:p>
+      <w:pPr>
+        <w:spacing w:line="336" w:lineRule="auto" w:after="180"/>
+        <w:shd w:fill="F1F6F8"/>
+      </w:pPr>
+      <w:r>
+        <w:rPr>
+          <w:b w:val="0"/>
+        </w:rPr>
+        <w:t>Keep the stated scope: The measured-row mean may not represent the missing plants; investigate why those readings are absent.</w:t>
+      </w:r>
+    </w:p>
+    <w:p>
+      <w:pPr>
+        <w:pStyle w:val="Heading3"/>
+      </w:pPr>
+      <w:r>
+        <w:t>06. Make the idea visible in your project</w:t>
+      </w:r>
+    </w:p>
+    <w:p>
+      <w:r>
+        <w:drawing>
+          <wp:inline xmlns:a="http://schemas.openxmlformats.org/drawingml/2006/main" xmlns:pic="http://schemas.openxmlformats.org/drawingml/2006/picture">
+            <wp:extent cx="5486400" cy="3681984"/>
+            <wp:docPr id="7" name="Picture 7" descr="For your Responsible Plant Classifier, save the input, procedure, observed result and limitation of this check. Label this worked example as practice; use a different, previously unreviewed case when checking independent understanding. Draw your input, deciding step, result and limit. Supported question: Why should the missing value not silently become zero? Point to the relevant step in the picture, then write the changed result and the rule or evidence that supports it."/>
+            <wp:cNvGraphicFramePr>
+              <a:graphicFrameLocks noChangeAspect="1"/>
+            </wp:cNvGraphicFramePr>
+            <a:graphic>
+              <a:graphicData uri="http://schemas.openxmlformats.org/drawingml/2006/picture">
+                <pic:pic>
+                  <pic:nvPicPr>
+                    <pic:cNvPr id="0" name="academy-story-ai-4-4-06.png"/>
+                    <pic:cNvPicPr/>
+                  </pic:nvPicPr>
+                  <pic:blipFill>
+                    <a:blip r:embed="rId15"/>
+                    <a:stretch>
+                      <a:fillRect/>
+                    </a:stretch>
+                  </pic:blipFill>
+                  <pic:spPr>
+                    <a:xfrm>
+                      <a:off x="0" y="0"/>
+                      <a:ext cx="5486400" cy="3681984"/>
+                    </a:xfrm>
+                    <a:prstGeom prst="rect"/>
+                  </pic:spPr>
+                </pic:pic>
+              </a:graphicData>
+            </a:graphic>
+          </wp:inline>
+        </w:drawing>
+      </w:r>
+    </w:p>
+    <w:p>
+      <w:pPr>
+        <w:spacing w:line="336" w:lineRule="auto" w:after="180"/>
+      </w:pPr>
+      <w:r>
+        <w:rPr>
+          <w:b w:val="0"/>
+        </w:rPr>
+        <w:t xml:space="preserve">For your Responsible Plant Classifier, save the </w:t>
+      </w:r>
+      <w:r>
+        <w:rPr>
+          <w:b/>
+        </w:rPr>
+        <w:t>input</w:t>
+      </w:r>
+      <w:r>
+        <w:rPr>
+          <w:b w:val="0"/>
+        </w:rPr>
+        <w:t>, procedure, observed result and limitation of this check.</w:t>
+      </w:r>
+    </w:p>
+    <w:p>
+      <w:pPr>
+        <w:spacing w:line="336" w:lineRule="auto" w:after="180"/>
+      </w:pPr>
+      <w:r>
+        <w:rPr>
+          <w:b w:val="0"/>
+        </w:rPr>
+        <w:t xml:space="preserve">Label this worked example as practice; use a different, previously unreviewed case when checking independent understanding. Draw your </w:t>
+      </w:r>
+      <w:r>
+        <w:rPr>
+          <w:b/>
+        </w:rPr>
+        <w:t>input</w:t>
+      </w:r>
+      <w:r>
+        <w:rPr>
+          <w:b w:val="0"/>
+        </w:rPr>
+        <w:t>, deciding step, result and limit.</w:t>
+      </w:r>
+    </w:p>
+    <w:p>
+      <w:pPr>
+        <w:spacing w:line="336" w:lineRule="auto" w:after="180"/>
+      </w:pPr>
+      <w:r>
+        <w:rPr>
+          <w:b w:val="0"/>
+        </w:rPr>
+        <w:t xml:space="preserve">Supported question: Why should the missing value not silently become zero? Point to the relevant step in the picture, then write the changed result and the rule or </w:t>
+      </w:r>
+      <w:r>
+        <w:rPr>
+          <w:b/>
+        </w:rPr>
+        <w:t>evidence</w:t>
+      </w:r>
+      <w:r>
+        <w:rPr>
+          <w:b w:val="0"/>
+        </w:rPr>
+        <w:t xml:space="preserve"> that supports it.</w:t>
+      </w:r>
+    </w:p>
+    <w:p>
+      <w:pPr>
+        <w:spacing w:line="336" w:lineRule="auto" w:after="180"/>
+        <w:shd w:fill="F5F1FB"/>
+      </w:pPr>
+      <w:r>
+        <w:rPr>
+          <w:b w:val="0"/>
+        </w:rPr>
+        <w:t xml:space="preserve">Draw your project trace and justify the deciding step using </w:t>
+      </w:r>
+      <w:r>
+        <w:rPr>
+          <w:b/>
+        </w:rPr>
+        <w:t>evidence</w:t>
+      </w:r>
+      <w:r>
+        <w:rPr>
+          <w:b w:val="0"/>
+        </w:rPr>
+        <w:t>.</w:t>
+      </w:r>
+    </w:p>
+    <w:p>
+      <w:pPr>
+        <w:pStyle w:val="Heading3"/>
+      </w:pPr>
+      <w:r>
+        <w:t>Discuss while showing the picture</w:t>
+      </w:r>
+    </w:p>
+    <w:p>
+      <w:pPr>
+        <w:spacing w:line="336" w:lineRule="auto" w:after="180"/>
+        <w:shd w:fill="F1F6F8"/>
+      </w:pPr>
+      <w:r>
+        <w:rPr>
+          <w:b w:val="0"/>
+        </w:rPr>
+        <w:t xml:space="preserve">Teacher prompt: Draw your project trace and justify the deciding step using </w:t>
+      </w:r>
+      <w:r>
+        <w:rPr>
+          <w:b/>
+        </w:rPr>
+        <w:t>evidence</w:t>
+      </w:r>
+      <w:r>
+        <w:rPr>
+          <w:b w:val="0"/>
+        </w:rPr>
+        <w:t>. Ask learners to describe one label or arrow in ordinary words. Use the adjacent transcript if the image is difficult to see.</w:t>
+      </w:r>
+    </w:p>
+    <w:p>
+      <w:pPr>
+        <w:spacing w:line="336" w:lineRule="auto" w:after="180"/>
+        <w:shd w:fill="F1F6F8"/>
+      </w:pPr>
+      <w:r>
+        <w:rPr>
+          <w:b w:val="0"/>
+        </w:rPr>
+        <w:t xml:space="preserve">Supported practice key: Zero is a real recorded measurement here. Replacing missing with zero would invent </w:t>
+      </w:r>
+      <w:r>
+        <w:rPr>
+          <w:b/>
+        </w:rPr>
+        <w:t>evidence</w:t>
+      </w:r>
+      <w:r>
+        <w:rPr>
+          <w:b w:val="0"/>
+        </w:rPr>
+        <w:t xml:space="preserve"> and lower the mean without justification. Changed-case check: Mean becomes (2+6)/2=4 cm with 2/4 measured.</w:t>
+      </w:r>
+    </w:p>
+    <w:p>
+      <w:pPr>
+        <w:spacing w:line="336" w:lineRule="auto" w:after="180"/>
+        <w:shd w:fill="F1F6F8"/>
+      </w:pPr>
+      <w:r>
+        <w:rPr>
+          <w:b w:val="0"/>
+        </w:rPr>
+        <w:t>Removing a measured zero changes both the denominator and the coverage.</w:t>
       </w:r>
     </w:p>
     <w:sectPr>

--- a/downloads/teacher/ai-4-week-04.docx
+++ b/downloads/teacher/ai-4-week-04.docx
@@ -195,7 +195,7 @@
           </w:tcPr>
           <w:p>
             <w:r>
-              <w:t>Sections 9 and 11–14. Give extra time to finish the full task set; use Section 15 when the week includes a coding lab.</w:t>
+              <w:t>Use “Run the investigation”, “Connect your project”, “Show what you know”, “Study a complete case” and “Try a new case independently”. Give extra time for the full task set. If this week has a coding lab, use its named section; section numbers can change when extra explanations are included.</w:t>
             </w:r>
           </w:p>
         </w:tc>
@@ -2605,6 +2605,26 @@
     <w:p>
       <w:r>
         <w:t>Demonstrate Python and Table Readiness, reduce support deliberately and check individual reasoning before discussing answers.</w:t>
+      </w:r>
+    </w:p>
+    <w:p>
+      <w:pPr>
+        <w:pStyle w:val="Heading3"/>
+      </w:pPr>
+      <w:r>
+        <w:t>Choose the pacing route</w:t>
+      </w:r>
+    </w:p>
+    <w:p>
+      <w:pPr>
+        <w:spacing w:line="336" w:lineRule="auto" w:after="180"/>
+        <w:shd w:fill="F1F6F8"/>
+      </w:pPr>
+      <w:r>
+        <w:rPr>
+          <w:b w:val="0"/>
+        </w:rPr>
+        <w:t>Compact alternative: this two-session sequence covers selected core tasks. Use the three-session weekly plan for the full lesson, independent transfer, feedback and project work; allow extra time for extensions.</w:t>
       </w:r>
     </w:p>
     <w:p>
@@ -7772,7 +7792,7 @@
           </w:tcPr>
           <w:p>
             <w:r>
-              <w:t>Sections 9 and 11–14. Give extra time to finish the full task set; use Section 15 when the week includes a coding lab.</w:t>
+              <w:t>Use “Run the investigation”, “Connect your project”, “Show what you know”, “Study a complete case” and “Try a new case independently”. Give extra time for the full task set. If this week has a coding lab, use its named section; section numbers can change when extra explanations are included.</w:t>
             </w:r>
           </w:p>
         </w:tc>
